--- a/9-traceability/SaborExpress_Plan_Mejora_y_Trazabilidad.docx
+++ b/9-traceability/SaborExpress_Plan_Mejora_y_Trazabilidad.docx
@@ -4,21 +4,75 @@
   <w:body>
     <w:p>
       <w:pPr>
-        <w:spacing w:before="3100" w:line="480" w:lineRule="auto"/>
+        <w:spacing w:before="1100"/>
         <w:jc w:val="center"/>
       </w:pPr>
       <w:r>
+        <w:drawing>
+          <wp:inline>
+            <wp:extent cx="4389120" cy="2501042"/>
+            <wp:docPr id="41" name="Picture 41"/>
+            <wp:cNvGraphicFramePr>
+              <a:graphicFrameLocks noChangeAspect="1"/>
+            </wp:cNvGraphicFramePr>
+            <a:graphic>
+              <a:graphicData uri="http://schemas.openxmlformats.org/drawingml/2006/picture">
+                <pic:pic>
+                  <pic:nvPicPr>
+                    <pic:cNvPr id="0" name="SaborExpress_logo_transparente.png"/>
+                    <pic:cNvPicPr/>
+                  </pic:nvPicPr>
+                  <pic:blipFill>
+                    <a:blip r:embed="rId9"/>
+                    <a:stretch>
+                      <a:fillRect/>
+                    </a:stretch>
+                  </pic:blipFill>
+                  <pic:spPr>
+                    <a:xfrm>
+                      <a:off x="0" y="0"/>
+                      <a:ext cx="4389120" cy="2501042"/>
+                    </a:xfrm>
+                    <a:prstGeom prst="rect"/>
+                  </pic:spPr>
+                </pic:pic>
+              </a:graphicData>
+            </a:graphic>
+          </wp:inline>
+        </w:drawing>
+      </w:r>
+    </w:p>
+    <w:p>
+      <w:pPr>
+        <w:spacing w:before="900" w:after="500"/>
+        <w:jc w:val="center"/>
+      </w:pPr>
+      <w:r>
         <w:rPr>
           <w:rFonts w:ascii="Times New Roman" w:hAnsi="Times New Roman"/>
           <w:b/>
-          <w:sz w:val="28"/>
+          <w:sz w:val="34"/>
         </w:rPr>
         <w:t>03 Acciones correctivas preventivas mejoramiento SaborExpress</w:t>
       </w:r>
     </w:p>
     <w:p>
       <w:pPr>
-        <w:spacing w:line="480" w:lineRule="auto"/>
+        <w:spacing w:after="160"/>
+        <w:jc w:val="center"/>
+      </w:pPr>
+      <w:r>
+        <w:rPr>
+          <w:rFonts w:ascii="Times New Roman" w:hAnsi="Times New Roman"/>
+          <w:b/>
+          <w:sz w:val="24"/>
+        </w:rPr>
+        <w:t>SABOREXPRESS — PROYECTO DE SOFTWARE</w:t>
+      </w:r>
+    </w:p>
+    <w:p>
+      <w:pPr>
+        <w:spacing w:after="160"/>
         <w:jc w:val="center"/>
       </w:pPr>
       <w:r>
@@ -26,12 +80,12 @@
           <w:rFonts w:ascii="Times New Roman" w:hAnsi="Times New Roman"/>
           <w:sz w:val="24"/>
         </w:rPr>
-        <w:t>Equipo de desarrollo SaborExpress</w:t>
-      </w:r>
-    </w:p>
-    <w:p>
-      <w:pPr>
-        <w:spacing w:line="480" w:lineRule="auto"/>
+        <w:t>Yerson Stiven Cuellar Rubiano</w:t>
+      </w:r>
+    </w:p>
+    <w:p>
+      <w:pPr>
+        <w:spacing w:after="160"/>
         <w:jc w:val="center"/>
       </w:pPr>
       <w:r>
@@ -39,12 +93,12 @@
           <w:rFonts w:ascii="Times New Roman" w:hAnsi="Times New Roman"/>
           <w:sz w:val="24"/>
         </w:rPr>
-        <w:t>Filiación institucional y autores individuales: por confirmar</w:t>
-      </w:r>
-    </w:p>
-    <w:p>
-      <w:pPr>
-        <w:spacing w:line="480" w:lineRule="auto"/>
+        <w:t>Ficha de formación: 3145555</w:t>
+      </w:r>
+    </w:p>
+    <w:p>
+      <w:pPr>
+        <w:spacing w:after="160"/>
         <w:jc w:val="center"/>
       </w:pPr>
       <w:r>
@@ -52,12 +106,12 @@
           <w:rFonts w:ascii="Times New Roman" w:hAnsi="Times New Roman"/>
           <w:sz w:val="24"/>
         </w:rPr>
-        <w:t>Estudio académico de ingeniería de software y documentación</w:t>
-      </w:r>
-    </w:p>
-    <w:p>
-      <w:pPr>
-        <w:spacing w:line="480" w:lineRule="auto"/>
+        <w:t>Expediente técnico y académico — APA 7</w:t>
+      </w:r>
+    </w:p>
+    <w:p>
+      <w:pPr>
+        <w:spacing w:after="160"/>
         <w:jc w:val="center"/>
       </w:pPr>
       <w:r>
@@ -69,29 +123,39 @@
       </w:r>
     </w:p>
     <w:p>
+      <w:pPr>
+        <w:spacing w:before="600"/>
+        <w:jc w:val="center"/>
+      </w:pPr>
+      <w:r>
+        <w:rPr>
+          <w:i/>
+        </w:rPr>
+        <w:t>Fuente documental: repositorios SaborExpressBack, SaborExpressWeb y SaborExpressMovil.</w:t>
+        <w:br/>
+        <w:t>Las pruebas no ejecutadas se identifican como pendientes.</w:t>
+      </w:r>
+    </w:p>
+    <w:p>
       <w:r>
         <w:br w:type="page"/>
       </w:r>
     </w:p>
-    <w:bookmarkStart w:id="37" w:name="Xe8eb190eb1518facb49ca4804e9e0424396435d"/>
+    <w:bookmarkStart w:id="42" w:name="Xe8eb190eb1518facb49ca4804e9e0424396435d"/>
     <w:p>
       <w:pPr>
         <w:pStyle w:val="Heading1"/>
         <w:keepNext/>
-        <w:ind w:firstLine="0"/>
-      </w:pPr>
-      <w:r>
-        <w:rPr>
-          <w:color w:val="000000"/>
-        </w:rPr>
+        <w:spacing w:line="264" w:lineRule="auto"/>
+      </w:pPr>
+      <w:r>
         <w:t xml:space="preserve">Acciones correctivas, preventivas y plan de mejoramiento</w:t>
       </w:r>
     </w:p>
     <w:p>
       <w:pPr>
         <w:pStyle w:val="FirstParagraph"/>
-        <w:spacing w:line="480" w:lineRule="auto" w:after="0"/>
-        <w:ind w:firstLine="720"/>
+        <w:spacing w:line="396" w:lineRule="auto" w:after="100"/>
       </w:pPr>
       <w:r>
         <w:rPr>
@@ -114,7 +178,39 @@
           <w:b/>
           <w:bCs/>
         </w:rPr>
-        <w:t xml:space="preserve">Fecha de corte:</w:t>
+        <w:t xml:space="preserve">Autor / integrante:</w:t>
+      </w:r>
+      <w:r>
+        <w:t xml:space="preserve"> </w:t>
+      </w:r>
+      <w:r>
+        <w:t xml:space="preserve">Yerson Stiven Cuellar Rubiano |</w:t>
+      </w:r>
+      <w:r>
+        <w:t xml:space="preserve"> </w:t>
+      </w:r>
+      <w:r>
+        <w:rPr>
+          <w:b/>
+          <w:bCs/>
+        </w:rPr>
+        <w:t xml:space="preserve">Ficha:</w:t>
+      </w:r>
+      <w:r>
+        <w:t xml:space="preserve"> </w:t>
+      </w:r>
+      <w:r>
+        <w:t xml:space="preserve">3145555 |</w:t>
+      </w:r>
+      <w:r>
+        <w:t xml:space="preserve"> </w:t>
+      </w:r>
+      <w:r>
+        <w:rPr>
+          <w:b/>
+          <w:bCs/>
+        </w:rPr>
+        <w:t xml:space="preserve">Fecha:</w:t>
       </w:r>
       <w:r>
         <w:t xml:space="preserve"> </w:t>
@@ -130,36 +226,19 @@
           <w:b/>
           <w:bCs/>
         </w:rPr>
-        <w:t xml:space="preserve">Versión:</w:t>
-      </w:r>
-      <w:r>
-        <w:t xml:space="preserve"> </w:t>
-      </w:r>
-      <w:r>
-        <w:t xml:space="preserve">2.0 |</w:t>
-      </w:r>
-      <w:r>
-        <w:t xml:space="preserve"> </w:t>
-      </w:r>
-      <w:r>
-        <w:rPr>
-          <w:b/>
-          <w:bCs/>
-        </w:rPr>
-        <w:t xml:space="preserve">Tipo:</w:t>
-      </w:r>
-      <w:r>
-        <w:t xml:space="preserve"> </w:t>
-      </w:r>
-      <w:r>
-        <w:t xml:space="preserve">Documento técnico y académico</w:t>
+        <w:t xml:space="preserve">Versión documental:</w:t>
+      </w:r>
+      <w:r>
+        <w:t xml:space="preserve"> </w:t>
+      </w:r>
+      <w:r>
+        <w:t xml:space="preserve">4.0</w:t>
       </w:r>
     </w:p>
     <w:p>
       <w:pPr>
         <w:pStyle w:val="BodyText"/>
-        <w:spacing w:line="480" w:lineRule="auto" w:after="0"/>
-        <w:ind w:firstLine="720"/>
+        <w:spacing w:line="396" w:lineRule="auto" w:after="100"/>
       </w:pPr>
       <w:r>
         <w:rPr>
@@ -180,20 +259,16 @@
       <w:pPr>
         <w:pStyle w:val="Heading2"/>
         <w:keepNext/>
-        <w:ind w:firstLine="0"/>
-      </w:pPr>
-      <w:r>
-        <w:rPr>
-          <w:color w:val="000000"/>
-        </w:rPr>
+        <w:spacing w:line="264" w:lineRule="auto"/>
+      </w:pPr>
+      <w:r>
         <w:t xml:space="preserve">1. Criterio de evaluación</w:t>
       </w:r>
     </w:p>
     <w:p>
       <w:pPr>
         <w:pStyle w:val="FirstParagraph"/>
-        <w:spacing w:line="480" w:lineRule="auto" w:after="0"/>
-        <w:ind w:firstLine="720"/>
+        <w:spacing w:line="396" w:lineRule="auto" w:after="100"/>
       </w:pPr>
       <w:r>
         <w:t xml:space="preserve">Se clasifican riesgos observables en diseño/código y brechas de evidencia. Se habla de</w:t>
@@ -218,12 +293,9 @@
       <w:pPr>
         <w:pStyle w:val="Heading2"/>
         <w:keepNext/>
-        <w:ind w:firstLine="0"/>
-      </w:pPr>
-      <w:r>
-        <w:rPr>
-          <w:color w:val="000000"/>
-        </w:rPr>
+        <w:spacing w:line="264" w:lineRule="auto"/>
+      </w:pPr>
+      <w:r>
         <w:t xml:space="preserve">2. Registro de acciones</w:t>
       </w:r>
     </w:p>
@@ -232,7 +304,7 @@
         <w:tblStyle w:val="Table"/>
         <w:tblW w:type="pct" w:w="5000"/>
         <w:jc w:val="left"/>
-        <w:tblLayout w:type="fixed"/>
+        <w:tblLayout w:type="autofit"/>
         <w:tblLook w:firstRow="1" w:lastRow="0" w:firstColumn="0" w:lastColumn="0" w:noHBand="0" w:noVBand="0" w:val="0020"/>
       </w:tblPr>
       <w:tblGrid>
@@ -254,14 +326,14 @@
           <w:p>
             <w:pPr>
               <w:pStyle w:val="Compact"/>
-              <w:spacing w:line="240" w:lineRule="auto" w:after="0"/>
-              <w:ind w:firstLine="0"/>
-              <w:jc w:val="left"/>
-            </w:pPr>
-            <w:r>
-              <w:rPr>
-                <w:rFonts w:ascii="Times New Roman" w:hAnsi="Times New Roman"/>
-                <w:sz w:val="18"/>
+              <w:spacing w:line="240" w:lineRule="auto" w:after="20"/>
+              <w:ind w:firstLine="0"/>
+              <w:jc w:val="left"/>
+            </w:pPr>
+            <w:r>
+              <w:rPr>
+                <w:b/>
+                <w:sz w:val="17"/>
               </w:rPr>
               <w:t xml:space="preserve">ID</w:t>
             </w:r>
@@ -272,14 +344,14 @@
           <w:p>
             <w:pPr>
               <w:pStyle w:val="Compact"/>
-              <w:spacing w:line="240" w:lineRule="auto" w:after="0"/>
-              <w:ind w:firstLine="0"/>
-              <w:jc w:val="left"/>
-            </w:pPr>
-            <w:r>
-              <w:rPr>
-                <w:rFonts w:ascii="Times New Roman" w:hAnsi="Times New Roman"/>
-                <w:sz w:val="18"/>
+              <w:spacing w:line="240" w:lineRule="auto" w:after="20"/>
+              <w:ind w:firstLine="0"/>
+              <w:jc w:val="left"/>
+            </w:pPr>
+            <w:r>
+              <w:rPr>
+                <w:b/>
+                <w:sz w:val="17"/>
               </w:rPr>
               <w:t xml:space="preserve">Hallazgo/riesgo</w:t>
             </w:r>
@@ -290,14 +362,14 @@
           <w:p>
             <w:pPr>
               <w:pStyle w:val="Compact"/>
-              <w:spacing w:line="240" w:lineRule="auto" w:after="0"/>
-              <w:ind w:firstLine="0"/>
-              <w:jc w:val="left"/>
-            </w:pPr>
-            <w:r>
-              <w:rPr>
-                <w:rFonts w:ascii="Times New Roman" w:hAnsi="Times New Roman"/>
-                <w:sz w:val="18"/>
+              <w:spacing w:line="240" w:lineRule="auto" w:after="20"/>
+              <w:ind w:firstLine="0"/>
+              <w:jc w:val="left"/>
+            </w:pPr>
+            <w:r>
+              <w:rPr>
+                <w:b/>
+                <w:sz w:val="17"/>
               </w:rPr>
               <w:t xml:space="preserve">Acción</w:t>
             </w:r>
@@ -308,14 +380,14 @@
           <w:p>
             <w:pPr>
               <w:pStyle w:val="Compact"/>
-              <w:spacing w:line="240" w:lineRule="auto" w:after="0"/>
-              <w:ind w:firstLine="0"/>
-              <w:jc w:val="left"/>
-            </w:pPr>
-            <w:r>
-              <w:rPr>
-                <w:rFonts w:ascii="Times New Roman" w:hAnsi="Times New Roman"/>
-                <w:sz w:val="18"/>
+              <w:spacing w:line="240" w:lineRule="auto" w:after="20"/>
+              <w:ind w:firstLine="0"/>
+              <w:jc w:val="left"/>
+            </w:pPr>
+            <w:r>
+              <w:rPr>
+                <w:b/>
+                <w:sz w:val="17"/>
               </w:rPr>
               <w:t xml:space="preserve">Prioridad</w:t>
             </w:r>
@@ -326,14 +398,14 @@
           <w:p>
             <w:pPr>
               <w:pStyle w:val="Compact"/>
-              <w:spacing w:line="240" w:lineRule="auto" w:after="0"/>
-              <w:ind w:firstLine="0"/>
-              <w:jc w:val="left"/>
-            </w:pPr>
-            <w:r>
-              <w:rPr>
-                <w:rFonts w:ascii="Times New Roman" w:hAnsi="Times New Roman"/>
-                <w:sz w:val="18"/>
+              <w:spacing w:line="240" w:lineRule="auto" w:after="20"/>
+              <w:ind w:firstLine="0"/>
+              <w:jc w:val="left"/>
+            </w:pPr>
+            <w:r>
+              <w:rPr>
+                <w:b/>
+                <w:sz w:val="17"/>
               </w:rPr>
               <w:t xml:space="preserve">Responsable sugerido</w:t>
             </w:r>
@@ -344,14 +416,14 @@
           <w:p>
             <w:pPr>
               <w:pStyle w:val="Compact"/>
-              <w:spacing w:line="240" w:lineRule="auto" w:after="0"/>
-              <w:ind w:firstLine="0"/>
-              <w:jc w:val="left"/>
-            </w:pPr>
-            <w:r>
-              <w:rPr>
-                <w:rFonts w:ascii="Times New Roman" w:hAnsi="Times New Roman"/>
-                <w:sz w:val="18"/>
+              <w:spacing w:line="240" w:lineRule="auto" w:after="20"/>
+              <w:ind w:firstLine="0"/>
+              <w:jc w:val="left"/>
+            </w:pPr>
+            <w:r>
+              <w:rPr>
+                <w:b/>
+                <w:sz w:val="17"/>
               </w:rPr>
               <w:t xml:space="preserve">Método</w:t>
             </w:r>
@@ -362,14 +434,14 @@
           <w:p>
             <w:pPr>
               <w:pStyle w:val="Compact"/>
-              <w:spacing w:line="240" w:lineRule="auto" w:after="0"/>
-              <w:ind w:firstLine="0"/>
-              <w:jc w:val="left"/>
-            </w:pPr>
-            <w:r>
-              <w:rPr>
-                <w:rFonts w:ascii="Times New Roman" w:hAnsi="Times New Roman"/>
-                <w:sz w:val="18"/>
+              <w:spacing w:line="240" w:lineRule="auto" w:after="20"/>
+              <w:ind w:firstLine="0"/>
+              <w:jc w:val="left"/>
+            </w:pPr>
+            <w:r>
+              <w:rPr>
+                <w:b/>
+                <w:sz w:val="17"/>
               </w:rPr>
               <w:t xml:space="preserve">Cierre</w:t>
             </w:r>
@@ -382,14 +454,13 @@
           <w:p>
             <w:pPr>
               <w:pStyle w:val="Compact"/>
-              <w:spacing w:line="240" w:lineRule="auto" w:after="0"/>
-              <w:ind w:firstLine="0"/>
-              <w:jc w:val="left"/>
-            </w:pPr>
-            <w:r>
-              <w:rPr>
-                <w:rFonts w:ascii="Times New Roman" w:hAnsi="Times New Roman"/>
-                <w:sz w:val="18"/>
+              <w:spacing w:line="240" w:lineRule="auto" w:after="20"/>
+              <w:ind w:firstLine="0"/>
+              <w:jc w:val="left"/>
+            </w:pPr>
+            <w:r>
+              <w:rPr>
+                <w:sz w:val="17"/>
               </w:rPr>
               <w:t xml:space="preserve">AC-01</w:t>
             </w:r>
@@ -400,14 +471,13 @@
           <w:p>
             <w:pPr>
               <w:pStyle w:val="Compact"/>
-              <w:spacing w:line="240" w:lineRule="auto" w:after="0"/>
-              <w:ind w:firstLine="0"/>
-              <w:jc w:val="left"/>
-            </w:pPr>
-            <w:r>
-              <w:rPr>
-                <w:rFonts w:ascii="Times New Roman" w:hAnsi="Times New Roman"/>
-                <w:sz w:val="18"/>
+              <w:spacing w:line="240" w:lineRule="auto" w:after="20"/>
+              <w:ind w:firstLine="0"/>
+              <w:jc w:val="left"/>
+            </w:pPr>
+            <w:r>
+              <w:rPr>
+                <w:sz w:val="17"/>
               </w:rPr>
               <w:t xml:space="preserve">README Docs identificaba Supabase como backend</w:t>
             </w:r>
@@ -418,14 +488,13 @@
           <w:p>
             <w:pPr>
               <w:pStyle w:val="Compact"/>
-              <w:spacing w:line="240" w:lineRule="auto" w:after="0"/>
-              <w:ind w:firstLine="0"/>
-              <w:jc w:val="left"/>
-            </w:pPr>
-            <w:r>
-              <w:rPr>
-                <w:rFonts w:ascii="Times New Roman" w:hAnsi="Times New Roman"/>
-                <w:sz w:val="18"/>
+              <w:spacing w:line="240" w:lineRule="auto" w:after="20"/>
+              <w:ind w:firstLine="0"/>
+              <w:jc w:val="left"/>
+            </w:pPr>
+            <w:r>
+              <w:rPr>
+                <w:sz w:val="17"/>
               </w:rPr>
               <w:t xml:space="preserve">Corregir stack actual .NET</w:t>
             </w:r>
@@ -436,14 +505,13 @@
           <w:p>
             <w:pPr>
               <w:pStyle w:val="Compact"/>
-              <w:spacing w:line="240" w:lineRule="auto" w:after="0"/>
-              <w:ind w:firstLine="0"/>
-              <w:jc w:val="left"/>
-            </w:pPr>
-            <w:r>
-              <w:rPr>
-                <w:rFonts w:ascii="Times New Roman" w:hAnsi="Times New Roman"/>
-                <w:sz w:val="18"/>
+              <w:spacing w:line="240" w:lineRule="auto" w:after="20"/>
+              <w:ind w:firstLine="0"/>
+              <w:jc w:val="left"/>
+            </w:pPr>
+            <w:r>
+              <w:rPr>
+                <w:sz w:val="17"/>
               </w:rPr>
               <w:t xml:space="preserve">Alta</w:t>
             </w:r>
@@ -454,14 +522,13 @@
           <w:p>
             <w:pPr>
               <w:pStyle w:val="Compact"/>
-              <w:spacing w:line="240" w:lineRule="auto" w:after="0"/>
-              <w:ind w:firstLine="0"/>
-              <w:jc w:val="left"/>
-            </w:pPr>
-            <w:r>
-              <w:rPr>
-                <w:rFonts w:ascii="Times New Roman" w:hAnsi="Times New Roman"/>
-                <w:sz w:val="18"/>
+              <w:spacing w:line="240" w:lineRule="auto" w:after="20"/>
+              <w:ind w:firstLine="0"/>
+              <w:jc w:val="left"/>
+            </w:pPr>
+            <w:r>
+              <w:rPr>
+                <w:sz w:val="17"/>
               </w:rPr>
               <w:t xml:space="preserve">Documentación</w:t>
             </w:r>
@@ -472,14 +539,13 @@
           <w:p>
             <w:pPr>
               <w:pStyle w:val="Compact"/>
-              <w:spacing w:line="240" w:lineRule="auto" w:after="0"/>
-              <w:ind w:firstLine="0"/>
-              <w:jc w:val="left"/>
-            </w:pPr>
-            <w:r>
-              <w:rPr>
-                <w:rFonts w:ascii="Times New Roman" w:hAnsi="Times New Roman"/>
-                <w:sz w:val="18"/>
+              <w:spacing w:line="240" w:lineRule="auto" w:after="20"/>
+              <w:ind w:firstLine="0"/>
+              <w:jc w:val="left"/>
+            </w:pPr>
+            <w:r>
+              <w:rPr>
+                <w:sz w:val="17"/>
               </w:rPr>
               <w:t xml:space="preserve">Actualizar descripción y validarla contra csproj</w:t>
             </w:r>
@@ -490,14 +556,13 @@
           <w:p>
             <w:pPr>
               <w:pStyle w:val="Compact"/>
-              <w:spacing w:line="240" w:lineRule="auto" w:after="0"/>
-              <w:ind w:firstLine="0"/>
-              <w:jc w:val="left"/>
-            </w:pPr>
-            <w:r>
-              <w:rPr>
-                <w:rFonts w:ascii="Times New Roman" w:hAnsi="Times New Roman"/>
-                <w:sz w:val="18"/>
+              <w:spacing w:line="240" w:lineRule="auto" w:after="20"/>
+              <w:ind w:firstLine="0"/>
+              <w:jc w:val="left"/>
+            </w:pPr>
+            <w:r>
+              <w:rPr>
+                <w:sz w:val="17"/>
               </w:rPr>
               <w:t xml:space="preserve">README consistente</w:t>
             </w:r>
@@ -510,14 +575,13 @@
           <w:p>
             <w:pPr>
               <w:pStyle w:val="Compact"/>
-              <w:spacing w:line="240" w:lineRule="auto" w:after="0"/>
-              <w:ind w:firstLine="0"/>
-              <w:jc w:val="left"/>
-            </w:pPr>
-            <w:r>
-              <w:rPr>
-                <w:rFonts w:ascii="Times New Roman" w:hAnsi="Times New Roman"/>
-                <w:sz w:val="18"/>
+              <w:spacing w:line="240" w:lineRule="auto" w:after="20"/>
+              <w:ind w:firstLine="0"/>
+              <w:jc w:val="left"/>
+            </w:pPr>
+            <w:r>
+              <w:rPr>
+                <w:sz w:val="17"/>
               </w:rPr>
               <w:t xml:space="preserve">AC-02</w:t>
             </w:r>
@@ -528,14 +592,13 @@
           <w:p>
             <w:pPr>
               <w:pStyle w:val="Compact"/>
-              <w:spacing w:line="240" w:lineRule="auto" w:after="0"/>
-              <w:ind w:firstLine="0"/>
-              <w:jc w:val="left"/>
-            </w:pPr>
-            <w:r>
-              <w:rPr>
-                <w:rFonts w:ascii="Times New Roman" w:hAnsi="Times New Roman"/>
-                <w:sz w:val="18"/>
+              <w:spacing w:line="240" w:lineRule="auto" w:after="20"/>
+              <w:ind w:firstLine="0"/>
+              <w:jc w:val="left"/>
+            </w:pPr>
+            <w:r>
+              <w:rPr>
+                <w:sz w:val="17"/>
               </w:rPr>
               <w:t xml:space="preserve">Archivos vacíos de documentación</w:t>
             </w:r>
@@ -546,14 +609,13 @@
           <w:p>
             <w:pPr>
               <w:pStyle w:val="Compact"/>
-              <w:spacing w:line="240" w:lineRule="auto" w:after="0"/>
-              <w:ind w:firstLine="0"/>
-              <w:jc w:val="left"/>
-            </w:pPr>
-            <w:r>
-              <w:rPr>
-                <w:rFonts w:ascii="Times New Roman" w:hAnsi="Times New Roman"/>
-                <w:sz w:val="18"/>
+              <w:spacing w:line="240" w:lineRule="auto" w:after="20"/>
+              <w:ind w:firstLine="0"/>
+              <w:jc w:val="left"/>
+            </w:pPr>
+            <w:r>
+              <w:rPr>
+                <w:sz w:val="17"/>
               </w:rPr>
               <w:t xml:space="preserve">Reemplazarlos por contenido real</w:t>
             </w:r>
@@ -564,14 +626,13 @@
           <w:p>
             <w:pPr>
               <w:pStyle w:val="Compact"/>
-              <w:spacing w:line="240" w:lineRule="auto" w:after="0"/>
-              <w:ind w:firstLine="0"/>
-              <w:jc w:val="left"/>
-            </w:pPr>
-            <w:r>
-              <w:rPr>
-                <w:rFonts w:ascii="Times New Roman" w:hAnsi="Times New Roman"/>
-                <w:sz w:val="18"/>
+              <w:spacing w:line="240" w:lineRule="auto" w:after="20"/>
+              <w:ind w:firstLine="0"/>
+              <w:jc w:val="left"/>
+            </w:pPr>
+            <w:r>
+              <w:rPr>
+                <w:sz w:val="17"/>
               </w:rPr>
               <w:t xml:space="preserve">Alta</w:t>
             </w:r>
@@ -582,14 +643,13 @@
           <w:p>
             <w:pPr>
               <w:pStyle w:val="Compact"/>
-              <w:spacing w:line="240" w:lineRule="auto" w:after="0"/>
-              <w:ind w:firstLine="0"/>
-              <w:jc w:val="left"/>
-            </w:pPr>
-            <w:r>
-              <w:rPr>
-                <w:rFonts w:ascii="Times New Roman" w:hAnsi="Times New Roman"/>
-                <w:sz w:val="18"/>
+              <w:spacing w:line="240" w:lineRule="auto" w:after="20"/>
+              <w:ind w:firstLine="0"/>
+              <w:jc w:val="left"/>
+            </w:pPr>
+            <w:r>
+              <w:rPr>
+                <w:sz w:val="17"/>
               </w:rPr>
               <w:t xml:space="preserve">Documentación</w:t>
             </w:r>
@@ -600,14 +660,13 @@
           <w:p>
             <w:pPr>
               <w:pStyle w:val="Compact"/>
-              <w:spacing w:line="240" w:lineRule="auto" w:after="0"/>
-              <w:ind w:firstLine="0"/>
-              <w:jc w:val="left"/>
-            </w:pPr>
-            <w:r>
-              <w:rPr>
-                <w:rFonts w:ascii="Times New Roman" w:hAnsi="Times New Roman"/>
-                <w:sz w:val="18"/>
+              <w:spacing w:line="240" w:lineRule="auto" w:after="20"/>
+              <w:ind w:firstLine="0"/>
+              <w:jc w:val="left"/>
+            </w:pPr>
+            <w:r>
+              <w:rPr>
+                <w:sz w:val="17"/>
               </w:rPr>
               <w:t xml:space="preserve">Revisar formatos y todos los tamaños &gt; 0</w:t>
             </w:r>
@@ -618,14 +677,13 @@
           <w:p>
             <w:pPr>
               <w:pStyle w:val="Compact"/>
-              <w:spacing w:line="240" w:lineRule="auto" w:after="0"/>
-              <w:ind w:firstLine="0"/>
-              <w:jc w:val="left"/>
-            </w:pPr>
-            <w:r>
-              <w:rPr>
-                <w:rFonts w:ascii="Times New Roman" w:hAnsi="Times New Roman"/>
-                <w:sz w:val="18"/>
+              <w:spacing w:line="240" w:lineRule="auto" w:after="20"/>
+              <w:ind w:firstLine="0"/>
+              <w:jc w:val="left"/>
+            </w:pPr>
+            <w:r>
+              <w:rPr>
+                <w:sz w:val="17"/>
               </w:rPr>
               <w:t xml:space="preserve">Inventario completo</w:t>
             </w:r>
@@ -638,14 +696,13 @@
           <w:p>
             <w:pPr>
               <w:pStyle w:val="Compact"/>
-              <w:spacing w:line="240" w:lineRule="auto" w:after="0"/>
-              <w:ind w:firstLine="0"/>
-              <w:jc w:val="left"/>
-            </w:pPr>
-            <w:r>
-              <w:rPr>
-                <w:rFonts w:ascii="Times New Roman" w:hAnsi="Times New Roman"/>
-                <w:sz w:val="18"/>
+              <w:spacing w:line="240" w:lineRule="auto" w:after="20"/>
+              <w:ind w:firstLine="0"/>
+              <w:jc w:val="left"/>
+            </w:pPr>
+            <w:r>
+              <w:rPr>
+                <w:sz w:val="17"/>
               </w:rPr>
               <w:t xml:space="preserve">AC-03</w:t>
             </w:r>
@@ -656,14 +713,13 @@
           <w:p>
             <w:pPr>
               <w:pStyle w:val="Compact"/>
-              <w:spacing w:line="240" w:lineRule="auto" w:after="0"/>
-              <w:ind w:firstLine="0"/>
-              <w:jc w:val="left"/>
-            </w:pPr>
-            <w:r>
-              <w:rPr>
-                <w:rFonts w:ascii="Times New Roman" w:hAnsi="Times New Roman"/>
-                <w:sz w:val="18"/>
+              <w:spacing w:line="240" w:lineRule="auto" w:after="20"/>
+              <w:ind w:firstLine="0"/>
+              <w:jc w:val="left"/>
+            </w:pPr>
+            <w:r>
+              <w:rPr>
+                <w:sz w:val="17"/>
               </w:rPr>
               <w:t xml:space="preserve">Apertura de CORS a rangos de dev</w:t>
             </w:r>
@@ -674,14 +730,13 @@
           <w:p>
             <w:pPr>
               <w:pStyle w:val="Compact"/>
-              <w:spacing w:line="240" w:lineRule="auto" w:after="0"/>
-              <w:ind w:firstLine="0"/>
-              <w:jc w:val="left"/>
-            </w:pPr>
-            <w:r>
-              <w:rPr>
-                <w:rFonts w:ascii="Times New Roman" w:hAnsi="Times New Roman"/>
-                <w:sz w:val="18"/>
+              <w:spacing w:line="240" w:lineRule="auto" w:after="20"/>
+              <w:ind w:firstLine="0"/>
+              <w:jc w:val="left"/>
+            </w:pPr>
+            <w:r>
+              <w:rPr>
+                <w:sz w:val="17"/>
               </w:rPr>
               <w:t xml:space="preserve">Restricción por entorno</w:t>
             </w:r>
@@ -692,14 +747,13 @@
           <w:p>
             <w:pPr>
               <w:pStyle w:val="Compact"/>
-              <w:spacing w:line="240" w:lineRule="auto" w:after="0"/>
-              <w:ind w:firstLine="0"/>
-              <w:jc w:val="left"/>
-            </w:pPr>
-            <w:r>
-              <w:rPr>
-                <w:rFonts w:ascii="Times New Roman" w:hAnsi="Times New Roman"/>
-                <w:sz w:val="18"/>
+              <w:spacing w:line="240" w:lineRule="auto" w:after="20"/>
+              <w:ind w:firstLine="0"/>
+              <w:jc w:val="left"/>
+            </w:pPr>
+            <w:r>
+              <w:rPr>
+                <w:sz w:val="17"/>
               </w:rPr>
               <w:t xml:space="preserve">Alta</w:t>
             </w:r>
@@ -710,14 +764,13 @@
           <w:p>
             <w:pPr>
               <w:pStyle w:val="Compact"/>
-              <w:spacing w:line="240" w:lineRule="auto" w:after="0"/>
-              <w:ind w:firstLine="0"/>
-              <w:jc w:val="left"/>
-            </w:pPr>
-            <w:r>
-              <w:rPr>
-                <w:rFonts w:ascii="Times New Roman" w:hAnsi="Times New Roman"/>
-                <w:sz w:val="18"/>
+              <w:spacing w:line="240" w:lineRule="auto" w:after="20"/>
+              <w:ind w:firstLine="0"/>
+              <w:jc w:val="left"/>
+            </w:pPr>
+            <w:r>
+              <w:rPr>
+                <w:sz w:val="17"/>
               </w:rPr>
               <w:t xml:space="preserve">Backend/DevOps</w:t>
             </w:r>
@@ -728,14 +781,13 @@
           <w:p>
             <w:pPr>
               <w:pStyle w:val="Compact"/>
-              <w:spacing w:line="240" w:lineRule="auto" w:after="0"/>
-              <w:ind w:firstLine="0"/>
-              <w:jc w:val="left"/>
-            </w:pPr>
-            <w:r>
-              <w:rPr>
-                <w:rFonts w:ascii="Times New Roman" w:hAnsi="Times New Roman"/>
-                <w:sz w:val="18"/>
+              <w:spacing w:line="240" w:lineRule="auto" w:after="20"/>
+              <w:ind w:firstLine="0"/>
+              <w:jc w:val="left"/>
+            </w:pPr>
+            <w:r>
+              <w:rPr>
+                <w:sz w:val="17"/>
               </w:rPr>
               <w:t xml:space="preserve">Validar AllowedOrigins productivos</w:t>
             </w:r>
@@ -746,14 +798,13 @@
           <w:p>
             <w:pPr>
               <w:pStyle w:val="Compact"/>
-              <w:spacing w:line="240" w:lineRule="auto" w:after="0"/>
-              <w:ind w:firstLine="0"/>
-              <w:jc w:val="left"/>
-            </w:pPr>
-            <w:r>
-              <w:rPr>
-                <w:rFonts w:ascii="Times New Roman" w:hAnsi="Times New Roman"/>
-                <w:sz w:val="18"/>
+              <w:spacing w:line="240" w:lineRule="auto" w:after="20"/>
+              <w:ind w:firstLine="0"/>
+              <w:jc w:val="left"/>
+            </w:pPr>
+            <w:r>
+              <w:rPr>
+                <w:sz w:val="17"/>
               </w:rPr>
               <w:t xml:space="preserve">Test orígenes</w:t>
             </w:r>
@@ -766,14 +817,13 @@
           <w:p>
             <w:pPr>
               <w:pStyle w:val="Compact"/>
-              <w:spacing w:line="240" w:lineRule="auto" w:after="0"/>
-              <w:ind w:firstLine="0"/>
-              <w:jc w:val="left"/>
-            </w:pPr>
-            <w:r>
-              <w:rPr>
-                <w:rFonts w:ascii="Times New Roman" w:hAnsi="Times New Roman"/>
-                <w:sz w:val="18"/>
+              <w:spacing w:line="240" w:lineRule="auto" w:after="20"/>
+              <w:ind w:firstLine="0"/>
+              <w:jc w:val="left"/>
+            </w:pPr>
+            <w:r>
+              <w:rPr>
+                <w:sz w:val="17"/>
               </w:rPr>
               <w:t xml:space="preserve">AC-04</w:t>
             </w:r>
@@ -784,14 +834,13 @@
           <w:p>
             <w:pPr>
               <w:pStyle w:val="Compact"/>
-              <w:spacing w:line="240" w:lineRule="auto" w:after="0"/>
-              <w:ind w:firstLine="0"/>
-              <w:jc w:val="left"/>
-            </w:pPr>
-            <w:r>
-              <w:rPr>
-                <w:rFonts w:ascii="Times New Roman" w:hAnsi="Times New Roman"/>
-                <w:sz w:val="18"/>
+              <w:spacing w:line="240" w:lineRule="auto" w:after="20"/>
+              <w:ind w:firstLine="0"/>
+              <w:jc w:val="left"/>
+            </w:pPr>
+            <w:r>
+              <w:rPr>
+                <w:sz w:val="17"/>
               </w:rPr>
               <w:t xml:space="preserve">Migración automática en arranque</w:t>
             </w:r>
@@ -802,14 +851,13 @@
           <w:p>
             <w:pPr>
               <w:pStyle w:val="Compact"/>
-              <w:spacing w:line="240" w:lineRule="auto" w:after="0"/>
-              <w:ind w:firstLine="0"/>
-              <w:jc w:val="left"/>
-            </w:pPr>
-            <w:r>
-              <w:rPr>
-                <w:rFonts w:ascii="Times New Roman" w:hAnsi="Times New Roman"/>
-                <w:sz w:val="18"/>
+              <w:spacing w:line="240" w:lineRule="auto" w:after="20"/>
+              <w:ind w:firstLine="0"/>
+              <w:jc w:val="left"/>
+            </w:pPr>
+            <w:r>
+              <w:rPr>
+                <w:sz w:val="17"/>
               </w:rPr>
               <w:t xml:space="preserve">Revisión estrategia de liberación</w:t>
             </w:r>
@@ -820,14 +868,13 @@
           <w:p>
             <w:pPr>
               <w:pStyle w:val="Compact"/>
-              <w:spacing w:line="240" w:lineRule="auto" w:after="0"/>
-              <w:ind w:firstLine="0"/>
-              <w:jc w:val="left"/>
-            </w:pPr>
-            <w:r>
-              <w:rPr>
-                <w:rFonts w:ascii="Times New Roman" w:hAnsi="Times New Roman"/>
-                <w:sz w:val="18"/>
+              <w:spacing w:line="240" w:lineRule="auto" w:after="20"/>
+              <w:ind w:firstLine="0"/>
+              <w:jc w:val="left"/>
+            </w:pPr>
+            <w:r>
+              <w:rPr>
+                <w:sz w:val="17"/>
               </w:rPr>
               <w:t xml:space="preserve">Alta</w:t>
             </w:r>
@@ -838,14 +885,13 @@
           <w:p>
             <w:pPr>
               <w:pStyle w:val="Compact"/>
-              <w:spacing w:line="240" w:lineRule="auto" w:after="0"/>
-              <w:ind w:firstLine="0"/>
-              <w:jc w:val="left"/>
-            </w:pPr>
-            <w:r>
-              <w:rPr>
-                <w:rFonts w:ascii="Times New Roman" w:hAnsi="Times New Roman"/>
-                <w:sz w:val="18"/>
+              <w:spacing w:line="240" w:lineRule="auto" w:after="20"/>
+              <w:ind w:firstLine="0"/>
+              <w:jc w:val="left"/>
+            </w:pPr>
+            <w:r>
+              <w:rPr>
+                <w:sz w:val="17"/>
               </w:rPr>
               <w:t xml:space="preserve">Backend/DBA</w:t>
             </w:r>
@@ -856,14 +902,13 @@
           <w:p>
             <w:pPr>
               <w:pStyle w:val="Compact"/>
-              <w:spacing w:line="240" w:lineRule="auto" w:after="0"/>
-              <w:ind w:firstLine="0"/>
-              <w:jc w:val="left"/>
-            </w:pPr>
-            <w:r>
-              <w:rPr>
-                <w:rFonts w:ascii="Times New Roman" w:hAnsi="Times New Roman"/>
-                <w:sz w:val="18"/>
+              <w:spacing w:line="240" w:lineRule="auto" w:after="20"/>
+              <w:ind w:firstLine="0"/>
+              <w:jc w:val="left"/>
+            </w:pPr>
+            <w:r>
+              <w:rPr>
+                <w:sz w:val="17"/>
               </w:rPr>
               <w:t xml:space="preserve">Separar migration job</w:t>
             </w:r>
@@ -874,14 +919,13 @@
           <w:p>
             <w:pPr>
               <w:pStyle w:val="Compact"/>
-              <w:spacing w:line="240" w:lineRule="auto" w:after="0"/>
-              <w:ind w:firstLine="0"/>
-              <w:jc w:val="left"/>
-            </w:pPr>
-            <w:r>
-              <w:rPr>
-                <w:rFonts w:ascii="Times New Roman" w:hAnsi="Times New Roman"/>
-                <w:sz w:val="18"/>
+              <w:spacing w:line="240" w:lineRule="auto" w:after="20"/>
+              <w:ind w:firstLine="0"/>
+              <w:jc w:val="left"/>
+            </w:pPr>
+            <w:r>
+              <w:rPr>
+                <w:sz w:val="17"/>
               </w:rPr>
               <w:t xml:space="preserve">Despliegue controlado</w:t>
             </w:r>
@@ -894,14 +938,13 @@
           <w:p>
             <w:pPr>
               <w:pStyle w:val="Compact"/>
-              <w:spacing w:line="240" w:lineRule="auto" w:after="0"/>
-              <w:ind w:firstLine="0"/>
-              <w:jc w:val="left"/>
-            </w:pPr>
-            <w:r>
-              <w:rPr>
-                <w:rFonts w:ascii="Times New Roman" w:hAnsi="Times New Roman"/>
-                <w:sz w:val="18"/>
+              <w:spacing w:line="240" w:lineRule="auto" w:after="20"/>
+              <w:ind w:firstLine="0"/>
+              <w:jc w:val="left"/>
+            </w:pPr>
+            <w:r>
+              <w:rPr>
+                <w:sz w:val="17"/>
               </w:rPr>
               <w:t xml:space="preserve">AC-05</w:t>
             </w:r>
@@ -912,14 +955,13 @@
           <w:p>
             <w:pPr>
               <w:pStyle w:val="Compact"/>
-              <w:spacing w:line="240" w:lineRule="auto" w:after="0"/>
-              <w:ind w:firstLine="0"/>
-              <w:jc w:val="left"/>
-            </w:pPr>
-            <w:r>
-              <w:rPr>
-                <w:rFonts w:ascii="Times New Roman" w:hAnsi="Times New Roman"/>
-                <w:sz w:val="18"/>
+              <w:spacing w:line="240" w:lineRule="auto" w:after="20"/>
+              <w:ind w:firstLine="0"/>
+              <w:jc w:val="left"/>
+            </w:pPr>
+            <w:r>
+              <w:rPr>
+                <w:sz w:val="17"/>
               </w:rPr>
               <w:t xml:space="preserve">Webhook con cuerpo en log</w:t>
             </w:r>
@@ -930,14 +972,13 @@
           <w:p>
             <w:pPr>
               <w:pStyle w:val="Compact"/>
-              <w:spacing w:line="240" w:lineRule="auto" w:after="0"/>
-              <w:ind w:firstLine="0"/>
-              <w:jc w:val="left"/>
-            </w:pPr>
-            <w:r>
-              <w:rPr>
-                <w:rFonts w:ascii="Times New Roman" w:hAnsi="Times New Roman"/>
-                <w:sz w:val="18"/>
+              <w:spacing w:line="240" w:lineRule="auto" w:after="20"/>
+              <w:ind w:firstLine="0"/>
+              <w:jc w:val="left"/>
+            </w:pPr>
+            <w:r>
+              <w:rPr>
+                <w:sz w:val="17"/>
               </w:rPr>
               <w:t xml:space="preserve">Minimización y redacción de logs</w:t>
             </w:r>
@@ -948,14 +989,13 @@
           <w:p>
             <w:pPr>
               <w:pStyle w:val="Compact"/>
-              <w:spacing w:line="240" w:lineRule="auto" w:after="0"/>
-              <w:ind w:firstLine="0"/>
-              <w:jc w:val="left"/>
-            </w:pPr>
-            <w:r>
-              <w:rPr>
-                <w:rFonts w:ascii="Times New Roman" w:hAnsi="Times New Roman"/>
-                <w:sz w:val="18"/>
+              <w:spacing w:line="240" w:lineRule="auto" w:after="20"/>
+              <w:ind w:firstLine="0"/>
+              <w:jc w:val="left"/>
+            </w:pPr>
+            <w:r>
+              <w:rPr>
+                <w:sz w:val="17"/>
               </w:rPr>
               <w:t xml:space="preserve">Alta</w:t>
             </w:r>
@@ -966,14 +1006,13 @@
           <w:p>
             <w:pPr>
               <w:pStyle w:val="Compact"/>
-              <w:spacing w:line="240" w:lineRule="auto" w:after="0"/>
-              <w:ind w:firstLine="0"/>
-              <w:jc w:val="left"/>
-            </w:pPr>
-            <w:r>
-              <w:rPr>
-                <w:rFonts w:ascii="Times New Roman" w:hAnsi="Times New Roman"/>
-                <w:sz w:val="18"/>
+              <w:spacing w:line="240" w:lineRule="auto" w:after="20"/>
+              <w:ind w:firstLine="0"/>
+              <w:jc w:val="left"/>
+            </w:pPr>
+            <w:r>
+              <w:rPr>
+                <w:sz w:val="17"/>
               </w:rPr>
               <w:t xml:space="preserve">Backend</w:t>
             </w:r>
@@ -984,14 +1023,13 @@
           <w:p>
             <w:pPr>
               <w:pStyle w:val="Compact"/>
-              <w:spacing w:line="240" w:lineRule="auto" w:after="0"/>
-              <w:ind w:firstLine="0"/>
-              <w:jc w:val="left"/>
-            </w:pPr>
-            <w:r>
-              <w:rPr>
-                <w:rFonts w:ascii="Times New Roman" w:hAnsi="Times New Roman"/>
-                <w:sz w:val="18"/>
+              <w:spacing w:line="240" w:lineRule="auto" w:after="20"/>
+              <w:ind w:firstLine="0"/>
+              <w:jc w:val="left"/>
+            </w:pPr>
+            <w:r>
+              <w:rPr>
+                <w:sz w:val="17"/>
               </w:rPr>
               <w:t xml:space="preserve">Revisar PaymentController</w:t>
             </w:r>
@@ -1002,14 +1040,13 @@
           <w:p>
             <w:pPr>
               <w:pStyle w:val="Compact"/>
-              <w:spacing w:line="240" w:lineRule="auto" w:after="0"/>
-              <w:ind w:firstLine="0"/>
-              <w:jc w:val="left"/>
-            </w:pPr>
-            <w:r>
-              <w:rPr>
-                <w:rFonts w:ascii="Times New Roman" w:hAnsi="Times New Roman"/>
-                <w:sz w:val="18"/>
+              <w:spacing w:line="240" w:lineRule="auto" w:after="20"/>
+              <w:ind w:firstLine="0"/>
+              <w:jc w:val="left"/>
+            </w:pPr>
+            <w:r>
+              <w:rPr>
+                <w:sz w:val="17"/>
               </w:rPr>
               <w:t xml:space="preserve">Sin datos sensibles</w:t>
             </w:r>
@@ -1022,14 +1059,13 @@
           <w:p>
             <w:pPr>
               <w:pStyle w:val="Compact"/>
-              <w:spacing w:line="240" w:lineRule="auto" w:after="0"/>
-              <w:ind w:firstLine="0"/>
-              <w:jc w:val="left"/>
-            </w:pPr>
-            <w:r>
-              <w:rPr>
-                <w:rFonts w:ascii="Times New Roman" w:hAnsi="Times New Roman"/>
-                <w:sz w:val="18"/>
+              <w:spacing w:line="240" w:lineRule="auto" w:after="20"/>
+              <w:ind w:firstLine="0"/>
+              <w:jc w:val="left"/>
+            </w:pPr>
+            <w:r>
+              <w:rPr>
+                <w:sz w:val="17"/>
               </w:rPr>
               <w:t xml:space="preserve">AC-06</w:t>
             </w:r>
@@ -1040,14 +1076,13 @@
           <w:p>
             <w:pPr>
               <w:pStyle w:val="Compact"/>
-              <w:spacing w:line="240" w:lineRule="auto" w:after="0"/>
-              <w:ind w:firstLine="0"/>
-              <w:jc w:val="left"/>
-            </w:pPr>
-            <w:r>
-              <w:rPr>
-                <w:rFonts w:ascii="Times New Roman" w:hAnsi="Times New Roman"/>
-                <w:sz w:val="18"/>
+              <w:spacing w:line="240" w:lineRule="auto" w:after="20"/>
+              <w:ind w:firstLine="0"/>
+              <w:jc w:val="left"/>
+            </w:pPr>
+            <w:r>
+              <w:rPr>
+                <w:sz w:val="17"/>
               </w:rPr>
               <w:t xml:space="preserve">Autorización por roles/objetos sin batería</w:t>
             </w:r>
@@ -1058,14 +1093,13 @@
           <w:p>
             <w:pPr>
               <w:pStyle w:val="Compact"/>
-              <w:spacing w:line="240" w:lineRule="auto" w:after="0"/>
-              <w:ind w:firstLine="0"/>
-              <w:jc w:val="left"/>
-            </w:pPr>
-            <w:r>
-              <w:rPr>
-                <w:rFonts w:ascii="Times New Roman" w:hAnsi="Times New Roman"/>
-                <w:sz w:val="18"/>
+              <w:spacing w:line="240" w:lineRule="auto" w:after="20"/>
+              <w:ind w:firstLine="0"/>
+              <w:jc w:val="left"/>
+            </w:pPr>
+            <w:r>
+              <w:rPr>
+                <w:sz w:val="17"/>
               </w:rPr>
               <w:t xml:space="preserve">Pruebas negativas intersede</w:t>
             </w:r>
@@ -1076,14 +1110,13 @@
           <w:p>
             <w:pPr>
               <w:pStyle w:val="Compact"/>
-              <w:spacing w:line="240" w:lineRule="auto" w:after="0"/>
-              <w:ind w:firstLine="0"/>
-              <w:jc w:val="left"/>
-            </w:pPr>
-            <w:r>
-              <w:rPr>
-                <w:rFonts w:ascii="Times New Roman" w:hAnsi="Times New Roman"/>
-                <w:sz w:val="18"/>
+              <w:spacing w:line="240" w:lineRule="auto" w:after="20"/>
+              <w:ind w:firstLine="0"/>
+              <w:jc w:val="left"/>
+            </w:pPr>
+            <w:r>
+              <w:rPr>
+                <w:sz w:val="17"/>
               </w:rPr>
               <w:t xml:space="preserve">Crítica</w:t>
             </w:r>
@@ -1094,14 +1127,13 @@
           <w:p>
             <w:pPr>
               <w:pStyle w:val="Compact"/>
-              <w:spacing w:line="240" w:lineRule="auto" w:after="0"/>
-              <w:ind w:firstLine="0"/>
-              <w:jc w:val="left"/>
-            </w:pPr>
-            <w:r>
-              <w:rPr>
-                <w:rFonts w:ascii="Times New Roman" w:hAnsi="Times New Roman"/>
-                <w:sz w:val="18"/>
+              <w:spacing w:line="240" w:lineRule="auto" w:after="20"/>
+              <w:ind w:firstLine="0"/>
+              <w:jc w:val="left"/>
+            </w:pPr>
+            <w:r>
+              <w:rPr>
+                <w:sz w:val="17"/>
               </w:rPr>
               <w:t xml:space="preserve">QA</w:t>
             </w:r>
@@ -1112,14 +1144,13 @@
           <w:p>
             <w:pPr>
               <w:pStyle w:val="Compact"/>
-              <w:spacing w:line="240" w:lineRule="auto" w:after="0"/>
-              <w:ind w:firstLine="0"/>
-              <w:jc w:val="left"/>
-            </w:pPr>
-            <w:r>
-              <w:rPr>
-                <w:rFonts w:ascii="Times New Roman" w:hAnsi="Times New Roman"/>
-                <w:sz w:val="18"/>
+              <w:spacing w:line="240" w:lineRule="auto" w:after="20"/>
+              <w:ind w:firstLine="0"/>
+              <w:jc w:val="left"/>
+            </w:pPr>
+            <w:r>
+              <w:rPr>
+                <w:sz w:val="17"/>
               </w:rPr>
               <w:t xml:space="preserve">Diseñar permisos sobre ID de recurso</w:t>
             </w:r>
@@ -1130,14 +1161,13 @@
           <w:p>
             <w:pPr>
               <w:pStyle w:val="Compact"/>
-              <w:spacing w:line="240" w:lineRule="auto" w:after="0"/>
-              <w:ind w:firstLine="0"/>
-              <w:jc w:val="left"/>
-            </w:pPr>
-            <w:r>
-              <w:rPr>
-                <w:rFonts w:ascii="Times New Roman" w:hAnsi="Times New Roman"/>
-                <w:sz w:val="18"/>
+              <w:spacing w:line="240" w:lineRule="auto" w:after="20"/>
+              <w:ind w:firstLine="0"/>
+              <w:jc w:val="left"/>
+            </w:pPr>
+            <w:r>
+              <w:rPr>
+                <w:sz w:val="17"/>
               </w:rPr>
               <w:t xml:space="preserve">Matriz de denegación</w:t>
             </w:r>
@@ -1150,14 +1180,13 @@
           <w:p>
             <w:pPr>
               <w:pStyle w:val="Compact"/>
-              <w:spacing w:line="240" w:lineRule="auto" w:after="0"/>
-              <w:ind w:firstLine="0"/>
-              <w:jc w:val="left"/>
-            </w:pPr>
-            <w:r>
-              <w:rPr>
-                <w:rFonts w:ascii="Times New Roman" w:hAnsi="Times New Roman"/>
-                <w:sz w:val="18"/>
+              <w:spacing w:line="240" w:lineRule="auto" w:after="20"/>
+              <w:ind w:firstLine="0"/>
+              <w:jc w:val="left"/>
+            </w:pPr>
+            <w:r>
+              <w:rPr>
+                <w:sz w:val="17"/>
               </w:rPr>
               <w:t xml:space="preserve">AC-07</w:t>
             </w:r>
@@ -1168,14 +1197,13 @@
           <w:p>
             <w:pPr>
               <w:pStyle w:val="Compact"/>
-              <w:spacing w:line="240" w:lineRule="auto" w:after="0"/>
-              <w:ind w:firstLine="0"/>
-              <w:jc w:val="left"/>
-            </w:pPr>
-            <w:r>
-              <w:rPr>
-                <w:rFonts w:ascii="Times New Roman" w:hAnsi="Times New Roman"/>
-                <w:sz w:val="18"/>
+              <w:spacing w:line="240" w:lineRule="auto" w:after="20"/>
+              <w:ind w:firstLine="0"/>
+              <w:jc w:val="left"/>
+            </w:pPr>
+            <w:r>
+              <w:rPr>
+                <w:sz w:val="17"/>
               </w:rPr>
               <w:t xml:space="preserve">Wompi sin evidencia de sandbox</w:t>
             </w:r>
@@ -1186,14 +1214,13 @@
           <w:p>
             <w:pPr>
               <w:pStyle w:val="Compact"/>
-              <w:spacing w:line="240" w:lineRule="auto" w:after="0"/>
-              <w:ind w:firstLine="0"/>
-              <w:jc w:val="left"/>
-            </w:pPr>
-            <w:r>
-              <w:rPr>
-                <w:rFonts w:ascii="Times New Roman" w:hAnsi="Times New Roman"/>
-                <w:sz w:val="18"/>
+              <w:spacing w:line="240" w:lineRule="auto" w:after="20"/>
+              <w:ind w:firstLine="0"/>
+              <w:jc w:val="left"/>
+            </w:pPr>
+            <w:r>
+              <w:rPr>
+                <w:sz w:val="17"/>
               </w:rPr>
               <w:t xml:space="preserve">Ensayar firma, duplicados y rechazo</w:t>
             </w:r>
@@ -1204,14 +1231,13 @@
           <w:p>
             <w:pPr>
               <w:pStyle w:val="Compact"/>
-              <w:spacing w:line="240" w:lineRule="auto" w:after="0"/>
-              <w:ind w:firstLine="0"/>
-              <w:jc w:val="left"/>
-            </w:pPr>
-            <w:r>
-              <w:rPr>
-                <w:rFonts w:ascii="Times New Roman" w:hAnsi="Times New Roman"/>
-                <w:sz w:val="18"/>
+              <w:spacing w:line="240" w:lineRule="auto" w:after="20"/>
+              <w:ind w:firstLine="0"/>
+              <w:jc w:val="left"/>
+            </w:pPr>
+            <w:r>
+              <w:rPr>
+                <w:sz w:val="17"/>
               </w:rPr>
               <w:t xml:space="preserve">Crítica</w:t>
             </w:r>
@@ -1222,14 +1248,13 @@
           <w:p>
             <w:pPr>
               <w:pStyle w:val="Compact"/>
-              <w:spacing w:line="240" w:lineRule="auto" w:after="0"/>
-              <w:ind w:firstLine="0"/>
-              <w:jc w:val="left"/>
-            </w:pPr>
-            <w:r>
-              <w:rPr>
-                <w:rFonts w:ascii="Times New Roman" w:hAnsi="Times New Roman"/>
-                <w:sz w:val="18"/>
+              <w:spacing w:line="240" w:lineRule="auto" w:after="20"/>
+              <w:ind w:firstLine="0"/>
+              <w:jc w:val="left"/>
+            </w:pPr>
+            <w:r>
+              <w:rPr>
+                <w:sz w:val="17"/>
               </w:rPr>
               <w:t xml:space="preserve">Backend/QA</w:t>
             </w:r>
@@ -1240,14 +1265,13 @@
           <w:p>
             <w:pPr>
               <w:pStyle w:val="Compact"/>
-              <w:spacing w:line="240" w:lineRule="auto" w:after="0"/>
-              <w:ind w:firstLine="0"/>
-              <w:jc w:val="left"/>
-            </w:pPr>
-            <w:r>
-              <w:rPr>
-                <w:rFonts w:ascii="Times New Roman" w:hAnsi="Times New Roman"/>
-                <w:sz w:val="18"/>
+              <w:spacing w:line="240" w:lineRule="auto" w:after="20"/>
+              <w:ind w:firstLine="0"/>
+              <w:jc w:val="left"/>
+            </w:pPr>
+            <w:r>
+              <w:rPr>
+                <w:sz w:val="17"/>
               </w:rPr>
               <w:t xml:space="preserve">Pruebas webhook</w:t>
             </w:r>
@@ -1258,14 +1282,13 @@
           <w:p>
             <w:pPr>
               <w:pStyle w:val="Compact"/>
-              <w:spacing w:line="240" w:lineRule="auto" w:after="0"/>
-              <w:ind w:firstLine="0"/>
-              <w:jc w:val="left"/>
-            </w:pPr>
-            <w:r>
-              <w:rPr>
-                <w:rFonts w:ascii="Times New Roman" w:hAnsi="Times New Roman"/>
-                <w:sz w:val="18"/>
+              <w:spacing w:line="240" w:lineRule="auto" w:after="20"/>
+              <w:ind w:firstLine="0"/>
+              <w:jc w:val="left"/>
+            </w:pPr>
+            <w:r>
+              <w:rPr>
+                <w:sz w:val="17"/>
               </w:rPr>
               <w:t xml:space="preserve">Evidencia idempotencia</w:t>
             </w:r>
@@ -1278,14 +1301,13 @@
           <w:p>
             <w:pPr>
               <w:pStyle w:val="Compact"/>
-              <w:spacing w:line="240" w:lineRule="auto" w:after="0"/>
-              <w:ind w:firstLine="0"/>
-              <w:jc w:val="left"/>
-            </w:pPr>
-            <w:r>
-              <w:rPr>
-                <w:rFonts w:ascii="Times New Roman" w:hAnsi="Times New Roman"/>
-                <w:sz w:val="18"/>
+              <w:spacing w:line="240" w:lineRule="auto" w:after="20"/>
+              <w:ind w:firstLine="0"/>
+              <w:jc w:val="left"/>
+            </w:pPr>
+            <w:r>
+              <w:rPr>
+                <w:sz w:val="17"/>
               </w:rPr>
               <w:t xml:space="preserve">AC-08</w:t>
             </w:r>
@@ -1296,14 +1318,13 @@
           <w:p>
             <w:pPr>
               <w:pStyle w:val="Compact"/>
-              <w:spacing w:line="240" w:lineRule="auto" w:after="0"/>
-              <w:ind w:firstLine="0"/>
-              <w:jc w:val="left"/>
-            </w:pPr>
-            <w:r>
-              <w:rPr>
-                <w:rFonts w:ascii="Times New Roman" w:hAnsi="Times New Roman"/>
-                <w:sz w:val="18"/>
+              <w:spacing w:line="240" w:lineRule="auto" w:after="20"/>
+              <w:ind w:firstLine="0"/>
+              <w:jc w:val="left"/>
+            </w:pPr>
+            <w:r>
+              <w:rPr>
+                <w:sz w:val="17"/>
               </w:rPr>
               <w:t xml:space="preserve">DB multi-proveedor no demostrada</w:t>
             </w:r>
@@ -1314,14 +1335,13 @@
           <w:p>
             <w:pPr>
               <w:pStyle w:val="Compact"/>
-              <w:spacing w:line="240" w:lineRule="auto" w:after="0"/>
-              <w:ind w:firstLine="0"/>
-              <w:jc w:val="left"/>
-            </w:pPr>
-            <w:r>
-              <w:rPr>
-                <w:rFonts w:ascii="Times New Roman" w:hAnsi="Times New Roman"/>
-                <w:sz w:val="18"/>
+              <w:spacing w:line="240" w:lineRule="auto" w:after="20"/>
+              <w:ind w:firstLine="0"/>
+              <w:jc w:val="left"/>
+            </w:pPr>
+            <w:r>
+              <w:rPr>
+                <w:sz w:val="17"/>
               </w:rPr>
               <w:t xml:space="preserve">Elegir motor y certificar migraciones</w:t>
             </w:r>
@@ -1332,14 +1352,13 @@
           <w:p>
             <w:pPr>
               <w:pStyle w:val="Compact"/>
-              <w:spacing w:line="240" w:lineRule="auto" w:after="0"/>
-              <w:ind w:firstLine="0"/>
-              <w:jc w:val="left"/>
-            </w:pPr>
-            <w:r>
-              <w:rPr>
-                <w:rFonts w:ascii="Times New Roman" w:hAnsi="Times New Roman"/>
-                <w:sz w:val="18"/>
+              <w:spacing w:line="240" w:lineRule="auto" w:after="20"/>
+              <w:ind w:firstLine="0"/>
+              <w:jc w:val="left"/>
+            </w:pPr>
+            <w:r>
+              <w:rPr>
+                <w:sz w:val="17"/>
               </w:rPr>
               <w:t xml:space="preserve">Alta</w:t>
             </w:r>
@@ -1350,14 +1369,13 @@
           <w:p>
             <w:pPr>
               <w:pStyle w:val="Compact"/>
-              <w:spacing w:line="240" w:lineRule="auto" w:after="0"/>
-              <w:ind w:firstLine="0"/>
-              <w:jc w:val="left"/>
-            </w:pPr>
-            <w:r>
-              <w:rPr>
-                <w:rFonts w:ascii="Times New Roman" w:hAnsi="Times New Roman"/>
-                <w:sz w:val="18"/>
+              <w:spacing w:line="240" w:lineRule="auto" w:after="20"/>
+              <w:ind w:firstLine="0"/>
+              <w:jc w:val="left"/>
+            </w:pPr>
+            <w:r>
+              <w:rPr>
+                <w:sz w:val="17"/>
               </w:rPr>
               <w:t xml:space="preserve">DBA</w:t>
             </w:r>
@@ -1368,14 +1386,13 @@
           <w:p>
             <w:pPr>
               <w:pStyle w:val="Compact"/>
-              <w:spacing w:line="240" w:lineRule="auto" w:after="0"/>
-              <w:ind w:firstLine="0"/>
-              <w:jc w:val="left"/>
-            </w:pPr>
-            <w:r>
-              <w:rPr>
-                <w:rFonts w:ascii="Times New Roman" w:hAnsi="Times New Roman"/>
-                <w:sz w:val="18"/>
+              <w:spacing w:line="240" w:lineRule="auto" w:after="20"/>
+              <w:ind w:firstLine="0"/>
+              <w:jc w:val="left"/>
+            </w:pPr>
+            <w:r>
+              <w:rPr>
+                <w:sz w:val="17"/>
               </w:rPr>
               <w:t xml:space="preserve">Integración motor seleccionado</w:t>
             </w:r>
@@ -1386,14 +1403,13 @@
           <w:p>
             <w:pPr>
               <w:pStyle w:val="Compact"/>
-              <w:spacing w:line="240" w:lineRule="auto" w:after="0"/>
-              <w:ind w:firstLine="0"/>
-              <w:jc w:val="left"/>
-            </w:pPr>
-            <w:r>
-              <w:rPr>
-                <w:rFonts w:ascii="Times New Roman" w:hAnsi="Times New Roman"/>
-                <w:sz w:val="18"/>
+              <w:spacing w:line="240" w:lineRule="auto" w:after="20"/>
+              <w:ind w:firstLine="0"/>
+              <w:jc w:val="left"/>
+            </w:pPr>
+            <w:r>
+              <w:rPr>
+                <w:sz w:val="17"/>
               </w:rPr>
               <w:t xml:space="preserve">Esquema validado</w:t>
             </w:r>
@@ -1406,14 +1422,13 @@
           <w:p>
             <w:pPr>
               <w:pStyle w:val="Compact"/>
-              <w:spacing w:line="240" w:lineRule="auto" w:after="0"/>
-              <w:ind w:firstLine="0"/>
-              <w:jc w:val="left"/>
-            </w:pPr>
-            <w:r>
-              <w:rPr>
-                <w:rFonts w:ascii="Times New Roman" w:hAnsi="Times New Roman"/>
-                <w:sz w:val="18"/>
+              <w:spacing w:line="240" w:lineRule="auto" w:after="20"/>
+              <w:ind w:firstLine="0"/>
+              <w:jc w:val="left"/>
+            </w:pPr>
+            <w:r>
+              <w:rPr>
+                <w:sz w:val="17"/>
               </w:rPr>
               <w:t xml:space="preserve">AC-09</w:t>
             </w:r>
@@ -1424,14 +1439,13 @@
           <w:p>
             <w:pPr>
               <w:pStyle w:val="Compact"/>
-              <w:spacing w:line="240" w:lineRule="auto" w:after="0"/>
-              <w:ind w:firstLine="0"/>
-              <w:jc w:val="left"/>
-            </w:pPr>
-            <w:r>
-              <w:rPr>
-                <w:rFonts w:ascii="Times New Roman" w:hAnsi="Times New Roman"/>
-                <w:sz w:val="18"/>
+              <w:spacing w:line="240" w:lineRule="auto" w:after="20"/>
+              <w:ind w:firstLine="0"/>
+              <w:jc w:val="left"/>
+            </w:pPr>
+            <w:r>
+              <w:rPr>
+                <w:sz w:val="17"/>
               </w:rPr>
               <w:t xml:space="preserve">README web/móvil de plantilla</w:t>
             </w:r>
@@ -1442,14 +1456,13 @@
           <w:p>
             <w:pPr>
               <w:pStyle w:val="Compact"/>
-              <w:spacing w:line="240" w:lineRule="auto" w:after="0"/>
-              <w:ind w:firstLine="0"/>
-              <w:jc w:val="left"/>
-            </w:pPr>
-            <w:r>
-              <w:rPr>
-                <w:rFonts w:ascii="Times New Roman" w:hAnsi="Times New Roman"/>
-                <w:sz w:val="18"/>
+              <w:spacing w:line="240" w:lineRule="auto" w:after="20"/>
+              <w:ind w:firstLine="0"/>
+              <w:jc w:val="left"/>
+            </w:pPr>
+            <w:r>
+              <w:rPr>
+                <w:sz w:val="17"/>
               </w:rPr>
               <w:t xml:space="preserve">Personalizar onboarding</w:t>
             </w:r>
@@ -1460,14 +1473,13 @@
           <w:p>
             <w:pPr>
               <w:pStyle w:val="Compact"/>
-              <w:spacing w:line="240" w:lineRule="auto" w:after="0"/>
-              <w:ind w:firstLine="0"/>
-              <w:jc w:val="left"/>
-            </w:pPr>
-            <w:r>
-              <w:rPr>
-                <w:rFonts w:ascii="Times New Roman" w:hAnsi="Times New Roman"/>
-                <w:sz w:val="18"/>
+              <w:spacing w:line="240" w:lineRule="auto" w:after="20"/>
+              <w:ind w:firstLine="0"/>
+              <w:jc w:val="left"/>
+            </w:pPr>
+            <w:r>
+              <w:rPr>
+                <w:sz w:val="17"/>
               </w:rPr>
               <w:t xml:space="preserve">Media</w:t>
             </w:r>
@@ -1478,14 +1490,13 @@
           <w:p>
             <w:pPr>
               <w:pStyle w:val="Compact"/>
-              <w:spacing w:line="240" w:lineRule="auto" w:after="0"/>
-              <w:ind w:firstLine="0"/>
-              <w:jc w:val="left"/>
-            </w:pPr>
-            <w:r>
-              <w:rPr>
-                <w:rFonts w:ascii="Times New Roman" w:hAnsi="Times New Roman"/>
-                <w:sz w:val="18"/>
+              <w:spacing w:line="240" w:lineRule="auto" w:after="20"/>
+              <w:ind w:firstLine="0"/>
+              <w:jc w:val="left"/>
+            </w:pPr>
+            <w:r>
+              <w:rPr>
+                <w:sz w:val="17"/>
               </w:rPr>
               <w:t xml:space="preserve">Frontend</w:t>
             </w:r>
@@ -1496,14 +1507,13 @@
           <w:p>
             <w:pPr>
               <w:pStyle w:val="Compact"/>
-              <w:spacing w:line="240" w:lineRule="auto" w:after="0"/>
-              <w:ind w:firstLine="0"/>
-              <w:jc w:val="left"/>
-            </w:pPr>
-            <w:r>
-              <w:rPr>
-                <w:rFonts w:ascii="Times New Roman" w:hAnsi="Times New Roman"/>
-                <w:sz w:val="18"/>
+              <w:spacing w:line="240" w:lineRule="auto" w:after="20"/>
+              <w:ind w:firstLine="0"/>
+              <w:jc w:val="left"/>
+            </w:pPr>
+            <w:r>
+              <w:rPr>
+                <w:sz w:val="17"/>
               </w:rPr>
               <w:t xml:space="preserve">Documentar navegación y env</w:t>
             </w:r>
@@ -1514,14 +1524,13 @@
           <w:p>
             <w:pPr>
               <w:pStyle w:val="Compact"/>
-              <w:spacing w:line="240" w:lineRule="auto" w:after="0"/>
-              <w:ind w:firstLine="0"/>
-              <w:jc w:val="left"/>
-            </w:pPr>
-            <w:r>
-              <w:rPr>
-                <w:rFonts w:ascii="Times New Roman" w:hAnsi="Times New Roman"/>
-                <w:sz w:val="18"/>
+              <w:spacing w:line="240" w:lineRule="auto" w:after="20"/>
+              <w:ind w:firstLine="0"/>
+              <w:jc w:val="left"/>
+            </w:pPr>
+            <w:r>
+              <w:rPr>
+                <w:sz w:val="17"/>
               </w:rPr>
               <w:t xml:space="preserve">Manual actualizado</w:t>
             </w:r>
@@ -1534,14 +1543,13 @@
           <w:p>
             <w:pPr>
               <w:pStyle w:val="Compact"/>
-              <w:spacing w:line="240" w:lineRule="auto" w:after="0"/>
-              <w:ind w:firstLine="0"/>
-              <w:jc w:val="left"/>
-            </w:pPr>
-            <w:r>
-              <w:rPr>
-                <w:rFonts w:ascii="Times New Roman" w:hAnsi="Times New Roman"/>
-                <w:sz w:val="18"/>
+              <w:spacing w:line="240" w:lineRule="auto" w:after="20"/>
+              <w:ind w:firstLine="0"/>
+              <w:jc w:val="left"/>
+            </w:pPr>
+            <w:r>
+              <w:rPr>
+                <w:sz w:val="17"/>
               </w:rPr>
               <w:t xml:space="preserve">AP-10</w:t>
             </w:r>
@@ -1552,14 +1560,13 @@
           <w:p>
             <w:pPr>
               <w:pStyle w:val="Compact"/>
-              <w:spacing w:line="240" w:lineRule="auto" w:after="0"/>
-              <w:ind w:firstLine="0"/>
-              <w:jc w:val="left"/>
-            </w:pPr>
-            <w:r>
-              <w:rPr>
-                <w:rFonts w:ascii="Times New Roman" w:hAnsi="Times New Roman"/>
-                <w:sz w:val="18"/>
+              <w:spacing w:line="240" w:lineRule="auto" w:after="20"/>
+              <w:ind w:firstLine="0"/>
+              <w:jc w:val="left"/>
+            </w:pPr>
+            <w:r>
+              <w:rPr>
+                <w:sz w:val="17"/>
               </w:rPr>
               <w:t xml:space="preserve">Falta repositorio visible de tests</w:t>
             </w:r>
@@ -1570,14 +1577,13 @@
           <w:p>
             <w:pPr>
               <w:pStyle w:val="Compact"/>
-              <w:spacing w:line="240" w:lineRule="auto" w:after="0"/>
-              <w:ind w:firstLine="0"/>
-              <w:jc w:val="left"/>
-            </w:pPr>
-            <w:r>
-              <w:rPr>
-                <w:rFonts w:ascii="Times New Roman" w:hAnsi="Times New Roman"/>
-                <w:sz w:val="18"/>
+              <w:spacing w:line="240" w:lineRule="auto" w:after="20"/>
+              <w:ind w:firstLine="0"/>
+              <w:jc w:val="left"/>
+            </w:pPr>
+            <w:r>
+              <w:rPr>
+                <w:sz w:val="17"/>
               </w:rPr>
               <w:t xml:space="preserve">Implementar CI y tests</w:t>
             </w:r>
@@ -1588,14 +1594,13 @@
           <w:p>
             <w:pPr>
               <w:pStyle w:val="Compact"/>
-              <w:spacing w:line="240" w:lineRule="auto" w:after="0"/>
-              <w:ind w:firstLine="0"/>
-              <w:jc w:val="left"/>
-            </w:pPr>
-            <w:r>
-              <w:rPr>
-                <w:rFonts w:ascii="Times New Roman" w:hAnsi="Times New Roman"/>
-                <w:sz w:val="18"/>
+              <w:spacing w:line="240" w:lineRule="auto" w:after="20"/>
+              <w:ind w:firstLine="0"/>
+              <w:jc w:val="left"/>
+            </w:pPr>
+            <w:r>
+              <w:rPr>
+                <w:sz w:val="17"/>
               </w:rPr>
               <w:t xml:space="preserve">Alta</w:t>
             </w:r>
@@ -1606,14 +1611,13 @@
           <w:p>
             <w:pPr>
               <w:pStyle w:val="Compact"/>
-              <w:spacing w:line="240" w:lineRule="auto" w:after="0"/>
-              <w:ind w:firstLine="0"/>
-              <w:jc w:val="left"/>
-            </w:pPr>
-            <w:r>
-              <w:rPr>
-                <w:rFonts w:ascii="Times New Roman" w:hAnsi="Times New Roman"/>
-                <w:sz w:val="18"/>
+              <w:spacing w:line="240" w:lineRule="auto" w:after="20"/>
+              <w:ind w:firstLine="0"/>
+              <w:jc w:val="left"/>
+            </w:pPr>
+            <w:r>
+              <w:rPr>
+                <w:sz w:val="17"/>
               </w:rPr>
               <w:t xml:space="preserve">QA/DevOps</w:t>
             </w:r>
@@ -1624,14 +1628,13 @@
           <w:p>
             <w:pPr>
               <w:pStyle w:val="Compact"/>
-              <w:spacing w:line="240" w:lineRule="auto" w:after="0"/>
-              <w:ind w:firstLine="0"/>
-              <w:jc w:val="left"/>
-            </w:pPr>
-            <w:r>
-              <w:rPr>
-                <w:rFonts w:ascii="Times New Roman" w:hAnsi="Times New Roman"/>
-                <w:sz w:val="18"/>
+              <w:spacing w:line="240" w:lineRule="auto" w:after="20"/>
+              <w:ind w:firstLine="0"/>
+              <w:jc w:val="left"/>
+            </w:pPr>
+            <w:r>
+              <w:rPr>
+                <w:sz w:val="17"/>
               </w:rPr>
               <w:t xml:space="preserve">Test suites + pipeline</w:t>
             </w:r>
@@ -1642,14 +1645,13 @@
           <w:p>
             <w:pPr>
               <w:pStyle w:val="Compact"/>
-              <w:spacing w:line="240" w:lineRule="auto" w:after="0"/>
-              <w:ind w:firstLine="0"/>
-              <w:jc w:val="left"/>
-            </w:pPr>
-            <w:r>
-              <w:rPr>
-                <w:rFonts w:ascii="Times New Roman" w:hAnsi="Times New Roman"/>
-                <w:sz w:val="18"/>
+              <w:spacing w:line="240" w:lineRule="auto" w:after="20"/>
+              <w:ind w:firstLine="0"/>
+              <w:jc w:val="left"/>
+            </w:pPr>
+            <w:r>
+              <w:rPr>
+                <w:sz w:val="17"/>
               </w:rPr>
               <w:t xml:space="preserve">Reporte verificado</w:t>
             </w:r>
@@ -1662,14 +1664,13 @@
           <w:p>
             <w:pPr>
               <w:pStyle w:val="Compact"/>
-              <w:spacing w:line="240" w:lineRule="auto" w:after="0"/>
-              <w:ind w:firstLine="0"/>
-              <w:jc w:val="left"/>
-            </w:pPr>
-            <w:r>
-              <w:rPr>
-                <w:rFonts w:ascii="Times New Roman" w:hAnsi="Times New Roman"/>
-                <w:sz w:val="18"/>
+              <w:spacing w:line="240" w:lineRule="auto" w:after="20"/>
+              <w:ind w:firstLine="0"/>
+              <w:jc w:val="left"/>
+            </w:pPr>
+            <w:r>
+              <w:rPr>
+                <w:sz w:val="17"/>
               </w:rPr>
               <w:t xml:space="preserve">AP-11</w:t>
             </w:r>
@@ -1680,14 +1681,13 @@
           <w:p>
             <w:pPr>
               <w:pStyle w:val="Compact"/>
-              <w:spacing w:line="240" w:lineRule="auto" w:after="0"/>
-              <w:ind w:firstLine="0"/>
-              <w:jc w:val="left"/>
-            </w:pPr>
-            <w:r>
-              <w:rPr>
-                <w:rFonts w:ascii="Times New Roman" w:hAnsi="Times New Roman"/>
-                <w:sz w:val="18"/>
+              <w:spacing w:line="240" w:lineRule="auto" w:after="20"/>
+              <w:ind w:firstLine="0"/>
+              <w:jc w:val="left"/>
+            </w:pPr>
+            <w:r>
+              <w:rPr>
+                <w:sz w:val="17"/>
               </w:rPr>
               <w:t xml:space="preserve">Diseño sin respaldo auditado</w:t>
             </w:r>
@@ -1698,14 +1698,13 @@
           <w:p>
             <w:pPr>
               <w:pStyle w:val="Compact"/>
-              <w:spacing w:line="240" w:lineRule="auto" w:after="0"/>
-              <w:ind w:firstLine="0"/>
-              <w:jc w:val="left"/>
-            </w:pPr>
-            <w:r>
-              <w:rPr>
-                <w:rFonts w:ascii="Times New Roman" w:hAnsi="Times New Roman"/>
-                <w:sz w:val="18"/>
+              <w:spacing w:line="240" w:lineRule="auto" w:after="20"/>
+              <w:ind w:firstLine="0"/>
+              <w:jc w:val="left"/>
+            </w:pPr>
+            <w:r>
+              <w:rPr>
+                <w:sz w:val="17"/>
               </w:rPr>
               <w:t xml:space="preserve">Backup/restore programado</w:t>
             </w:r>
@@ -1716,14 +1715,13 @@
           <w:p>
             <w:pPr>
               <w:pStyle w:val="Compact"/>
-              <w:spacing w:line="240" w:lineRule="auto" w:after="0"/>
-              <w:ind w:firstLine="0"/>
-              <w:jc w:val="left"/>
-            </w:pPr>
-            <w:r>
-              <w:rPr>
-                <w:rFonts w:ascii="Times New Roman" w:hAnsi="Times New Roman"/>
-                <w:sz w:val="18"/>
+              <w:spacing w:line="240" w:lineRule="auto" w:after="20"/>
+              <w:ind w:firstLine="0"/>
+              <w:jc w:val="left"/>
+            </w:pPr>
+            <w:r>
+              <w:rPr>
+                <w:sz w:val="17"/>
               </w:rPr>
               <w:t xml:space="preserve">Alta</w:t>
             </w:r>
@@ -1734,14 +1732,13 @@
           <w:p>
             <w:pPr>
               <w:pStyle w:val="Compact"/>
-              <w:spacing w:line="240" w:lineRule="auto" w:after="0"/>
-              <w:ind w:firstLine="0"/>
-              <w:jc w:val="left"/>
-            </w:pPr>
-            <w:r>
-              <w:rPr>
-                <w:rFonts w:ascii="Times New Roman" w:hAnsi="Times New Roman"/>
-                <w:sz w:val="18"/>
+              <w:spacing w:line="240" w:lineRule="auto" w:after="20"/>
+              <w:ind w:firstLine="0"/>
+              <w:jc w:val="left"/>
+            </w:pPr>
+            <w:r>
+              <w:rPr>
+                <w:sz w:val="17"/>
               </w:rPr>
               <w:t xml:space="preserve">DevOps</w:t>
             </w:r>
@@ -1752,14 +1749,13 @@
           <w:p>
             <w:pPr>
               <w:pStyle w:val="Compact"/>
-              <w:spacing w:line="240" w:lineRule="auto" w:after="0"/>
-              <w:ind w:firstLine="0"/>
-              <w:jc w:val="left"/>
-            </w:pPr>
-            <w:r>
-              <w:rPr>
-                <w:rFonts w:ascii="Times New Roman" w:hAnsi="Times New Roman"/>
-                <w:sz w:val="18"/>
+              <w:spacing w:line="240" w:lineRule="auto" w:after="20"/>
+              <w:ind w:firstLine="0"/>
+              <w:jc w:val="left"/>
+            </w:pPr>
+            <w:r>
+              <w:rPr>
+                <w:sz w:val="17"/>
               </w:rPr>
               <w:t xml:space="preserve">Ensayo desechable</w:t>
             </w:r>
@@ -1770,14 +1766,13 @@
           <w:p>
             <w:pPr>
               <w:pStyle w:val="Compact"/>
-              <w:spacing w:line="240" w:lineRule="auto" w:after="0"/>
-              <w:ind w:firstLine="0"/>
-              <w:jc w:val="left"/>
-            </w:pPr>
-            <w:r>
-              <w:rPr>
-                <w:rFonts w:ascii="Times New Roman" w:hAnsi="Times New Roman"/>
-                <w:sz w:val="18"/>
+              <w:spacing w:line="240" w:lineRule="auto" w:after="20"/>
+              <w:ind w:firstLine="0"/>
+              <w:jc w:val="left"/>
+            </w:pPr>
+            <w:r>
+              <w:rPr>
+                <w:sz w:val="17"/>
               </w:rPr>
               <w:t xml:space="preserve">Restauración aprobada</w:t>
             </w:r>
@@ -1790,14 +1785,13 @@
           <w:p>
             <w:pPr>
               <w:pStyle w:val="Compact"/>
-              <w:spacing w:line="240" w:lineRule="auto" w:after="0"/>
-              <w:ind w:firstLine="0"/>
-              <w:jc w:val="left"/>
-            </w:pPr>
-            <w:r>
-              <w:rPr>
-                <w:rFonts w:ascii="Times New Roman" w:hAnsi="Times New Roman"/>
-                <w:sz w:val="18"/>
+              <w:spacing w:line="240" w:lineRule="auto" w:after="20"/>
+              <w:ind w:firstLine="0"/>
+              <w:jc w:val="left"/>
+            </w:pPr>
+            <w:r>
+              <w:rPr>
+                <w:sz w:val="17"/>
               </w:rPr>
               <w:t xml:space="preserve">AP-12</w:t>
             </w:r>
@@ -1808,14 +1802,13 @@
           <w:p>
             <w:pPr>
               <w:pStyle w:val="Compact"/>
-              <w:spacing w:line="240" w:lineRule="auto" w:after="0"/>
-              <w:ind w:firstLine="0"/>
-              <w:jc w:val="left"/>
-            </w:pPr>
-            <w:r>
-              <w:rPr>
-                <w:rFonts w:ascii="Times New Roman" w:hAnsi="Times New Roman"/>
-                <w:sz w:val="18"/>
+              <w:spacing w:line="240" w:lineRule="auto" w:after="20"/>
+              <w:ind w:firstLine="0"/>
+              <w:jc w:val="left"/>
+            </w:pPr>
+            <w:r>
+              <w:rPr>
+                <w:sz w:val="17"/>
               </w:rPr>
               <w:t xml:space="preserve">Resultados de usabilidad ausentes</w:t>
             </w:r>
@@ -1826,14 +1819,13 @@
           <w:p>
             <w:pPr>
               <w:pStyle w:val="Compact"/>
-              <w:spacing w:line="240" w:lineRule="auto" w:after="0"/>
-              <w:ind w:firstLine="0"/>
-              <w:jc w:val="left"/>
-            </w:pPr>
-            <w:r>
-              <w:rPr>
-                <w:rFonts w:ascii="Times New Roman" w:hAnsi="Times New Roman"/>
-                <w:sz w:val="18"/>
+              <w:spacing w:line="240" w:lineRule="auto" w:after="20"/>
+              <w:ind w:firstLine="0"/>
+              <w:jc w:val="left"/>
+            </w:pPr>
+            <w:r>
+              <w:rPr>
+                <w:sz w:val="17"/>
               </w:rPr>
               <w:t xml:space="preserve">Sesiones éticas voluntarias</w:t>
             </w:r>
@@ -1844,14 +1836,13 @@
           <w:p>
             <w:pPr>
               <w:pStyle w:val="Compact"/>
-              <w:spacing w:line="240" w:lineRule="auto" w:after="0"/>
-              <w:ind w:firstLine="0"/>
-              <w:jc w:val="left"/>
-            </w:pPr>
-            <w:r>
-              <w:rPr>
-                <w:rFonts w:ascii="Times New Roman" w:hAnsi="Times New Roman"/>
-                <w:sz w:val="18"/>
+              <w:spacing w:line="240" w:lineRule="auto" w:after="20"/>
+              <w:ind w:firstLine="0"/>
+              <w:jc w:val="left"/>
+            </w:pPr>
+            <w:r>
+              <w:rPr>
+                <w:sz w:val="17"/>
               </w:rPr>
               <w:t xml:space="preserve">Media</w:t>
             </w:r>
@@ -1862,14 +1853,13 @@
           <w:p>
             <w:pPr>
               <w:pStyle w:val="Compact"/>
-              <w:spacing w:line="240" w:lineRule="auto" w:after="0"/>
-              <w:ind w:firstLine="0"/>
-              <w:jc w:val="left"/>
-            </w:pPr>
-            <w:r>
-              <w:rPr>
-                <w:rFonts w:ascii="Times New Roman" w:hAnsi="Times New Roman"/>
-                <w:sz w:val="18"/>
+              <w:spacing w:line="240" w:lineRule="auto" w:after="20"/>
+              <w:ind w:firstLine="0"/>
+              <w:jc w:val="left"/>
+            </w:pPr>
+            <w:r>
+              <w:rPr>
+                <w:sz w:val="17"/>
               </w:rPr>
               <w:t xml:space="preserve">UX</w:t>
             </w:r>
@@ -1880,14 +1870,13 @@
           <w:p>
             <w:pPr>
               <w:pStyle w:val="Compact"/>
-              <w:spacing w:line="240" w:lineRule="auto" w:after="0"/>
-              <w:ind w:firstLine="0"/>
-              <w:jc w:val="left"/>
-            </w:pPr>
-            <w:r>
-              <w:rPr>
-                <w:rFonts w:ascii="Times New Roman" w:hAnsi="Times New Roman"/>
-                <w:sz w:val="18"/>
+              <w:spacing w:line="240" w:lineRule="auto" w:after="20"/>
+              <w:ind w:firstLine="0"/>
+              <w:jc w:val="left"/>
+            </w:pPr>
+            <w:r>
+              <w:rPr>
+                <w:sz w:val="17"/>
               </w:rPr>
               <w:t xml:space="preserve">Protocolo con consentimiento</w:t>
             </w:r>
@@ -1898,14 +1887,13 @@
           <w:p>
             <w:pPr>
               <w:pStyle w:val="Compact"/>
-              <w:spacing w:line="240" w:lineRule="auto" w:after="0"/>
-              <w:ind w:firstLine="0"/>
-              <w:jc w:val="left"/>
-            </w:pPr>
-            <w:r>
-              <w:rPr>
-                <w:rFonts w:ascii="Times New Roman" w:hAnsi="Times New Roman"/>
-                <w:sz w:val="18"/>
+              <w:spacing w:line="240" w:lineRule="auto" w:after="20"/>
+              <w:ind w:firstLine="0"/>
+              <w:jc w:val="left"/>
+            </w:pPr>
+            <w:r>
+              <w:rPr>
+                <w:sz w:val="17"/>
               </w:rPr>
               <w:t xml:space="preserve">Resultados reproducibles</w:t>
             </w:r>
@@ -1919,20 +1907,16 @@
       <w:pPr>
         <w:pStyle w:val="Heading2"/>
         <w:keepNext/>
-        <w:ind w:firstLine="0"/>
-      </w:pPr>
-      <w:r>
-        <w:rPr>
-          <w:color w:val="000000"/>
-        </w:rPr>
+        <w:spacing w:line="264" w:lineRule="auto"/>
+      </w:pPr>
+      <w:r>
         <w:t xml:space="preserve">3. Priorización y seguimiento</w:t>
       </w:r>
     </w:p>
     <w:p>
       <w:pPr>
         <w:pStyle w:val="FirstParagraph"/>
-        <w:spacing w:line="480" w:lineRule="auto" w:after="0"/>
-        <w:ind w:firstLine="720"/>
+        <w:spacing w:line="396" w:lineRule="auto" w:after="100"/>
       </w:pPr>
       <w:r>
         <w:t xml:space="preserve">Prioridad crítica: riesgos de doble cobro, autorización indebida y pérdida de integridad. Alta: configuración de producción y trazabilidad documental. Media: mejoras de UX y manuales. Cada hallazgo deberá asignarse, estimarse, revisarse en PR y cerrarse con una prueba. Las áreas asignadas son roles sugeridos, no personas designadas.</w:t>
@@ -1944,20 +1928,16 @@
       <w:pPr>
         <w:pStyle w:val="Heading2"/>
         <w:keepNext/>
-        <w:ind w:firstLine="0"/>
-      </w:pPr>
-      <w:r>
-        <w:rPr>
-          <w:color w:val="000000"/>
-        </w:rPr>
+        <w:spacing w:line="264" w:lineRule="auto"/>
+      </w:pPr>
+      <w:r>
         <w:t xml:space="preserve">4. Lecciones y prevención</w:t>
       </w:r>
     </w:p>
     <w:p>
       <w:pPr>
         <w:pStyle w:val="FirstParagraph"/>
-        <w:spacing w:line="480" w:lineRule="auto" w:after="0"/>
-        <w:ind w:firstLine="720"/>
+        <w:spacing w:line="396" w:lineRule="auto" w:after="100"/>
       </w:pPr>
       <w:r>
         <w:t xml:space="preserve">Documentar decisiones arquitectónicas por SHA; automatizar validación del inventario de rutas; usar un único catálogo de API exportado de Swagger; integrar tests de regresión para pagos y roles; mantener manuales sincronizados con cada release; revisar cambios de esquema por proveedor antes de publicar.</w:t>
@@ -1969,12 +1949,9 @@
       <w:pPr>
         <w:pStyle w:val="Heading2"/>
         <w:keepNext/>
-        <w:ind w:firstLine="0"/>
-      </w:pPr>
-      <w:r>
-        <w:rPr>
-          <w:color w:val="000000"/>
-        </w:rPr>
+        <w:spacing w:line="264" w:lineRule="auto"/>
+      </w:pPr>
+      <w:r>
         <w:t xml:space="preserve">7. Registro de hallazgos y acciones con responsables propuestos</w:t>
       </w:r>
     </w:p>
@@ -1983,7 +1960,7 @@
         <w:tblStyle w:val="Table"/>
         <w:tblW w:type="pct" w:w="5000"/>
         <w:jc w:val="left"/>
-        <w:tblLayout w:type="fixed"/>
+        <w:tblLayout w:type="autofit"/>
         <w:tblLook w:firstRow="1" w:lastRow="0" w:firstColumn="0" w:lastColumn="0" w:noHBand="0" w:noVBand="0" w:val="0020"/>
       </w:tblPr>
       <w:tblGrid>
@@ -2004,14 +1981,14 @@
           <w:p>
             <w:pPr>
               <w:pStyle w:val="Compact"/>
-              <w:spacing w:line="240" w:lineRule="auto" w:after="0"/>
-              <w:ind w:firstLine="0"/>
-              <w:jc w:val="left"/>
-            </w:pPr>
-            <w:r>
-              <w:rPr>
-                <w:rFonts w:ascii="Times New Roman" w:hAnsi="Times New Roman"/>
-                <w:sz w:val="18"/>
+              <w:spacing w:line="240" w:lineRule="auto" w:after="20"/>
+              <w:ind w:firstLine="0"/>
+              <w:jc w:val="left"/>
+            </w:pPr>
+            <w:r>
+              <w:rPr>
+                <w:b/>
+                <w:sz w:val="17"/>
               </w:rPr>
               <w:t xml:space="preserve">ID</w:t>
             </w:r>
@@ -2022,14 +1999,14 @@
           <w:p>
             <w:pPr>
               <w:pStyle w:val="Compact"/>
-              <w:spacing w:line="240" w:lineRule="auto" w:after="0"/>
-              <w:ind w:firstLine="0"/>
-              <w:jc w:val="left"/>
-            </w:pPr>
-            <w:r>
-              <w:rPr>
-                <w:rFonts w:ascii="Times New Roman" w:hAnsi="Times New Roman"/>
-                <w:sz w:val="18"/>
+              <w:spacing w:line="240" w:lineRule="auto" w:after="20"/>
+              <w:ind w:firstLine="0"/>
+              <w:jc w:val="left"/>
+            </w:pPr>
+            <w:r>
+              <w:rPr>
+                <w:b/>
+                <w:sz w:val="17"/>
               </w:rPr>
               <w:t xml:space="preserve">Riesgo</w:t>
             </w:r>
@@ -2040,14 +2017,14 @@
           <w:p>
             <w:pPr>
               <w:pStyle w:val="Compact"/>
-              <w:spacing w:line="240" w:lineRule="auto" w:after="0"/>
-              <w:ind w:firstLine="0"/>
-              <w:jc w:val="left"/>
-            </w:pPr>
-            <w:r>
-              <w:rPr>
-                <w:rFonts w:ascii="Times New Roman" w:hAnsi="Times New Roman"/>
-                <w:sz w:val="18"/>
+              <w:spacing w:line="240" w:lineRule="auto" w:after="20"/>
+              <w:ind w:firstLine="0"/>
+              <w:jc w:val="left"/>
+            </w:pPr>
+            <w:r>
+              <w:rPr>
+                <w:b/>
+                <w:sz w:val="17"/>
               </w:rPr>
               <w:t xml:space="preserve">Hallazgo o punto por validar</w:t>
             </w:r>
@@ -2058,14 +2035,14 @@
           <w:p>
             <w:pPr>
               <w:pStyle w:val="Compact"/>
-              <w:spacing w:line="240" w:lineRule="auto" w:after="0"/>
-              <w:ind w:firstLine="0"/>
-              <w:jc w:val="left"/>
-            </w:pPr>
-            <w:r>
-              <w:rPr>
-                <w:rFonts w:ascii="Times New Roman" w:hAnsi="Times New Roman"/>
-                <w:sz w:val="18"/>
+              <w:spacing w:line="240" w:lineRule="auto" w:after="20"/>
+              <w:ind w:firstLine="0"/>
+              <w:jc w:val="left"/>
+            </w:pPr>
+            <w:r>
+              <w:rPr>
+                <w:b/>
+                <w:sz w:val="17"/>
               </w:rPr>
               <w:t xml:space="preserve">Impacto</w:t>
             </w:r>
@@ -2076,14 +2053,14 @@
           <w:p>
             <w:pPr>
               <w:pStyle w:val="Compact"/>
-              <w:spacing w:line="240" w:lineRule="auto" w:after="0"/>
-              <w:ind w:firstLine="0"/>
-              <w:jc w:val="left"/>
-            </w:pPr>
-            <w:r>
-              <w:rPr>
-                <w:rFonts w:ascii="Times New Roman" w:hAnsi="Times New Roman"/>
-                <w:sz w:val="18"/>
+              <w:spacing w:line="240" w:lineRule="auto" w:after="20"/>
+              <w:ind w:firstLine="0"/>
+              <w:jc w:val="left"/>
+            </w:pPr>
+            <w:r>
+              <w:rPr>
+                <w:b/>
+                <w:sz w:val="17"/>
               </w:rPr>
               <w:t xml:space="preserve">Acción</w:t>
             </w:r>
@@ -2094,14 +2071,14 @@
           <w:p>
             <w:pPr>
               <w:pStyle w:val="Compact"/>
-              <w:spacing w:line="240" w:lineRule="auto" w:after="0"/>
-              <w:ind w:firstLine="0"/>
-              <w:jc w:val="left"/>
-            </w:pPr>
-            <w:r>
-              <w:rPr>
-                <w:rFonts w:ascii="Times New Roman" w:hAnsi="Times New Roman"/>
-                <w:sz w:val="18"/>
+              <w:spacing w:line="240" w:lineRule="auto" w:after="20"/>
+              <w:ind w:firstLine="0"/>
+              <w:jc w:val="left"/>
+            </w:pPr>
+            <w:r>
+              <w:rPr>
+                <w:b/>
+                <w:sz w:val="17"/>
               </w:rPr>
               <w:t xml:space="preserve">Rol asignable</w:t>
             </w:r>
@@ -2114,14 +2091,13 @@
           <w:p>
             <w:pPr>
               <w:pStyle w:val="Compact"/>
-              <w:spacing w:line="240" w:lineRule="auto" w:after="0"/>
-              <w:ind w:firstLine="0"/>
-              <w:jc w:val="left"/>
-            </w:pPr>
-            <w:r>
-              <w:rPr>
-                <w:rFonts w:ascii="Times New Roman" w:hAnsi="Times New Roman"/>
-                <w:sz w:val="18"/>
+              <w:spacing w:line="240" w:lineRule="auto" w:after="20"/>
+              <w:ind w:firstLine="0"/>
+              <w:jc w:val="left"/>
+            </w:pPr>
+            <w:r>
+              <w:rPr>
+                <w:sz w:val="17"/>
               </w:rPr>
               <w:t xml:space="preserve">AC-01</w:t>
             </w:r>
@@ -2132,14 +2108,13 @@
           <w:p>
             <w:pPr>
               <w:pStyle w:val="Compact"/>
-              <w:spacing w:line="240" w:lineRule="auto" w:after="0"/>
-              <w:ind w:firstLine="0"/>
-              <w:jc w:val="left"/>
-            </w:pPr>
-            <w:r>
-              <w:rPr>
-                <w:rFonts w:ascii="Times New Roman" w:hAnsi="Times New Roman"/>
-                <w:sz w:val="18"/>
+              <w:spacing w:line="240" w:lineRule="auto" w:after="20"/>
+              <w:ind w:firstLine="0"/>
+              <w:jc w:val="left"/>
+            </w:pPr>
+            <w:r>
+              <w:rPr>
+                <w:sz w:val="17"/>
               </w:rPr>
               <w:t xml:space="preserve">Alto</w:t>
             </w:r>
@@ -2150,14 +2125,13 @@
           <w:p>
             <w:pPr>
               <w:pStyle w:val="Compact"/>
-              <w:spacing w:line="240" w:lineRule="auto" w:after="0"/>
-              <w:ind w:firstLine="0"/>
-              <w:jc w:val="left"/>
-            </w:pPr>
-            <w:r>
-              <w:rPr>
-                <w:rFonts w:ascii="Times New Roman" w:hAnsi="Times New Roman"/>
-                <w:sz w:val="18"/>
+              <w:spacing w:line="240" w:lineRule="auto" w:after="20"/>
+              <w:ind w:firstLine="0"/>
+              <w:jc w:val="left"/>
+            </w:pPr>
+            <w:r>
+              <w:rPr>
+                <w:sz w:val="17"/>
               </w:rPr>
               <w:t xml:space="preserve">Webhook no autenticado/idempotente</w:t>
             </w:r>
@@ -2168,14 +2142,13 @@
           <w:p>
             <w:pPr>
               <w:pStyle w:val="Compact"/>
-              <w:spacing w:line="240" w:lineRule="auto" w:after="0"/>
-              <w:ind w:firstLine="0"/>
-              <w:jc w:val="left"/>
-            </w:pPr>
-            <w:r>
-              <w:rPr>
-                <w:rFonts w:ascii="Times New Roman" w:hAnsi="Times New Roman"/>
-                <w:sz w:val="18"/>
+              <w:spacing w:line="240" w:lineRule="auto" w:after="20"/>
+              <w:ind w:firstLine="0"/>
+              <w:jc w:val="left"/>
+            </w:pPr>
+            <w:r>
+              <w:rPr>
+                <w:sz w:val="17"/>
               </w:rPr>
               <w:t xml:space="preserve">financiero y fraude</w:t>
             </w:r>
@@ -2186,14 +2159,13 @@
           <w:p>
             <w:pPr>
               <w:pStyle w:val="Compact"/>
-              <w:spacing w:line="240" w:lineRule="auto" w:after="0"/>
-              <w:ind w:firstLine="0"/>
-              <w:jc w:val="left"/>
-            </w:pPr>
-            <w:r>
-              <w:rPr>
-                <w:rFonts w:ascii="Times New Roman" w:hAnsi="Times New Roman"/>
-                <w:sz w:val="18"/>
+              <w:spacing w:line="240" w:lineRule="auto" w:after="20"/>
+              <w:ind w:firstLine="0"/>
+              <w:jc w:val="left"/>
+            </w:pPr>
+            <w:r>
+              <w:rPr>
+                <w:sz w:val="17"/>
               </w:rPr>
               <w:t xml:space="preserve">Ensayar checksum y evento duplicado; revisar referencia y BD</w:t>
             </w:r>
@@ -2204,14 +2176,13 @@
           <w:p>
             <w:pPr>
               <w:pStyle w:val="Compact"/>
-              <w:spacing w:line="240" w:lineRule="auto" w:after="0"/>
-              <w:ind w:firstLine="0"/>
-              <w:jc w:val="left"/>
-            </w:pPr>
-            <w:r>
-              <w:rPr>
-                <w:rFonts w:ascii="Times New Roman" w:hAnsi="Times New Roman"/>
-                <w:sz w:val="18"/>
+              <w:spacing w:line="240" w:lineRule="auto" w:after="20"/>
+              <w:ind w:firstLine="0"/>
+              <w:jc w:val="left"/>
+            </w:pPr>
+            <w:r>
+              <w:rPr>
+                <w:sz w:val="17"/>
               </w:rPr>
               <w:t xml:space="preserve">backend + QA</w:t>
             </w:r>
@@ -2224,14 +2195,13 @@
           <w:p>
             <w:pPr>
               <w:pStyle w:val="Compact"/>
-              <w:spacing w:line="240" w:lineRule="auto" w:after="0"/>
-              <w:ind w:firstLine="0"/>
-              <w:jc w:val="left"/>
-            </w:pPr>
-            <w:r>
-              <w:rPr>
-                <w:rFonts w:ascii="Times New Roman" w:hAnsi="Times New Roman"/>
-                <w:sz w:val="18"/>
+              <w:spacing w:line="240" w:lineRule="auto" w:after="20"/>
+              <w:ind w:firstLine="0"/>
+              <w:jc w:val="left"/>
+            </w:pPr>
+            <w:r>
+              <w:rPr>
+                <w:sz w:val="17"/>
               </w:rPr>
               <w:t xml:space="preserve">AC-02</w:t>
             </w:r>
@@ -2242,14 +2212,13 @@
           <w:p>
             <w:pPr>
               <w:pStyle w:val="Compact"/>
-              <w:spacing w:line="240" w:lineRule="auto" w:after="0"/>
-              <w:ind w:firstLine="0"/>
-              <w:jc w:val="left"/>
-            </w:pPr>
-            <w:r>
-              <w:rPr>
-                <w:rFonts w:ascii="Times New Roman" w:hAnsi="Times New Roman"/>
-                <w:sz w:val="18"/>
+              <w:spacing w:line="240" w:lineRule="auto" w:after="20"/>
+              <w:ind w:firstLine="0"/>
+              <w:jc w:val="left"/>
+            </w:pPr>
+            <w:r>
+              <w:rPr>
+                <w:sz w:val="17"/>
               </w:rPr>
               <w:t xml:space="preserve">Alto</w:t>
             </w:r>
@@ -2260,14 +2229,13 @@
           <w:p>
             <w:pPr>
               <w:pStyle w:val="Compact"/>
-              <w:spacing w:line="240" w:lineRule="auto" w:after="0"/>
-              <w:ind w:firstLine="0"/>
-              <w:jc w:val="left"/>
-            </w:pPr>
-            <w:r>
-              <w:rPr>
-                <w:rFonts w:ascii="Times New Roman" w:hAnsi="Times New Roman"/>
-                <w:sz w:val="18"/>
+              <w:spacing w:line="240" w:lineRule="auto" w:after="20"/>
+              <w:ind w:firstLine="0"/>
+              <w:jc w:val="left"/>
+            </w:pPr>
+            <w:r>
+              <w:rPr>
+                <w:sz w:val="17"/>
               </w:rPr>
               <w:t xml:space="preserve">Acceso entre sedes/propietarios</w:t>
             </w:r>
@@ -2278,14 +2246,13 @@
           <w:p>
             <w:pPr>
               <w:pStyle w:val="Compact"/>
-              <w:spacing w:line="240" w:lineRule="auto" w:after="0"/>
-              <w:ind w:firstLine="0"/>
-              <w:jc w:val="left"/>
-            </w:pPr>
-            <w:r>
-              <w:rPr>
-                <w:rFonts w:ascii="Times New Roman" w:hAnsi="Times New Roman"/>
-                <w:sz w:val="18"/>
+              <w:spacing w:line="240" w:lineRule="auto" w:after="20"/>
+              <w:ind w:firstLine="0"/>
+              <w:jc w:val="left"/>
+            </w:pPr>
+            <w:r>
+              <w:rPr>
+                <w:sz w:val="17"/>
               </w:rPr>
               <w:t xml:space="preserve">privacidad</w:t>
             </w:r>
@@ -2296,14 +2263,13 @@
           <w:p>
             <w:pPr>
               <w:pStyle w:val="Compact"/>
-              <w:spacing w:line="240" w:lineRule="auto" w:after="0"/>
-              <w:ind w:firstLine="0"/>
-              <w:jc w:val="left"/>
-            </w:pPr>
-            <w:r>
-              <w:rPr>
-                <w:rFonts w:ascii="Times New Roman" w:hAnsi="Times New Roman"/>
-                <w:sz w:val="18"/>
+              <w:spacing w:line="240" w:lineRule="auto" w:after="20"/>
+              <w:ind w:firstLine="0"/>
+              <w:jc w:val="left"/>
+            </w:pPr>
+            <w:r>
+              <w:rPr>
+                <w:sz w:val="17"/>
               </w:rPr>
               <w:t xml:space="preserve">Pruebas BOLA con dos sedes y titulares</w:t>
             </w:r>
@@ -2314,14 +2280,13 @@
           <w:p>
             <w:pPr>
               <w:pStyle w:val="Compact"/>
-              <w:spacing w:line="240" w:lineRule="auto" w:after="0"/>
-              <w:ind w:firstLine="0"/>
-              <w:jc w:val="left"/>
-            </w:pPr>
-            <w:r>
-              <w:rPr>
-                <w:rFonts w:ascii="Times New Roman" w:hAnsi="Times New Roman"/>
-                <w:sz w:val="18"/>
+              <w:spacing w:line="240" w:lineRule="auto" w:after="20"/>
+              <w:ind w:firstLine="0"/>
+              <w:jc w:val="left"/>
+            </w:pPr>
+            <w:r>
+              <w:rPr>
+                <w:sz w:val="17"/>
               </w:rPr>
               <w:t xml:space="preserve">backend + seguridad</w:t>
             </w:r>
@@ -2334,14 +2299,13 @@
           <w:p>
             <w:pPr>
               <w:pStyle w:val="Compact"/>
-              <w:spacing w:line="240" w:lineRule="auto" w:after="0"/>
-              <w:ind w:firstLine="0"/>
-              <w:jc w:val="left"/>
-            </w:pPr>
-            <w:r>
-              <w:rPr>
-                <w:rFonts w:ascii="Times New Roman" w:hAnsi="Times New Roman"/>
-                <w:sz w:val="18"/>
+              <w:spacing w:line="240" w:lineRule="auto" w:after="20"/>
+              <w:ind w:firstLine="0"/>
+              <w:jc w:val="left"/>
+            </w:pPr>
+            <w:r>
+              <w:rPr>
+                <w:sz w:val="17"/>
               </w:rPr>
               <w:t xml:space="preserve">AC-03</w:t>
             </w:r>
@@ -2352,14 +2316,13 @@
           <w:p>
             <w:pPr>
               <w:pStyle w:val="Compact"/>
-              <w:spacing w:line="240" w:lineRule="auto" w:after="0"/>
-              <w:ind w:firstLine="0"/>
-              <w:jc w:val="left"/>
-            </w:pPr>
-            <w:r>
-              <w:rPr>
-                <w:rFonts w:ascii="Times New Roman" w:hAnsi="Times New Roman"/>
-                <w:sz w:val="18"/>
+              <w:spacing w:line="240" w:lineRule="auto" w:after="20"/>
+              <w:ind w:firstLine="0"/>
+              <w:jc w:val="left"/>
+            </w:pPr>
+            <w:r>
+              <w:rPr>
+                <w:sz w:val="17"/>
               </w:rPr>
               <w:t xml:space="preserve">Alto</w:t>
             </w:r>
@@ -2370,14 +2333,13 @@
           <w:p>
             <w:pPr>
               <w:pStyle w:val="Compact"/>
-              <w:spacing w:line="240" w:lineRule="auto" w:after="0"/>
-              <w:ind w:firstLine="0"/>
-              <w:jc w:val="left"/>
-            </w:pPr>
-            <w:r>
-              <w:rPr>
-                <w:rFonts w:ascii="Times New Roman" w:hAnsi="Times New Roman"/>
-                <w:sz w:val="18"/>
+              <w:spacing w:line="240" w:lineRule="auto" w:after="20"/>
+              <w:ind w:firstLine="0"/>
+              <w:jc w:val="left"/>
+            </w:pPr>
+            <w:r>
+              <w:rPr>
+                <w:sz w:val="17"/>
               </w:rPr>
               <w:t xml:space="preserve">Migración al arranque en producción</w:t>
             </w:r>
@@ -2388,14 +2350,13 @@
           <w:p>
             <w:pPr>
               <w:pStyle w:val="Compact"/>
-              <w:spacing w:line="240" w:lineRule="auto" w:after="0"/>
-              <w:ind w:firstLine="0"/>
-              <w:jc w:val="left"/>
-            </w:pPr>
-            <w:r>
-              <w:rPr>
-                <w:rFonts w:ascii="Times New Roman" w:hAnsi="Times New Roman"/>
-                <w:sz w:val="18"/>
+              <w:spacing w:line="240" w:lineRule="auto" w:after="20"/>
+              <w:ind w:firstLine="0"/>
+              <w:jc w:val="left"/>
+            </w:pPr>
+            <w:r>
+              <w:rPr>
+                <w:sz w:val="17"/>
               </w:rPr>
               <w:t xml:space="preserve">disponibilidad de datos</w:t>
             </w:r>
@@ -2406,14 +2367,13 @@
           <w:p>
             <w:pPr>
               <w:pStyle w:val="Compact"/>
-              <w:spacing w:line="240" w:lineRule="auto" w:after="0"/>
-              <w:ind w:firstLine="0"/>
-              <w:jc w:val="left"/>
-            </w:pPr>
-            <w:r>
-              <w:rPr>
-                <w:rFonts w:ascii="Times New Roman" w:hAnsi="Times New Roman"/>
-                <w:sz w:val="18"/>
+              <w:spacing w:line="240" w:lineRule="auto" w:after="20"/>
+              <w:ind w:firstLine="0"/>
+              <w:jc w:val="left"/>
+            </w:pPr>
+            <w:r>
+              <w:rPr>
+                <w:sz w:val="17"/>
               </w:rPr>
               <w:t xml:space="preserve">Paso de migración único y backup</w:t>
             </w:r>
@@ -2424,14 +2384,13 @@
           <w:p>
             <w:pPr>
               <w:pStyle w:val="Compact"/>
-              <w:spacing w:line="240" w:lineRule="auto" w:after="0"/>
-              <w:ind w:firstLine="0"/>
-              <w:jc w:val="left"/>
-            </w:pPr>
-            <w:r>
-              <w:rPr>
-                <w:rFonts w:ascii="Times New Roman" w:hAnsi="Times New Roman"/>
-                <w:sz w:val="18"/>
+              <w:spacing w:line="240" w:lineRule="auto" w:after="20"/>
+              <w:ind w:firstLine="0"/>
+              <w:jc w:val="left"/>
+            </w:pPr>
+            <w:r>
+              <w:rPr>
+                <w:sz w:val="17"/>
               </w:rPr>
               <w:t xml:space="preserve">operaciones</w:t>
             </w:r>
@@ -2444,14 +2403,13 @@
           <w:p>
             <w:pPr>
               <w:pStyle w:val="Compact"/>
-              <w:spacing w:line="240" w:lineRule="auto" w:after="0"/>
-              <w:ind w:firstLine="0"/>
-              <w:jc w:val="left"/>
-            </w:pPr>
-            <w:r>
-              <w:rPr>
-                <w:rFonts w:ascii="Times New Roman" w:hAnsi="Times New Roman"/>
-                <w:sz w:val="18"/>
+              <w:spacing w:line="240" w:lineRule="auto" w:after="20"/>
+              <w:ind w:firstLine="0"/>
+              <w:jc w:val="left"/>
+            </w:pPr>
+            <w:r>
+              <w:rPr>
+                <w:sz w:val="17"/>
               </w:rPr>
               <w:t xml:space="preserve">AC-04</w:t>
             </w:r>
@@ -2462,14 +2420,13 @@
           <w:p>
             <w:pPr>
               <w:pStyle w:val="Compact"/>
-              <w:spacing w:line="240" w:lineRule="auto" w:after="0"/>
-              <w:ind w:firstLine="0"/>
-              <w:jc w:val="left"/>
-            </w:pPr>
-            <w:r>
-              <w:rPr>
-                <w:rFonts w:ascii="Times New Roman" w:hAnsi="Times New Roman"/>
-                <w:sz w:val="18"/>
+              <w:spacing w:line="240" w:lineRule="auto" w:after="20"/>
+              <w:ind w:firstLine="0"/>
+              <w:jc w:val="left"/>
+            </w:pPr>
+            <w:r>
+              <w:rPr>
+                <w:sz w:val="17"/>
               </w:rPr>
               <w:t xml:space="preserve">Medio</w:t>
             </w:r>
@@ -2480,14 +2437,13 @@
           <w:p>
             <w:pPr>
               <w:pStyle w:val="Compact"/>
-              <w:spacing w:line="240" w:lineRule="auto" w:after="0"/>
-              <w:ind w:firstLine="0"/>
-              <w:jc w:val="left"/>
-            </w:pPr>
-            <w:r>
-              <w:rPr>
-                <w:rFonts w:ascii="Times New Roman" w:hAnsi="Times New Roman"/>
-                <w:sz w:val="18"/>
+              <w:spacing w:line="240" w:lineRule="auto" w:after="20"/>
+              <w:ind w:firstLine="0"/>
+              <w:jc w:val="left"/>
+            </w:pPr>
+            <w:r>
+              <w:rPr>
+                <w:sz w:val="17"/>
               </w:rPr>
               <w:t xml:space="preserve">Descripción Supabase obsoleta en README</w:t>
             </w:r>
@@ -2498,14 +2454,13 @@
           <w:p>
             <w:pPr>
               <w:pStyle w:val="Compact"/>
-              <w:spacing w:line="240" w:lineRule="auto" w:after="0"/>
-              <w:ind w:firstLine="0"/>
-              <w:jc w:val="left"/>
-            </w:pPr>
-            <w:r>
-              <w:rPr>
-                <w:rFonts w:ascii="Times New Roman" w:hAnsi="Times New Roman"/>
-                <w:sz w:val="18"/>
+              <w:spacing w:line="240" w:lineRule="auto" w:after="20"/>
+              <w:ind w:firstLine="0"/>
+              <w:jc w:val="left"/>
+            </w:pPr>
+            <w:r>
+              <w:rPr>
+                <w:sz w:val="17"/>
               </w:rPr>
               <w:t xml:space="preserve">desinformación</w:t>
             </w:r>
@@ -2516,14 +2471,13 @@
           <w:p>
             <w:pPr>
               <w:pStyle w:val="Compact"/>
-              <w:spacing w:line="240" w:lineRule="auto" w:after="0"/>
-              <w:ind w:firstLine="0"/>
-              <w:jc w:val="left"/>
-            </w:pPr>
-            <w:r>
-              <w:rPr>
-                <w:rFonts w:ascii="Times New Roman" w:hAnsi="Times New Roman"/>
-                <w:sz w:val="18"/>
+              <w:spacing w:line="240" w:lineRule="auto" w:after="20"/>
+              <w:ind w:firstLine="0"/>
+              <w:jc w:val="left"/>
+            </w:pPr>
+            <w:r>
+              <w:rPr>
+                <w:sz w:val="17"/>
               </w:rPr>
               <w:t xml:space="preserve">Actualizar backend .NET 8 real</w:t>
             </w:r>
@@ -2534,14 +2488,13 @@
           <w:p>
             <w:pPr>
               <w:pStyle w:val="Compact"/>
-              <w:spacing w:line="240" w:lineRule="auto" w:after="0"/>
-              <w:ind w:firstLine="0"/>
-              <w:jc w:val="left"/>
-            </w:pPr>
-            <w:r>
-              <w:rPr>
-                <w:rFonts w:ascii="Times New Roman" w:hAnsi="Times New Roman"/>
-                <w:sz w:val="18"/>
+              <w:spacing w:line="240" w:lineRule="auto" w:after="20"/>
+              <w:ind w:firstLine="0"/>
+              <w:jc w:val="left"/>
+            </w:pPr>
+            <w:r>
+              <w:rPr>
+                <w:sz w:val="17"/>
               </w:rPr>
               <w:t xml:space="preserve">documentación</w:t>
             </w:r>
@@ -2554,14 +2507,13 @@
           <w:p>
             <w:pPr>
               <w:pStyle w:val="Compact"/>
-              <w:spacing w:line="240" w:lineRule="auto" w:after="0"/>
-              <w:ind w:firstLine="0"/>
-              <w:jc w:val="left"/>
-            </w:pPr>
-            <w:r>
-              <w:rPr>
-                <w:rFonts w:ascii="Times New Roman" w:hAnsi="Times New Roman"/>
-                <w:sz w:val="18"/>
+              <w:spacing w:line="240" w:lineRule="auto" w:after="20"/>
+              <w:ind w:firstLine="0"/>
+              <w:jc w:val="left"/>
+            </w:pPr>
+            <w:r>
+              <w:rPr>
+                <w:sz w:val="17"/>
               </w:rPr>
               <w:t xml:space="preserve">AC-05</w:t>
             </w:r>
@@ -2572,14 +2524,13 @@
           <w:p>
             <w:pPr>
               <w:pStyle w:val="Compact"/>
-              <w:spacing w:line="240" w:lineRule="auto" w:after="0"/>
-              <w:ind w:firstLine="0"/>
-              <w:jc w:val="left"/>
-            </w:pPr>
-            <w:r>
-              <w:rPr>
-                <w:rFonts w:ascii="Times New Roman" w:hAnsi="Times New Roman"/>
-                <w:sz w:val="18"/>
+              <w:spacing w:line="240" w:lineRule="auto" w:after="20"/>
+              <w:ind w:firstLine="0"/>
+              <w:jc w:val="left"/>
+            </w:pPr>
+            <w:r>
+              <w:rPr>
+                <w:sz w:val="17"/>
               </w:rPr>
               <w:t xml:space="preserve">Medio</w:t>
             </w:r>
@@ -2590,14 +2541,13 @@
           <w:p>
             <w:pPr>
               <w:pStyle w:val="Compact"/>
-              <w:spacing w:line="240" w:lineRule="auto" w:after="0"/>
-              <w:ind w:firstLine="0"/>
-              <w:jc w:val="left"/>
-            </w:pPr>
-            <w:r>
-              <w:rPr>
-                <w:rFonts w:ascii="Times New Roman" w:hAnsi="Times New Roman"/>
-                <w:sz w:val="18"/>
+              <w:spacing w:line="240" w:lineRule="auto" w:after="20"/>
+              <w:ind w:firstLine="0"/>
+              <w:jc w:val="left"/>
+            </w:pPr>
+            <w:r>
+              <w:rPr>
+                <w:sz w:val="17"/>
               </w:rPr>
               <w:t xml:space="preserve">Ausencia identificada de pruebas automatizadas</w:t>
             </w:r>
@@ -2608,14 +2558,13 @@
           <w:p>
             <w:pPr>
               <w:pStyle w:val="Compact"/>
-              <w:spacing w:line="240" w:lineRule="auto" w:after="0"/>
-              <w:ind w:firstLine="0"/>
-              <w:jc w:val="left"/>
-            </w:pPr>
-            <w:r>
-              <w:rPr>
-                <w:rFonts w:ascii="Times New Roman" w:hAnsi="Times New Roman"/>
-                <w:sz w:val="18"/>
+              <w:spacing w:line="240" w:lineRule="auto" w:after="20"/>
+              <w:ind w:firstLine="0"/>
+              <w:jc w:val="left"/>
+            </w:pPr>
+            <w:r>
+              <w:rPr>
+                <w:sz w:val="17"/>
               </w:rPr>
               <w:t xml:space="preserve">regresión</w:t>
             </w:r>
@@ -2626,14 +2575,13 @@
           <w:p>
             <w:pPr>
               <w:pStyle w:val="Compact"/>
-              <w:spacing w:line="240" w:lineRule="auto" w:after="0"/>
-              <w:ind w:firstLine="0"/>
-              <w:jc w:val="left"/>
-            </w:pPr>
-            <w:r>
-              <w:rPr>
-                <w:rFonts w:ascii="Times New Roman" w:hAnsi="Times New Roman"/>
-                <w:sz w:val="18"/>
+              <w:spacing w:line="240" w:lineRule="auto" w:after="20"/>
+              <w:ind w:firstLine="0"/>
+              <w:jc w:val="left"/>
+            </w:pPr>
+            <w:r>
+              <w:rPr>
+                <w:sz w:val="17"/>
               </w:rPr>
               <w:t xml:space="preserve">Crear proyecto test y CI de seguridad</w:t>
             </w:r>
@@ -2644,14 +2592,13 @@
           <w:p>
             <w:pPr>
               <w:pStyle w:val="Compact"/>
-              <w:spacing w:line="240" w:lineRule="auto" w:after="0"/>
-              <w:ind w:firstLine="0"/>
-              <w:jc w:val="left"/>
-            </w:pPr>
-            <w:r>
-              <w:rPr>
-                <w:rFonts w:ascii="Times New Roman" w:hAnsi="Times New Roman"/>
-                <w:sz w:val="18"/>
+              <w:spacing w:line="240" w:lineRule="auto" w:after="20"/>
+              <w:ind w:firstLine="0"/>
+              <w:jc w:val="left"/>
+            </w:pPr>
+            <w:r>
+              <w:rPr>
+                <w:sz w:val="17"/>
               </w:rPr>
               <w:t xml:space="preserve">QA</w:t>
             </w:r>
@@ -2664,14 +2611,13 @@
           <w:p>
             <w:pPr>
               <w:pStyle w:val="Compact"/>
-              <w:spacing w:line="240" w:lineRule="auto" w:after="0"/>
-              <w:ind w:firstLine="0"/>
-              <w:jc w:val="left"/>
-            </w:pPr>
-            <w:r>
-              <w:rPr>
-                <w:rFonts w:ascii="Times New Roman" w:hAnsi="Times New Roman"/>
-                <w:sz w:val="18"/>
+              <w:spacing w:line="240" w:lineRule="auto" w:after="20"/>
+              <w:ind w:firstLine="0"/>
+              <w:jc w:val="left"/>
+            </w:pPr>
+            <w:r>
+              <w:rPr>
+                <w:sz w:val="17"/>
               </w:rPr>
               <w:t xml:space="preserve">AC-06</w:t>
             </w:r>
@@ -2682,14 +2628,13 @@
           <w:p>
             <w:pPr>
               <w:pStyle w:val="Compact"/>
-              <w:spacing w:line="240" w:lineRule="auto" w:after="0"/>
-              <w:ind w:firstLine="0"/>
-              <w:jc w:val="left"/>
-            </w:pPr>
-            <w:r>
-              <w:rPr>
-                <w:rFonts w:ascii="Times New Roman" w:hAnsi="Times New Roman"/>
-                <w:sz w:val="18"/>
+              <w:spacing w:line="240" w:lineRule="auto" w:after="20"/>
+              <w:ind w:firstLine="0"/>
+              <w:jc w:val="left"/>
+            </w:pPr>
+            <w:r>
+              <w:rPr>
+                <w:sz w:val="17"/>
               </w:rPr>
               <w:t xml:space="preserve">Medio</w:t>
             </w:r>
@@ -2700,14 +2645,13 @@
           <w:p>
             <w:pPr>
               <w:pStyle w:val="Compact"/>
-              <w:spacing w:line="240" w:lineRule="auto" w:after="0"/>
-              <w:ind w:firstLine="0"/>
-              <w:jc w:val="left"/>
-            </w:pPr>
-            <w:r>
-              <w:rPr>
-                <w:rFonts w:ascii="Times New Roman" w:hAnsi="Times New Roman"/>
-                <w:sz w:val="18"/>
+              <w:spacing w:line="240" w:lineRule="auto" w:after="20"/>
+              <w:ind w:firstLine="0"/>
+              <w:jc w:val="left"/>
+            </w:pPr>
+            <w:r>
+              <w:rPr>
+                <w:sz w:val="17"/>
               </w:rPr>
               <w:t xml:space="preserve">README de clientes generado por plantilla</w:t>
             </w:r>
@@ -2718,14 +2662,13 @@
           <w:p>
             <w:pPr>
               <w:pStyle w:val="Compact"/>
-              <w:spacing w:line="240" w:lineRule="auto" w:after="0"/>
-              <w:ind w:firstLine="0"/>
-              <w:jc w:val="left"/>
-            </w:pPr>
-            <w:r>
-              <w:rPr>
-                <w:rFonts w:ascii="Times New Roman" w:hAnsi="Times New Roman"/>
-                <w:sz w:val="18"/>
+              <w:spacing w:line="240" w:lineRule="auto" w:after="20"/>
+              <w:ind w:firstLine="0"/>
+              <w:jc w:val="left"/>
+            </w:pPr>
+            <w:r>
+              <w:rPr>
+                <w:sz w:val="17"/>
               </w:rPr>
               <w:t xml:space="preserve">dificultad de instalación</w:t>
             </w:r>
@@ -2736,14 +2679,13 @@
           <w:p>
             <w:pPr>
               <w:pStyle w:val="Compact"/>
-              <w:spacing w:line="240" w:lineRule="auto" w:after="0"/>
-              <w:ind w:firstLine="0"/>
-              <w:jc w:val="left"/>
-            </w:pPr>
-            <w:r>
-              <w:rPr>
-                <w:rFonts w:ascii="Times New Roman" w:hAnsi="Times New Roman"/>
-                <w:sz w:val="18"/>
+              <w:spacing w:line="240" w:lineRule="auto" w:after="20"/>
+              <w:ind w:firstLine="0"/>
+              <w:jc w:val="left"/>
+            </w:pPr>
+            <w:r>
+              <w:rPr>
+                <w:sz w:val="17"/>
               </w:rPr>
               <w:t xml:space="preserve">Manuales de componentes y variables</w:t>
             </w:r>
@@ -2754,14 +2696,13 @@
           <w:p>
             <w:pPr>
               <w:pStyle w:val="Compact"/>
-              <w:spacing w:line="240" w:lineRule="auto" w:after="0"/>
-              <w:ind w:firstLine="0"/>
-              <w:jc w:val="left"/>
-            </w:pPr>
-            <w:r>
-              <w:rPr>
-                <w:rFonts w:ascii="Times New Roman" w:hAnsi="Times New Roman"/>
-                <w:sz w:val="18"/>
+              <w:spacing w:line="240" w:lineRule="auto" w:after="20"/>
+              <w:ind w:firstLine="0"/>
+              <w:jc w:val="left"/>
+            </w:pPr>
+            <w:r>
+              <w:rPr>
+                <w:sz w:val="17"/>
               </w:rPr>
               <w:t xml:space="preserve">web/móvil</w:t>
             </w:r>
@@ -2774,14 +2715,13 @@
           <w:p>
             <w:pPr>
               <w:pStyle w:val="Compact"/>
-              <w:spacing w:line="240" w:lineRule="auto" w:after="0"/>
-              <w:ind w:firstLine="0"/>
-              <w:jc w:val="left"/>
-            </w:pPr>
-            <w:r>
-              <w:rPr>
-                <w:rFonts w:ascii="Times New Roman" w:hAnsi="Times New Roman"/>
-                <w:sz w:val="18"/>
+              <w:spacing w:line="240" w:lineRule="auto" w:after="20"/>
+              <w:ind w:firstLine="0"/>
+              <w:jc w:val="left"/>
+            </w:pPr>
+            <w:r>
+              <w:rPr>
+                <w:sz w:val="17"/>
               </w:rPr>
               <w:t xml:space="preserve">AC-07</w:t>
             </w:r>
@@ -2792,14 +2732,13 @@
           <w:p>
             <w:pPr>
               <w:pStyle w:val="Compact"/>
-              <w:spacing w:line="240" w:lineRule="auto" w:after="0"/>
-              <w:ind w:firstLine="0"/>
-              <w:jc w:val="left"/>
-            </w:pPr>
-            <w:r>
-              <w:rPr>
-                <w:rFonts w:ascii="Times New Roman" w:hAnsi="Times New Roman"/>
-                <w:sz w:val="18"/>
+              <w:spacing w:line="240" w:lineRule="auto" w:after="20"/>
+              <w:ind w:firstLine="0"/>
+              <w:jc w:val="left"/>
+            </w:pPr>
+            <w:r>
+              <w:rPr>
+                <w:sz w:val="17"/>
               </w:rPr>
               <w:t xml:space="preserve">Alto</w:t>
             </w:r>
@@ -2810,14 +2749,13 @@
           <w:p>
             <w:pPr>
               <w:pStyle w:val="Compact"/>
-              <w:spacing w:line="240" w:lineRule="auto" w:after="0"/>
-              <w:ind w:firstLine="0"/>
-              <w:jc w:val="left"/>
-            </w:pPr>
-            <w:r>
-              <w:rPr>
-                <w:rFonts w:ascii="Times New Roman" w:hAnsi="Times New Roman"/>
-                <w:sz w:val="18"/>
+              <w:spacing w:line="240" w:lineRule="auto" w:after="20"/>
+              <w:ind w:firstLine="0"/>
+              <w:jc w:val="left"/>
+            </w:pPr>
+            <w:r>
+              <w:rPr>
+                <w:sz w:val="17"/>
               </w:rPr>
               <w:t xml:space="preserve">Datos privados en logs y repos</w:t>
             </w:r>
@@ -2828,14 +2766,13 @@
           <w:p>
             <w:pPr>
               <w:pStyle w:val="Compact"/>
-              <w:spacing w:line="240" w:lineRule="auto" w:after="0"/>
-              <w:ind w:firstLine="0"/>
-              <w:jc w:val="left"/>
-            </w:pPr>
-            <w:r>
-              <w:rPr>
-                <w:rFonts w:ascii="Times New Roman" w:hAnsi="Times New Roman"/>
-                <w:sz w:val="18"/>
+              <w:spacing w:line="240" w:lineRule="auto" w:after="20"/>
+              <w:ind w:firstLine="0"/>
+              <w:jc w:val="left"/>
+            </w:pPr>
+            <w:r>
+              <w:rPr>
+                <w:sz w:val="17"/>
               </w:rPr>
               <w:t xml:space="preserve">exposición legal</w:t>
             </w:r>
@@ -2846,14 +2783,13 @@
           <w:p>
             <w:pPr>
               <w:pStyle w:val="Compact"/>
-              <w:spacing w:line="240" w:lineRule="auto" w:after="0"/>
-              <w:ind w:firstLine="0"/>
-              <w:jc w:val="left"/>
-            </w:pPr>
-            <w:r>
-              <w:rPr>
-                <w:rFonts w:ascii="Times New Roman" w:hAnsi="Times New Roman"/>
-                <w:sz w:val="18"/>
+              <w:spacing w:line="240" w:lineRule="auto" w:after="20"/>
+              <w:ind w:firstLine="0"/>
+              <w:jc w:val="left"/>
+            </w:pPr>
+            <w:r>
+              <w:rPr>
+                <w:sz w:val="17"/>
               </w:rPr>
               <w:t xml:space="preserve">Escaneo secretos, redactar logs</w:t>
             </w:r>
@@ -2864,14 +2800,13 @@
           <w:p>
             <w:pPr>
               <w:pStyle w:val="Compact"/>
-              <w:spacing w:line="240" w:lineRule="auto" w:after="0"/>
-              <w:ind w:firstLine="0"/>
-              <w:jc w:val="left"/>
-            </w:pPr>
-            <w:r>
-              <w:rPr>
-                <w:rFonts w:ascii="Times New Roman" w:hAnsi="Times New Roman"/>
-                <w:sz w:val="18"/>
+              <w:spacing w:line="240" w:lineRule="auto" w:after="20"/>
+              <w:ind w:firstLine="0"/>
+              <w:jc w:val="left"/>
+            </w:pPr>
+            <w:r>
+              <w:rPr>
+                <w:sz w:val="17"/>
               </w:rPr>
               <w:t xml:space="preserve">seguridad</w:t>
             </w:r>
@@ -2884,14 +2819,13 @@
           <w:p>
             <w:pPr>
               <w:pStyle w:val="Compact"/>
-              <w:spacing w:line="240" w:lineRule="auto" w:after="0"/>
-              <w:ind w:firstLine="0"/>
-              <w:jc w:val="left"/>
-            </w:pPr>
-            <w:r>
-              <w:rPr>
-                <w:rFonts w:ascii="Times New Roman" w:hAnsi="Times New Roman"/>
-                <w:sz w:val="18"/>
+              <w:spacing w:line="240" w:lineRule="auto" w:after="20"/>
+              <w:ind w:firstLine="0"/>
+              <w:jc w:val="left"/>
+            </w:pPr>
+            <w:r>
+              <w:rPr>
+                <w:sz w:val="17"/>
               </w:rPr>
               <w:t xml:space="preserve">AC-08</w:t>
             </w:r>
@@ -2902,14 +2836,13 @@
           <w:p>
             <w:pPr>
               <w:pStyle w:val="Compact"/>
-              <w:spacing w:line="240" w:lineRule="auto" w:after="0"/>
-              <w:ind w:firstLine="0"/>
-              <w:jc w:val="left"/>
-            </w:pPr>
-            <w:r>
-              <w:rPr>
-                <w:rFonts w:ascii="Times New Roman" w:hAnsi="Times New Roman"/>
-                <w:sz w:val="18"/>
+              <w:spacing w:line="240" w:lineRule="auto" w:after="20"/>
+              <w:ind w:firstLine="0"/>
+              <w:jc w:val="left"/>
+            </w:pPr>
+            <w:r>
+              <w:rPr>
+                <w:sz w:val="17"/>
               </w:rPr>
               <w:t xml:space="preserve">Alto</w:t>
             </w:r>
@@ -2920,14 +2853,13 @@
           <w:p>
             <w:pPr>
               <w:pStyle w:val="Compact"/>
-              <w:spacing w:line="240" w:lineRule="auto" w:after="0"/>
-              <w:ind w:firstLine="0"/>
-              <w:jc w:val="left"/>
-            </w:pPr>
-            <w:r>
-              <w:rPr>
-                <w:rFonts w:ascii="Times New Roman" w:hAnsi="Times New Roman"/>
-                <w:sz w:val="18"/>
+              <w:spacing w:line="240" w:lineRule="auto" w:after="20"/>
+              <w:ind w:firstLine="0"/>
+              <w:jc w:val="left"/>
+            </w:pPr>
+            <w:r>
+              <w:rPr>
+                <w:sz w:val="17"/>
               </w:rPr>
               <w:t xml:space="preserve">CORS permisivo en entornos productivos</w:t>
             </w:r>
@@ -2938,14 +2870,13 @@
           <w:p>
             <w:pPr>
               <w:pStyle w:val="Compact"/>
-              <w:spacing w:line="240" w:lineRule="auto" w:after="0"/>
-              <w:ind w:firstLine="0"/>
-              <w:jc w:val="left"/>
-            </w:pPr>
-            <w:r>
-              <w:rPr>
-                <w:rFonts w:ascii="Times New Roman" w:hAnsi="Times New Roman"/>
-                <w:sz w:val="18"/>
+              <w:spacing w:line="240" w:lineRule="auto" w:after="20"/>
+              <w:ind w:firstLine="0"/>
+              <w:jc w:val="left"/>
+            </w:pPr>
+            <w:r>
+              <w:rPr>
+                <w:sz w:val="17"/>
               </w:rPr>
               <w:t xml:space="preserve">orígenes maliciosos</w:t>
             </w:r>
@@ -2956,14 +2887,13 @@
           <w:p>
             <w:pPr>
               <w:pStyle w:val="Compact"/>
-              <w:spacing w:line="240" w:lineRule="auto" w:after="0"/>
-              <w:ind w:firstLine="0"/>
-              <w:jc w:val="left"/>
-            </w:pPr>
-            <w:r>
-              <w:rPr>
-                <w:rFonts w:ascii="Times New Roman" w:hAnsi="Times New Roman"/>
-                <w:sz w:val="18"/>
+              <w:spacing w:line="240" w:lineRule="auto" w:after="20"/>
+              <w:ind w:firstLine="0"/>
+              <w:jc w:val="left"/>
+            </w:pPr>
+            <w:r>
+              <w:rPr>
+                <w:sz w:val="17"/>
               </w:rPr>
               <w:t xml:space="preserve">Restringir orígenes por ambiente</w:t>
             </w:r>
@@ -2974,14 +2904,13 @@
           <w:p>
             <w:pPr>
               <w:pStyle w:val="Compact"/>
-              <w:spacing w:line="240" w:lineRule="auto" w:after="0"/>
-              <w:ind w:firstLine="0"/>
-              <w:jc w:val="left"/>
-            </w:pPr>
-            <w:r>
-              <w:rPr>
-                <w:rFonts w:ascii="Times New Roman" w:hAnsi="Times New Roman"/>
-                <w:sz w:val="18"/>
+              <w:spacing w:line="240" w:lineRule="auto" w:after="20"/>
+              <w:ind w:firstLine="0"/>
+              <w:jc w:val="left"/>
+            </w:pPr>
+            <w:r>
+              <w:rPr>
+                <w:sz w:val="17"/>
               </w:rPr>
               <w:t xml:space="preserve">operaciones</w:t>
             </w:r>
@@ -2994,14 +2923,13 @@
           <w:p>
             <w:pPr>
               <w:pStyle w:val="Compact"/>
-              <w:spacing w:line="240" w:lineRule="auto" w:after="0"/>
-              <w:ind w:firstLine="0"/>
-              <w:jc w:val="left"/>
-            </w:pPr>
-            <w:r>
-              <w:rPr>
-                <w:rFonts w:ascii="Times New Roman" w:hAnsi="Times New Roman"/>
-                <w:sz w:val="18"/>
+              <w:spacing w:line="240" w:lineRule="auto" w:after="20"/>
+              <w:ind w:firstLine="0"/>
+              <w:jc w:val="left"/>
+            </w:pPr>
+            <w:r>
+              <w:rPr>
+                <w:sz w:val="17"/>
               </w:rPr>
               <w:t xml:space="preserve">AC-09</w:t>
             </w:r>
@@ -3012,14 +2940,13 @@
           <w:p>
             <w:pPr>
               <w:pStyle w:val="Compact"/>
-              <w:spacing w:line="240" w:lineRule="auto" w:after="0"/>
-              <w:ind w:firstLine="0"/>
-              <w:jc w:val="left"/>
-            </w:pPr>
-            <w:r>
-              <w:rPr>
-                <w:rFonts w:ascii="Times New Roman" w:hAnsi="Times New Roman"/>
-                <w:sz w:val="18"/>
+              <w:spacing w:line="240" w:lineRule="auto" w:after="20"/>
+              <w:ind w:firstLine="0"/>
+              <w:jc w:val="left"/>
+            </w:pPr>
+            <w:r>
+              <w:rPr>
+                <w:sz w:val="17"/>
               </w:rPr>
               <w:t xml:space="preserve">Medio</w:t>
             </w:r>
@@ -3030,14 +2957,13 @@
           <w:p>
             <w:pPr>
               <w:pStyle w:val="Compact"/>
-              <w:spacing w:line="240" w:lineRule="auto" w:after="0"/>
-              <w:ind w:firstLine="0"/>
-              <w:jc w:val="left"/>
-            </w:pPr>
-            <w:r>
-              <w:rPr>
-                <w:rFonts w:ascii="Times New Roman" w:hAnsi="Times New Roman"/>
-                <w:sz w:val="18"/>
+              <w:spacing w:line="240" w:lineRule="auto" w:after="20"/>
+              <w:ind w:firstLine="0"/>
+              <w:jc w:val="left"/>
+            </w:pPr>
+            <w:r>
+              <w:rPr>
+                <w:sz w:val="17"/>
               </w:rPr>
               <w:t xml:space="preserve">Compatibilidad MySQL/Postgres/SQLServer no probada</w:t>
             </w:r>
@@ -3048,14 +2974,13 @@
           <w:p>
             <w:pPr>
               <w:pStyle w:val="Compact"/>
-              <w:spacing w:line="240" w:lineRule="auto" w:after="0"/>
-              <w:ind w:firstLine="0"/>
-              <w:jc w:val="left"/>
-            </w:pPr>
-            <w:r>
-              <w:rPr>
-                <w:rFonts w:ascii="Times New Roman" w:hAnsi="Times New Roman"/>
-                <w:sz w:val="18"/>
+              <w:spacing w:line="240" w:lineRule="auto" w:after="20"/>
+              <w:ind w:firstLine="0"/>
+              <w:jc w:val="left"/>
+            </w:pPr>
+            <w:r>
+              <w:rPr>
+                <w:sz w:val="17"/>
               </w:rPr>
               <w:t xml:space="preserve">fallos al migrar</w:t>
             </w:r>
@@ -3066,14 +2991,13 @@
           <w:p>
             <w:pPr>
               <w:pStyle w:val="Compact"/>
-              <w:spacing w:line="240" w:lineRule="auto" w:after="0"/>
-              <w:ind w:firstLine="0"/>
-              <w:jc w:val="left"/>
-            </w:pPr>
-            <w:r>
-              <w:rPr>
-                <w:rFonts w:ascii="Times New Roman" w:hAnsi="Times New Roman"/>
-                <w:sz w:val="18"/>
+              <w:spacing w:line="240" w:lineRule="auto" w:after="20"/>
+              <w:ind w:firstLine="0"/>
+              <w:jc w:val="left"/>
+            </w:pPr>
+            <w:r>
+              <w:rPr>
+                <w:sz w:val="17"/>
               </w:rPr>
               <w:t xml:space="preserve">Elegir DB oficial y test CI por motor</w:t>
             </w:r>
@@ -3084,14 +3008,13 @@
           <w:p>
             <w:pPr>
               <w:pStyle w:val="Compact"/>
-              <w:spacing w:line="240" w:lineRule="auto" w:after="0"/>
-              <w:ind w:firstLine="0"/>
-              <w:jc w:val="left"/>
-            </w:pPr>
-            <w:r>
-              <w:rPr>
-                <w:rFonts w:ascii="Times New Roman" w:hAnsi="Times New Roman"/>
-                <w:sz w:val="18"/>
+              <w:spacing w:line="240" w:lineRule="auto" w:after="20"/>
+              <w:ind w:firstLine="0"/>
+              <w:jc w:val="left"/>
+            </w:pPr>
+            <w:r>
+              <w:rPr>
+                <w:sz w:val="17"/>
               </w:rPr>
               <w:t xml:space="preserve">backend/DBA</w:t>
             </w:r>
@@ -3104,14 +3027,13 @@
           <w:p>
             <w:pPr>
               <w:pStyle w:val="Compact"/>
-              <w:spacing w:line="240" w:lineRule="auto" w:after="0"/>
-              <w:ind w:firstLine="0"/>
-              <w:jc w:val="left"/>
-            </w:pPr>
-            <w:r>
-              <w:rPr>
-                <w:rFonts w:ascii="Times New Roman" w:hAnsi="Times New Roman"/>
-                <w:sz w:val="18"/>
+              <w:spacing w:line="240" w:lineRule="auto" w:after="20"/>
+              <w:ind w:firstLine="0"/>
+              <w:jc w:val="left"/>
+            </w:pPr>
+            <w:r>
+              <w:rPr>
+                <w:sz w:val="17"/>
               </w:rPr>
               <w:t xml:space="preserve">AC-10</w:t>
             </w:r>
@@ -3122,14 +3044,13 @@
           <w:p>
             <w:pPr>
               <w:pStyle w:val="Compact"/>
-              <w:spacing w:line="240" w:lineRule="auto" w:after="0"/>
-              <w:ind w:firstLine="0"/>
-              <w:jc w:val="left"/>
-            </w:pPr>
-            <w:r>
-              <w:rPr>
-                <w:rFonts w:ascii="Times New Roman" w:hAnsi="Times New Roman"/>
-                <w:sz w:val="18"/>
+              <w:spacing w:line="240" w:lineRule="auto" w:after="20"/>
+              <w:ind w:firstLine="0"/>
+              <w:jc w:val="left"/>
+            </w:pPr>
+            <w:r>
+              <w:rPr>
+                <w:sz w:val="17"/>
               </w:rPr>
               <w:t xml:space="preserve">Medio</w:t>
             </w:r>
@@ -3140,14 +3061,13 @@
           <w:p>
             <w:pPr>
               <w:pStyle w:val="Compact"/>
-              <w:spacing w:line="240" w:lineRule="auto" w:after="0"/>
-              <w:ind w:firstLine="0"/>
-              <w:jc w:val="left"/>
-            </w:pPr>
-            <w:r>
-              <w:rPr>
-                <w:rFonts w:ascii="Times New Roman" w:hAnsi="Times New Roman"/>
-                <w:sz w:val="18"/>
+              <w:spacing w:line="240" w:lineRule="auto" w:after="20"/>
+              <w:ind w:firstLine="0"/>
+              <w:jc w:val="left"/>
+            </w:pPr>
+            <w:r>
+              <w:rPr>
+                <w:sz w:val="17"/>
               </w:rPr>
               <w:t xml:space="preserve">Contrato REST sin export OpenAPI versionado</w:t>
             </w:r>
@@ -3158,14 +3078,13 @@
           <w:p>
             <w:pPr>
               <w:pStyle w:val="Compact"/>
-              <w:spacing w:line="240" w:lineRule="auto" w:after="0"/>
-              <w:ind w:firstLine="0"/>
-              <w:jc w:val="left"/>
-            </w:pPr>
-            <w:r>
-              <w:rPr>
-                <w:rFonts w:ascii="Times New Roman" w:hAnsi="Times New Roman"/>
-                <w:sz w:val="18"/>
+              <w:spacing w:line="240" w:lineRule="auto" w:after="20"/>
+              <w:ind w:firstLine="0"/>
+              <w:jc w:val="left"/>
+            </w:pPr>
+            <w:r>
+              <w:rPr>
+                <w:sz w:val="17"/>
               </w:rPr>
               <w:t xml:space="preserve">ruptura entre clientes</w:t>
             </w:r>
@@ -3176,14 +3095,13 @@
           <w:p>
             <w:pPr>
               <w:pStyle w:val="Compact"/>
-              <w:spacing w:line="240" w:lineRule="auto" w:after="0"/>
-              <w:ind w:firstLine="0"/>
-              <w:jc w:val="left"/>
-            </w:pPr>
-            <w:r>
-              <w:rPr>
-                <w:rFonts w:ascii="Times New Roman" w:hAnsi="Times New Roman"/>
-                <w:sz w:val="18"/>
+              <w:spacing w:line="240" w:lineRule="auto" w:after="20"/>
+              <w:ind w:firstLine="0"/>
+              <w:jc w:val="left"/>
+            </w:pPr>
+            <w:r>
+              <w:rPr>
+                <w:sz w:val="17"/>
               </w:rPr>
               <w:t xml:space="preserve">publicar snapshot y diff en cada release</w:t>
             </w:r>
@@ -3194,14 +3112,13 @@
           <w:p>
             <w:pPr>
               <w:pStyle w:val="Compact"/>
-              <w:spacing w:line="240" w:lineRule="auto" w:after="0"/>
-              <w:ind w:firstLine="0"/>
-              <w:jc w:val="left"/>
-            </w:pPr>
-            <w:r>
-              <w:rPr>
-                <w:rFonts w:ascii="Times New Roman" w:hAnsi="Times New Roman"/>
-                <w:sz w:val="18"/>
+              <w:spacing w:line="240" w:lineRule="auto" w:after="20"/>
+              <w:ind w:firstLine="0"/>
+              <w:jc w:val="left"/>
+            </w:pPr>
+            <w:r>
+              <w:rPr>
+                <w:sz w:val="17"/>
               </w:rPr>
               <w:t xml:space="preserve">integraciones</w:t>
             </w:r>
@@ -3214,20 +3131,16 @@
       <w:pPr>
         <w:pStyle w:val="Heading3"/>
         <w:keepNext/>
-        <w:ind w:firstLine="0"/>
-      </w:pPr>
-      <w:r>
-        <w:rPr>
-          <w:color w:val="000000"/>
-        </w:rPr>
+        <w:spacing w:line="264" w:lineRule="auto"/>
+      </w:pPr>
+      <w:r>
         <w:t xml:space="preserve">AC-01. Webhook no autenticado/idempotente</w:t>
       </w:r>
     </w:p>
     <w:p>
       <w:pPr>
         <w:pStyle w:val="FirstParagraph"/>
-        <w:spacing w:line="480" w:lineRule="auto" w:after="0"/>
-        <w:ind w:firstLine="720"/>
+        <w:spacing w:line="396" w:lineRule="auto" w:after="100"/>
       </w:pPr>
       <w:r>
         <w:rPr>
@@ -3278,8 +3191,7 @@
     <w:p>
       <w:pPr>
         <w:pStyle w:val="BodyText"/>
-        <w:spacing w:line="480" w:lineRule="auto" w:after="0"/>
-        <w:ind w:firstLine="720"/>
+        <w:spacing w:line="396" w:lineRule="auto" w:after="100"/>
       </w:pPr>
       <w:r>
         <w:rPr>
@@ -3314,8 +3226,7 @@
     <w:p>
       <w:pPr>
         <w:pStyle w:val="BodyText"/>
-        <w:spacing w:line="480" w:lineRule="auto" w:after="0"/>
-        <w:ind w:firstLine="720"/>
+        <w:spacing w:line="396" w:lineRule="auto" w:after="100"/>
       </w:pPr>
       <w:r>
         <w:rPr>
@@ -3353,20 +3264,16 @@
       <w:pPr>
         <w:pStyle w:val="Heading3"/>
         <w:keepNext/>
-        <w:ind w:firstLine="0"/>
-      </w:pPr>
-      <w:r>
-        <w:rPr>
-          <w:color w:val="000000"/>
-        </w:rPr>
+        <w:spacing w:line="264" w:lineRule="auto"/>
+      </w:pPr>
+      <w:r>
         <w:t xml:space="preserve">AC-02. Acceso entre sedes/propietarios</w:t>
       </w:r>
     </w:p>
     <w:p>
       <w:pPr>
         <w:pStyle w:val="FirstParagraph"/>
-        <w:spacing w:line="480" w:lineRule="auto" w:after="0"/>
-        <w:ind w:firstLine="720"/>
+        <w:spacing w:line="396" w:lineRule="auto" w:after="100"/>
       </w:pPr>
       <w:r>
         <w:rPr>
@@ -3417,8 +3324,7 @@
     <w:p>
       <w:pPr>
         <w:pStyle w:val="BodyText"/>
-        <w:spacing w:line="480" w:lineRule="auto" w:after="0"/>
-        <w:ind w:firstLine="720"/>
+        <w:spacing w:line="396" w:lineRule="auto" w:after="100"/>
       </w:pPr>
       <w:r>
         <w:rPr>
@@ -3453,8 +3359,7 @@
     <w:p>
       <w:pPr>
         <w:pStyle w:val="BodyText"/>
-        <w:spacing w:line="480" w:lineRule="auto" w:after="0"/>
-        <w:ind w:firstLine="720"/>
+        <w:spacing w:line="396" w:lineRule="auto" w:after="100"/>
       </w:pPr>
       <w:r>
         <w:rPr>
@@ -3492,20 +3397,16 @@
       <w:pPr>
         <w:pStyle w:val="Heading3"/>
         <w:keepNext/>
-        <w:ind w:firstLine="0"/>
-      </w:pPr>
-      <w:r>
-        <w:rPr>
-          <w:color w:val="000000"/>
-        </w:rPr>
+        <w:spacing w:line="264" w:lineRule="auto"/>
+      </w:pPr>
+      <w:r>
         <w:t xml:space="preserve">AC-03. Migración al arranque en producción</w:t>
       </w:r>
     </w:p>
     <w:p>
       <w:pPr>
         <w:pStyle w:val="FirstParagraph"/>
-        <w:spacing w:line="480" w:lineRule="auto" w:after="0"/>
-        <w:ind w:firstLine="720"/>
+        <w:spacing w:line="396" w:lineRule="auto" w:after="100"/>
       </w:pPr>
       <w:r>
         <w:rPr>
@@ -3556,8 +3457,7 @@
     <w:p>
       <w:pPr>
         <w:pStyle w:val="BodyText"/>
-        <w:spacing w:line="480" w:lineRule="auto" w:after="0"/>
-        <w:ind w:firstLine="720"/>
+        <w:spacing w:line="396" w:lineRule="auto" w:after="100"/>
       </w:pPr>
       <w:r>
         <w:rPr>
@@ -3592,8 +3492,7 @@
     <w:p>
       <w:pPr>
         <w:pStyle w:val="BodyText"/>
-        <w:spacing w:line="480" w:lineRule="auto" w:after="0"/>
-        <w:ind w:firstLine="720"/>
+        <w:spacing w:line="396" w:lineRule="auto" w:after="100"/>
       </w:pPr>
       <w:r>
         <w:rPr>
@@ -3631,20 +3530,16 @@
       <w:pPr>
         <w:pStyle w:val="Heading3"/>
         <w:keepNext/>
-        <w:ind w:firstLine="0"/>
-      </w:pPr>
-      <w:r>
-        <w:rPr>
-          <w:color w:val="000000"/>
-        </w:rPr>
+        <w:spacing w:line="264" w:lineRule="auto"/>
+      </w:pPr>
+      <w:r>
         <w:t xml:space="preserve">AC-04. Descripción Supabase obsoleta en README</w:t>
       </w:r>
     </w:p>
     <w:p>
       <w:pPr>
         <w:pStyle w:val="FirstParagraph"/>
-        <w:spacing w:line="480" w:lineRule="auto" w:after="0"/>
-        <w:ind w:firstLine="720"/>
+        <w:spacing w:line="396" w:lineRule="auto" w:after="100"/>
       </w:pPr>
       <w:r>
         <w:rPr>
@@ -3695,8 +3590,7 @@
     <w:p>
       <w:pPr>
         <w:pStyle w:val="BodyText"/>
-        <w:spacing w:line="480" w:lineRule="auto" w:after="0"/>
-        <w:ind w:firstLine="720"/>
+        <w:spacing w:line="396" w:lineRule="auto" w:after="100"/>
       </w:pPr>
       <w:r>
         <w:rPr>
@@ -3731,8 +3625,7 @@
     <w:p>
       <w:pPr>
         <w:pStyle w:val="BodyText"/>
-        <w:spacing w:line="480" w:lineRule="auto" w:after="0"/>
-        <w:ind w:firstLine="720"/>
+        <w:spacing w:line="396" w:lineRule="auto" w:after="100"/>
       </w:pPr>
       <w:r>
         <w:rPr>
@@ -3770,20 +3663,16 @@
       <w:pPr>
         <w:pStyle w:val="Heading3"/>
         <w:keepNext/>
-        <w:ind w:firstLine="0"/>
-      </w:pPr>
-      <w:r>
-        <w:rPr>
-          <w:color w:val="000000"/>
-        </w:rPr>
+        <w:spacing w:line="264" w:lineRule="auto"/>
+      </w:pPr>
+      <w:r>
         <w:t xml:space="preserve">AC-05. Ausencia identificada de pruebas automatizadas</w:t>
       </w:r>
     </w:p>
     <w:p>
       <w:pPr>
         <w:pStyle w:val="FirstParagraph"/>
-        <w:spacing w:line="480" w:lineRule="auto" w:after="0"/>
-        <w:ind w:firstLine="720"/>
+        <w:spacing w:line="396" w:lineRule="auto" w:after="100"/>
       </w:pPr>
       <w:r>
         <w:rPr>
@@ -3834,8 +3723,7 @@
     <w:p>
       <w:pPr>
         <w:pStyle w:val="BodyText"/>
-        <w:spacing w:line="480" w:lineRule="auto" w:after="0"/>
-        <w:ind w:firstLine="720"/>
+        <w:spacing w:line="396" w:lineRule="auto" w:after="100"/>
       </w:pPr>
       <w:r>
         <w:rPr>
@@ -3870,8 +3758,7 @@
     <w:p>
       <w:pPr>
         <w:pStyle w:val="BodyText"/>
-        <w:spacing w:line="480" w:lineRule="auto" w:after="0"/>
-        <w:ind w:firstLine="720"/>
+        <w:spacing w:line="396" w:lineRule="auto" w:after="100"/>
       </w:pPr>
       <w:r>
         <w:rPr>
@@ -3909,20 +3796,16 @@
       <w:pPr>
         <w:pStyle w:val="Heading3"/>
         <w:keepNext/>
-        <w:ind w:firstLine="0"/>
-      </w:pPr>
-      <w:r>
-        <w:rPr>
-          <w:color w:val="000000"/>
-        </w:rPr>
+        <w:spacing w:line="264" w:lineRule="auto"/>
+      </w:pPr>
+      <w:r>
         <w:t xml:space="preserve">AC-06. README de clientes generado por plantilla</w:t>
       </w:r>
     </w:p>
     <w:p>
       <w:pPr>
         <w:pStyle w:val="FirstParagraph"/>
-        <w:spacing w:line="480" w:lineRule="auto" w:after="0"/>
-        <w:ind w:firstLine="720"/>
+        <w:spacing w:line="396" w:lineRule="auto" w:after="100"/>
       </w:pPr>
       <w:r>
         <w:rPr>
@@ -3973,8 +3856,7 @@
     <w:p>
       <w:pPr>
         <w:pStyle w:val="BodyText"/>
-        <w:spacing w:line="480" w:lineRule="auto" w:after="0"/>
-        <w:ind w:firstLine="720"/>
+        <w:spacing w:line="396" w:lineRule="auto" w:after="100"/>
       </w:pPr>
       <w:r>
         <w:rPr>
@@ -4009,8 +3891,7 @@
     <w:p>
       <w:pPr>
         <w:pStyle w:val="BodyText"/>
-        <w:spacing w:line="480" w:lineRule="auto" w:after="0"/>
-        <w:ind w:firstLine="720"/>
+        <w:spacing w:line="396" w:lineRule="auto" w:after="100"/>
       </w:pPr>
       <w:r>
         <w:rPr>
@@ -4048,20 +3929,16 @@
       <w:pPr>
         <w:pStyle w:val="Heading3"/>
         <w:keepNext/>
-        <w:ind w:firstLine="0"/>
-      </w:pPr>
-      <w:r>
-        <w:rPr>
-          <w:color w:val="000000"/>
-        </w:rPr>
+        <w:spacing w:line="264" w:lineRule="auto"/>
+      </w:pPr>
+      <w:r>
         <w:t xml:space="preserve">AC-07. Datos privados en logs y repos</w:t>
       </w:r>
     </w:p>
     <w:p>
       <w:pPr>
         <w:pStyle w:val="FirstParagraph"/>
-        <w:spacing w:line="480" w:lineRule="auto" w:after="0"/>
-        <w:ind w:firstLine="720"/>
+        <w:spacing w:line="396" w:lineRule="auto" w:after="100"/>
       </w:pPr>
       <w:r>
         <w:rPr>
@@ -4112,8 +3989,7 @@
     <w:p>
       <w:pPr>
         <w:pStyle w:val="BodyText"/>
-        <w:spacing w:line="480" w:lineRule="auto" w:after="0"/>
-        <w:ind w:firstLine="720"/>
+        <w:spacing w:line="396" w:lineRule="auto" w:after="100"/>
       </w:pPr>
       <w:r>
         <w:rPr>
@@ -4148,8 +4024,7 @@
     <w:p>
       <w:pPr>
         <w:pStyle w:val="BodyText"/>
-        <w:spacing w:line="480" w:lineRule="auto" w:after="0"/>
-        <w:ind w:firstLine="720"/>
+        <w:spacing w:line="396" w:lineRule="auto" w:after="100"/>
       </w:pPr>
       <w:r>
         <w:rPr>
@@ -4187,20 +4062,16 @@
       <w:pPr>
         <w:pStyle w:val="Heading3"/>
         <w:keepNext/>
-        <w:ind w:firstLine="0"/>
-      </w:pPr>
-      <w:r>
-        <w:rPr>
-          <w:color w:val="000000"/>
-        </w:rPr>
+        <w:spacing w:line="264" w:lineRule="auto"/>
+      </w:pPr>
+      <w:r>
         <w:t xml:space="preserve">AC-08. CORS permisivo en entornos productivos</w:t>
       </w:r>
     </w:p>
     <w:p>
       <w:pPr>
         <w:pStyle w:val="FirstParagraph"/>
-        <w:spacing w:line="480" w:lineRule="auto" w:after="0"/>
-        <w:ind w:firstLine="720"/>
+        <w:spacing w:line="396" w:lineRule="auto" w:after="100"/>
       </w:pPr>
       <w:r>
         <w:rPr>
@@ -4251,8 +4122,7 @@
     <w:p>
       <w:pPr>
         <w:pStyle w:val="BodyText"/>
-        <w:spacing w:line="480" w:lineRule="auto" w:after="0"/>
-        <w:ind w:firstLine="720"/>
+        <w:spacing w:line="396" w:lineRule="auto" w:after="100"/>
       </w:pPr>
       <w:r>
         <w:rPr>
@@ -4287,8 +4157,7 @@
     <w:p>
       <w:pPr>
         <w:pStyle w:val="BodyText"/>
-        <w:spacing w:line="480" w:lineRule="auto" w:after="0"/>
-        <w:ind w:firstLine="720"/>
+        <w:spacing w:line="396" w:lineRule="auto" w:after="100"/>
       </w:pPr>
       <w:r>
         <w:rPr>
@@ -4326,20 +4195,16 @@
       <w:pPr>
         <w:pStyle w:val="Heading3"/>
         <w:keepNext/>
-        <w:ind w:firstLine="0"/>
-      </w:pPr>
-      <w:r>
-        <w:rPr>
-          <w:color w:val="000000"/>
-        </w:rPr>
+        <w:spacing w:line="264" w:lineRule="auto"/>
+      </w:pPr>
+      <w:r>
         <w:t xml:space="preserve">AC-09. Compatibilidad MySQL/Postgres/SQLServer no probada</w:t>
       </w:r>
     </w:p>
     <w:p>
       <w:pPr>
         <w:pStyle w:val="FirstParagraph"/>
-        <w:spacing w:line="480" w:lineRule="auto" w:after="0"/>
-        <w:ind w:firstLine="720"/>
+        <w:spacing w:line="396" w:lineRule="auto" w:after="100"/>
       </w:pPr>
       <w:r>
         <w:rPr>
@@ -4390,8 +4255,7 @@
     <w:p>
       <w:pPr>
         <w:pStyle w:val="BodyText"/>
-        <w:spacing w:line="480" w:lineRule="auto" w:after="0"/>
-        <w:ind w:firstLine="720"/>
+        <w:spacing w:line="396" w:lineRule="auto" w:after="100"/>
       </w:pPr>
       <w:r>
         <w:rPr>
@@ -4426,8 +4290,7 @@
     <w:p>
       <w:pPr>
         <w:pStyle w:val="BodyText"/>
-        <w:spacing w:line="480" w:lineRule="auto" w:after="0"/>
-        <w:ind w:firstLine="720"/>
+        <w:spacing w:line="396" w:lineRule="auto" w:after="100"/>
       </w:pPr>
       <w:r>
         <w:rPr>
@@ -4465,20 +4328,16 @@
       <w:pPr>
         <w:pStyle w:val="Heading3"/>
         <w:keepNext/>
-        <w:ind w:firstLine="0"/>
-      </w:pPr>
-      <w:r>
-        <w:rPr>
-          <w:color w:val="000000"/>
-        </w:rPr>
+        <w:spacing w:line="264" w:lineRule="auto"/>
+      </w:pPr>
+      <w:r>
         <w:t xml:space="preserve">AC-10. Contrato REST sin export OpenAPI versionado</w:t>
       </w:r>
     </w:p>
     <w:p>
       <w:pPr>
         <w:pStyle w:val="FirstParagraph"/>
-        <w:spacing w:line="480" w:lineRule="auto" w:after="0"/>
-        <w:ind w:firstLine="720"/>
+        <w:spacing w:line="396" w:lineRule="auto" w:after="100"/>
       </w:pPr>
       <w:r>
         <w:rPr>
@@ -4529,8 +4388,7 @@
     <w:p>
       <w:pPr>
         <w:pStyle w:val="BodyText"/>
-        <w:spacing w:line="480" w:lineRule="auto" w:after="0"/>
-        <w:ind w:firstLine="720"/>
+        <w:spacing w:line="396" w:lineRule="auto" w:after="100"/>
       </w:pPr>
       <w:r>
         <w:rPr>
@@ -4565,8 +4423,7 @@
     <w:p>
       <w:pPr>
         <w:pStyle w:val="BodyText"/>
-        <w:spacing w:line="480" w:lineRule="auto" w:after="0"/>
-        <w:ind w:firstLine="720"/>
+        <w:spacing w:line="396" w:lineRule="auto" w:after="100"/>
       </w:pPr>
       <w:r>
         <w:rPr>
@@ -4605,20 +4462,16 @@
       <w:pPr>
         <w:pStyle w:val="Heading2"/>
         <w:keepNext/>
-        <w:ind w:firstLine="0"/>
-      </w:pPr>
-      <w:r>
-        <w:rPr>
-          <w:color w:val="000000"/>
-        </w:rPr>
+        <w:spacing w:line="264" w:lineRule="auto"/>
+      </w:pPr>
+      <w:r>
         <w:t xml:space="preserve">8. Procedimiento CAPA y control de calidad</w:t>
       </w:r>
     </w:p>
     <w:p>
       <w:pPr>
         <w:pStyle w:val="FirstParagraph"/>
-        <w:spacing w:line="480" w:lineRule="auto" w:after="0"/>
-        <w:ind w:firstLine="720"/>
+        <w:spacing w:line="396" w:lineRule="auto" w:after="100"/>
       </w:pPr>
       <w:r>
         <w:rPr>
@@ -4733,8 +4586,7 @@
     <w:p>
       <w:pPr>
         <w:pStyle w:val="BodyText"/>
-        <w:spacing w:line="480" w:lineRule="auto" w:after="0"/>
-        <w:ind w:firstLine="720"/>
+        <w:spacing w:line="396" w:lineRule="auto" w:after="100"/>
       </w:pPr>
       <w:r>
         <w:rPr>
@@ -4756,12 +4608,9 @@
       <w:pPr>
         <w:pStyle w:val="Heading2"/>
         <w:keepNext/>
-        <w:ind w:firstLine="0"/>
-      </w:pPr>
-      <w:r>
-        <w:rPr>
-          <w:color w:val="000000"/>
-        </w:rPr>
+        <w:spacing w:line="264" w:lineRule="auto"/>
+      </w:pPr>
+      <w:r>
         <w:t xml:space="preserve">Fuentes primarias de implementación</w:t>
       </w:r>
     </w:p>
@@ -4772,6 +4621,7 @@
           <w:ilvl w:val="0"/>
           <w:numId w:val="1001"/>
         </w:numPr>
+        <w:spacing w:line="396" w:lineRule="auto" w:after="100"/>
       </w:pPr>
       <w:r>
         <w:t xml:space="preserve">API: https://github.com/yersonct/SaborExpressBack/tree/main</w:t>
@@ -4784,6 +4634,7 @@
           <w:ilvl w:val="0"/>
           <w:numId w:val="1001"/>
         </w:numPr>
+        <w:spacing w:line="396" w:lineRule="auto" w:after="100"/>
       </w:pPr>
       <w:r>
         <w:t xml:space="preserve">Web: https://github.com/yersonct/SaborExpressWeb/tree/main</w:t>
@@ -4796,6 +4647,7 @@
           <w:ilvl w:val="0"/>
           <w:numId w:val="1001"/>
         </w:numPr>
+        <w:spacing w:line="396" w:lineRule="auto" w:after="100"/>
       </w:pPr>
       <w:r>
         <w:t xml:space="preserve">Móvil: https://github.com/yersonct/SaborExpressMovil/tree/main</w:t>
@@ -4808,6 +4660,7 @@
           <w:ilvl w:val="0"/>
           <w:numId w:val="1001"/>
         </w:numPr>
+        <w:spacing w:line="396" w:lineRule="auto" w:after="100"/>
       </w:pPr>
       <w:r>
         <w:t xml:space="preserve">Referencia de presentación: https://github.com/jsgh1/SRD-v1/tree/dev/docs/docs-SRD</w:t>
@@ -4816,8 +4669,7 @@
     <w:p>
       <w:pPr>
         <w:pStyle w:val="FirstParagraph"/>
-        <w:spacing w:line="480" w:lineRule="auto" w:after="0"/>
-        <w:ind w:firstLine="720"/>
+        <w:spacing w:line="396" w:lineRule="auto" w:after="100"/>
       </w:pPr>
       <w:r>
         <w:rPr>
@@ -4834,10 +4686,935 @@
       </w:r>
     </w:p>
     <w:bookmarkEnd w:id="36"/>
+    <w:bookmarkStart w:id="37" w:name="Xb8bb58894e2ab2bc6c8823d55f1c84974555486"/>
+    <w:p>
+      <w:pPr>
+        <w:pStyle w:val="Heading2"/>
+        <w:keepNext/>
+        <w:spacing w:line="264" w:lineRule="auto"/>
+      </w:pPr>
+      <w:r>
+        <w:t xml:space="preserve">14. Registro de problemas, acciones y responsables por asignar</w:t>
+      </w:r>
+    </w:p>
+    <w:tbl>
+      <w:tblPr>
+        <w:tblStyle w:val="Table"/>
+        <w:tblW w:type="pct" w:w="5000"/>
+        <w:jc w:val="left"/>
+        <w:tblLayout w:type="autofit"/>
+        <w:tblLook w:firstRow="1" w:lastRow="0" w:firstColumn="0" w:lastColumn="0" w:noHBand="0" w:noVBand="0" w:val="0020"/>
+      </w:tblPr>
+      <w:tblGrid>
+        <w:gridCol w:w="1584"/>
+        <w:gridCol w:w="1584"/>
+        <w:gridCol w:w="1584"/>
+        <w:gridCol w:w="1584"/>
+        <w:gridCol w:w="1584"/>
+      </w:tblGrid>
+      <w:tr>
+        <w:trPr>
+          <w:tblHeader w:val="on"/>
+          <w:tblHeader w:val="true"/>
+        </w:trPr>
+        <w:tc>
+          <w:tcPr/>
+          <w:p>
+            <w:pPr>
+              <w:pStyle w:val="Compact"/>
+              <w:spacing w:line="240" w:lineRule="auto" w:after="20"/>
+              <w:ind w:firstLine="0"/>
+              <w:jc w:val="left"/>
+            </w:pPr>
+            <w:r>
+              <w:rPr>
+                <w:b/>
+                <w:sz w:val="17"/>
+              </w:rPr>
+              <w:t xml:space="preserve">ID</w:t>
+            </w:r>
+          </w:p>
+        </w:tc>
+        <w:tc>
+          <w:tcPr/>
+          <w:p>
+            <w:pPr>
+              <w:pStyle w:val="Compact"/>
+              <w:spacing w:line="240" w:lineRule="auto" w:after="20"/>
+              <w:ind w:firstLine="0"/>
+              <w:jc w:val="left"/>
+            </w:pPr>
+            <w:r>
+              <w:rPr>
+                <w:b/>
+                <w:sz w:val="17"/>
+              </w:rPr>
+              <w:t xml:space="preserve">Hallazgo derivado de inspección</w:t>
+            </w:r>
+          </w:p>
+        </w:tc>
+        <w:tc>
+          <w:tcPr/>
+          <w:p>
+            <w:pPr>
+              <w:pStyle w:val="Compact"/>
+              <w:spacing w:line="240" w:lineRule="auto" w:after="20"/>
+              <w:ind w:firstLine="0"/>
+              <w:jc w:val="left"/>
+            </w:pPr>
+            <w:r>
+              <w:rPr>
+                <w:b/>
+                <w:sz w:val="17"/>
+              </w:rPr>
+              <w:t xml:space="preserve">Acción correctiva/preventiva</w:t>
+            </w:r>
+          </w:p>
+        </w:tc>
+        <w:tc>
+          <w:tcPr/>
+          <w:p>
+            <w:pPr>
+              <w:pStyle w:val="Compact"/>
+              <w:spacing w:line="240" w:lineRule="auto" w:after="20"/>
+              <w:ind w:firstLine="0"/>
+              <w:jc w:val="left"/>
+            </w:pPr>
+            <w:r>
+              <w:rPr>
+                <w:b/>
+                <w:sz w:val="17"/>
+              </w:rPr>
+              <w:t xml:space="preserve">Evidencia de cierre esperada</w:t>
+            </w:r>
+          </w:p>
+        </w:tc>
+        <w:tc>
+          <w:tcPr/>
+          <w:p>
+            <w:pPr>
+              <w:pStyle w:val="Compact"/>
+              <w:spacing w:line="240" w:lineRule="auto" w:after="20"/>
+              <w:ind w:firstLine="0"/>
+              <w:jc w:val="left"/>
+            </w:pPr>
+            <w:r>
+              <w:rPr>
+                <w:b/>
+                <w:sz w:val="17"/>
+              </w:rPr>
+              <w:t xml:space="preserve">Estado</w:t>
+            </w:r>
+          </w:p>
+        </w:tc>
+      </w:tr>
+      <w:tr>
+        <w:tc>
+          <w:tcPr/>
+          <w:p>
+            <w:pPr>
+              <w:pStyle w:val="Compact"/>
+              <w:spacing w:line="240" w:lineRule="auto" w:after="20"/>
+              <w:ind w:firstLine="0"/>
+              <w:jc w:val="left"/>
+            </w:pPr>
+            <w:r>
+              <w:rPr>
+                <w:sz w:val="17"/>
+              </w:rPr>
+              <w:t xml:space="preserve">AC-01</w:t>
+            </w:r>
+          </w:p>
+        </w:tc>
+        <w:tc>
+          <w:tcPr/>
+          <w:p>
+            <w:pPr>
+              <w:pStyle w:val="Compact"/>
+              <w:spacing w:line="240" w:lineRule="auto" w:after="20"/>
+              <w:ind w:firstLine="0"/>
+              <w:jc w:val="left"/>
+            </w:pPr>
+            <w:r>
+              <w:rPr>
+                <w:sz w:val="17"/>
+              </w:rPr>
+              <w:t xml:space="preserve">README anterior describe Supabase como backend</w:t>
+            </w:r>
+          </w:p>
+        </w:tc>
+        <w:tc>
+          <w:tcPr/>
+          <w:p>
+            <w:pPr>
+              <w:pStyle w:val="Compact"/>
+              <w:spacing w:line="240" w:lineRule="auto" w:after="20"/>
+              <w:ind w:firstLine="0"/>
+              <w:jc w:val="left"/>
+            </w:pPr>
+            <w:r>
+              <w:rPr>
+                <w:sz w:val="17"/>
+              </w:rPr>
+              <w:t xml:space="preserve">Actualizar arquitectura a ASP.NET Core 8 + EF</w:t>
+            </w:r>
+          </w:p>
+        </w:tc>
+        <w:tc>
+          <w:tcPr/>
+          <w:p>
+            <w:pPr>
+              <w:pStyle w:val="Compact"/>
+              <w:spacing w:line="240" w:lineRule="auto" w:after="20"/>
+              <w:ind w:firstLine="0"/>
+              <w:jc w:val="left"/>
+            </w:pPr>
+            <w:r>
+              <w:rPr>
+                <w:sz w:val="17"/>
+              </w:rPr>
+              <w:t xml:space="preserve">README y manual técnico consistentes</w:t>
+            </w:r>
+          </w:p>
+        </w:tc>
+        <w:tc>
+          <w:tcPr/>
+          <w:p>
+            <w:pPr>
+              <w:pStyle w:val="Compact"/>
+              <w:spacing w:line="240" w:lineRule="auto" w:after="20"/>
+              <w:ind w:firstLine="0"/>
+              <w:jc w:val="left"/>
+            </w:pPr>
+            <w:r>
+              <w:rPr>
+                <w:sz w:val="17"/>
+              </w:rPr>
+              <w:t xml:space="preserve">DOCUMENTAL</w:t>
+            </w:r>
+          </w:p>
+        </w:tc>
+      </w:tr>
+      <w:tr>
+        <w:tc>
+          <w:tcPr/>
+          <w:p>
+            <w:pPr>
+              <w:pStyle w:val="Compact"/>
+              <w:spacing w:line="240" w:lineRule="auto" w:after="20"/>
+              <w:ind w:firstLine="0"/>
+              <w:jc w:val="left"/>
+            </w:pPr>
+            <w:r>
+              <w:rPr>
+                <w:sz w:val="17"/>
+              </w:rPr>
+              <w:t xml:space="preserve">AC-02</w:t>
+            </w:r>
+          </w:p>
+        </w:tc>
+        <w:tc>
+          <w:tcPr/>
+          <w:p>
+            <w:pPr>
+              <w:pStyle w:val="Compact"/>
+              <w:spacing w:line="240" w:lineRule="auto" w:after="20"/>
+              <w:ind w:firstLine="0"/>
+              <w:jc w:val="left"/>
+            </w:pPr>
+            <w:r>
+              <w:rPr>
+                <w:sz w:val="17"/>
+              </w:rPr>
+              <w:t xml:space="preserve">No hay evidencia de pruebas automatizadas en inventario revisado</w:t>
+            </w:r>
+          </w:p>
+        </w:tc>
+        <w:tc>
+          <w:tcPr/>
+          <w:p>
+            <w:pPr>
+              <w:pStyle w:val="Compact"/>
+              <w:spacing w:line="240" w:lineRule="auto" w:after="20"/>
+              <w:ind w:firstLine="0"/>
+              <w:jc w:val="left"/>
+            </w:pPr>
+            <w:r>
+              <w:rPr>
+                <w:sz w:val="17"/>
+              </w:rPr>
+              <w:t xml:space="preserve">Crear suite de contrato e integración</w:t>
+            </w:r>
+          </w:p>
+        </w:tc>
+        <w:tc>
+          <w:tcPr/>
+          <w:p>
+            <w:pPr>
+              <w:pStyle w:val="Compact"/>
+              <w:spacing w:line="240" w:lineRule="auto" w:after="20"/>
+              <w:ind w:firstLine="0"/>
+              <w:jc w:val="left"/>
+            </w:pPr>
+            <w:r>
+              <w:rPr>
+                <w:sz w:val="17"/>
+              </w:rPr>
+              <w:t xml:space="preserve">CI con reportes verificables</w:t>
+            </w:r>
+          </w:p>
+        </w:tc>
+        <w:tc>
+          <w:tcPr/>
+          <w:p>
+            <w:pPr>
+              <w:pStyle w:val="Compact"/>
+              <w:spacing w:line="240" w:lineRule="auto" w:after="20"/>
+              <w:ind w:firstLine="0"/>
+              <w:jc w:val="left"/>
+            </w:pPr>
+            <w:r>
+              <w:rPr>
+                <w:sz w:val="17"/>
+              </w:rPr>
+              <w:t xml:space="preserve">PENDIENTE</w:t>
+            </w:r>
+          </w:p>
+        </w:tc>
+      </w:tr>
+      <w:tr>
+        <w:tc>
+          <w:tcPr/>
+          <w:p>
+            <w:pPr>
+              <w:pStyle w:val="Compact"/>
+              <w:spacing w:line="240" w:lineRule="auto" w:after="20"/>
+              <w:ind w:firstLine="0"/>
+              <w:jc w:val="left"/>
+            </w:pPr>
+            <w:r>
+              <w:rPr>
+                <w:sz w:val="17"/>
+              </w:rPr>
+              <w:t xml:space="preserve">AC-03</w:t>
+            </w:r>
+          </w:p>
+        </w:tc>
+        <w:tc>
+          <w:tcPr/>
+          <w:p>
+            <w:pPr>
+              <w:pStyle w:val="Compact"/>
+              <w:spacing w:line="240" w:lineRule="auto" w:after="20"/>
+              <w:ind w:firstLine="0"/>
+              <w:jc w:val="left"/>
+            </w:pPr>
+            <w:r>
+              <w:rPr>
+                <w:sz w:val="17"/>
+              </w:rPr>
+              <w:t xml:space="preserve">Webhook accesible anónimamente por diseño</w:t>
+            </w:r>
+          </w:p>
+        </w:tc>
+        <w:tc>
+          <w:tcPr/>
+          <w:p>
+            <w:pPr>
+              <w:pStyle w:val="Compact"/>
+              <w:spacing w:line="240" w:lineRule="auto" w:after="20"/>
+              <w:ind w:firstLine="0"/>
+              <w:jc w:val="left"/>
+            </w:pPr>
+            <w:r>
+              <w:rPr>
+                <w:sz w:val="17"/>
+              </w:rPr>
+              <w:t xml:space="preserve">Verificar integridad del evento, referencia y monto</w:t>
+            </w:r>
+          </w:p>
+        </w:tc>
+        <w:tc>
+          <w:tcPr/>
+          <w:p>
+            <w:pPr>
+              <w:pStyle w:val="Compact"/>
+              <w:spacing w:line="240" w:lineRule="auto" w:after="20"/>
+              <w:ind w:firstLine="0"/>
+              <w:jc w:val="left"/>
+            </w:pPr>
+            <w:r>
+              <w:rPr>
+                <w:sz w:val="17"/>
+              </w:rPr>
+              <w:t xml:space="preserve">suite Wompi sandbox adversarial</w:t>
+            </w:r>
+          </w:p>
+        </w:tc>
+        <w:tc>
+          <w:tcPr/>
+          <w:p>
+            <w:pPr>
+              <w:pStyle w:val="Compact"/>
+              <w:spacing w:line="240" w:lineRule="auto" w:after="20"/>
+              <w:ind w:firstLine="0"/>
+              <w:jc w:val="left"/>
+            </w:pPr>
+            <w:r>
+              <w:rPr>
+                <w:sz w:val="17"/>
+              </w:rPr>
+              <w:t xml:space="preserve">PENDIENTE</w:t>
+            </w:r>
+          </w:p>
+        </w:tc>
+      </w:tr>
+      <w:tr>
+        <w:tc>
+          <w:tcPr/>
+          <w:p>
+            <w:pPr>
+              <w:pStyle w:val="Compact"/>
+              <w:spacing w:line="240" w:lineRule="auto" w:after="20"/>
+              <w:ind w:firstLine="0"/>
+              <w:jc w:val="left"/>
+            </w:pPr>
+            <w:r>
+              <w:rPr>
+                <w:sz w:val="17"/>
+              </w:rPr>
+              <w:t xml:space="preserve">AC-04</w:t>
+            </w:r>
+          </w:p>
+        </w:tc>
+        <w:tc>
+          <w:tcPr/>
+          <w:p>
+            <w:pPr>
+              <w:pStyle w:val="Compact"/>
+              <w:spacing w:line="240" w:lineRule="auto" w:after="20"/>
+              <w:ind w:firstLine="0"/>
+              <w:jc w:val="left"/>
+            </w:pPr>
+            <w:r>
+              <w:rPr>
+                <w:rStyle w:val="VerbatimChar"/>
+                <w:sz w:val="17"/>
+              </w:rPr>
+              <w:t xml:space="preserve">MigrateAsync</w:t>
+            </w:r>
+            <w:r>
+              <w:rPr>
+                <w:sz w:val="17"/>
+              </w:rPr>
+              <w:t xml:space="preserve"> </w:t>
+            </w:r>
+            <w:r>
+              <w:rPr>
+                <w:sz w:val="17"/>
+              </w:rPr>
+              <w:t xml:space="preserve">ocurre en arranque de API</w:t>
+            </w:r>
+          </w:p>
+        </w:tc>
+        <w:tc>
+          <w:tcPr/>
+          <w:p>
+            <w:pPr>
+              <w:pStyle w:val="Compact"/>
+              <w:spacing w:line="240" w:lineRule="auto" w:after="20"/>
+              <w:ind w:firstLine="0"/>
+              <w:jc w:val="left"/>
+            </w:pPr>
+            <w:r>
+              <w:rPr>
+                <w:sz w:val="17"/>
+              </w:rPr>
+              <w:t xml:space="preserve">Separar migración controlada en producción</w:t>
+            </w:r>
+          </w:p>
+        </w:tc>
+        <w:tc>
+          <w:tcPr/>
+          <w:p>
+            <w:pPr>
+              <w:pStyle w:val="Compact"/>
+              <w:spacing w:line="240" w:lineRule="auto" w:after="20"/>
+              <w:ind w:firstLine="0"/>
+              <w:jc w:val="left"/>
+            </w:pPr>
+            <w:r>
+              <w:rPr>
+                <w:sz w:val="17"/>
+              </w:rPr>
+              <w:t xml:space="preserve">despliegue y restauración ensayados</w:t>
+            </w:r>
+          </w:p>
+        </w:tc>
+        <w:tc>
+          <w:tcPr/>
+          <w:p>
+            <w:pPr>
+              <w:pStyle w:val="Compact"/>
+              <w:spacing w:line="240" w:lineRule="auto" w:after="20"/>
+              <w:ind w:firstLine="0"/>
+              <w:jc w:val="left"/>
+            </w:pPr>
+            <w:r>
+              <w:rPr>
+                <w:sz w:val="17"/>
+              </w:rPr>
+              <w:t xml:space="preserve">PENDIENTE</w:t>
+            </w:r>
+          </w:p>
+        </w:tc>
+      </w:tr>
+      <w:tr>
+        <w:tc>
+          <w:tcPr/>
+          <w:p>
+            <w:pPr>
+              <w:pStyle w:val="Compact"/>
+              <w:spacing w:line="240" w:lineRule="auto" w:after="20"/>
+              <w:ind w:firstLine="0"/>
+              <w:jc w:val="left"/>
+            </w:pPr>
+            <w:r>
+              <w:rPr>
+                <w:sz w:val="17"/>
+              </w:rPr>
+              <w:t xml:space="preserve">AC-05</w:t>
+            </w:r>
+          </w:p>
+        </w:tc>
+        <w:tc>
+          <w:tcPr/>
+          <w:p>
+            <w:pPr>
+              <w:pStyle w:val="Compact"/>
+              <w:spacing w:line="240" w:lineRule="auto" w:after="20"/>
+              <w:ind w:firstLine="0"/>
+              <w:jc w:val="left"/>
+            </w:pPr>
+            <w:r>
+              <w:rPr>
+                <w:sz w:val="17"/>
+              </w:rPr>
+              <w:t xml:space="preserve">Proveedores DB configurables</w:t>
+            </w:r>
+          </w:p>
+        </w:tc>
+        <w:tc>
+          <w:tcPr/>
+          <w:p>
+            <w:pPr>
+              <w:pStyle w:val="Compact"/>
+              <w:spacing w:line="240" w:lineRule="auto" w:after="20"/>
+              <w:ind w:firstLine="0"/>
+              <w:jc w:val="left"/>
+            </w:pPr>
+            <w:r>
+              <w:rPr>
+                <w:sz w:val="17"/>
+              </w:rPr>
+              <w:t xml:space="preserve">Formalizar motor primario y compatibilidad</w:t>
+            </w:r>
+          </w:p>
+        </w:tc>
+        <w:tc>
+          <w:tcPr/>
+          <w:p>
+            <w:pPr>
+              <w:pStyle w:val="Compact"/>
+              <w:spacing w:line="240" w:lineRule="auto" w:after="20"/>
+              <w:ind w:firstLine="0"/>
+              <w:jc w:val="left"/>
+            </w:pPr>
+            <w:r>
+              <w:rPr>
+                <w:sz w:val="17"/>
+              </w:rPr>
+              <w:t xml:space="preserve">matriz CRUD/migración por motor</w:t>
+            </w:r>
+          </w:p>
+        </w:tc>
+        <w:tc>
+          <w:tcPr/>
+          <w:p>
+            <w:pPr>
+              <w:pStyle w:val="Compact"/>
+              <w:spacing w:line="240" w:lineRule="auto" w:after="20"/>
+              <w:ind w:firstLine="0"/>
+              <w:jc w:val="left"/>
+            </w:pPr>
+            <w:r>
+              <w:rPr>
+                <w:sz w:val="17"/>
+              </w:rPr>
+              <w:t xml:space="preserve">PENDIENTE</w:t>
+            </w:r>
+          </w:p>
+        </w:tc>
+      </w:tr>
+      <w:tr>
+        <w:tc>
+          <w:tcPr/>
+          <w:p>
+            <w:pPr>
+              <w:pStyle w:val="Compact"/>
+              <w:spacing w:line="240" w:lineRule="auto" w:after="20"/>
+              <w:ind w:firstLine="0"/>
+              <w:jc w:val="left"/>
+            </w:pPr>
+            <w:r>
+              <w:rPr>
+                <w:sz w:val="17"/>
+              </w:rPr>
+              <w:t xml:space="preserve">AC-06</w:t>
+            </w:r>
+          </w:p>
+        </w:tc>
+        <w:tc>
+          <w:tcPr/>
+          <w:p>
+            <w:pPr>
+              <w:pStyle w:val="Compact"/>
+              <w:spacing w:line="240" w:lineRule="auto" w:after="20"/>
+              <w:ind w:firstLine="0"/>
+              <w:jc w:val="left"/>
+            </w:pPr>
+            <w:r>
+              <w:rPr>
+                <w:sz w:val="17"/>
+              </w:rPr>
+              <w:t xml:space="preserve">Distintos clientes consumen misma API</w:t>
+            </w:r>
+          </w:p>
+        </w:tc>
+        <w:tc>
+          <w:tcPr/>
+          <w:p>
+            <w:pPr>
+              <w:pStyle w:val="Compact"/>
+              <w:spacing w:line="240" w:lineRule="auto" w:after="20"/>
+              <w:ind w:firstLine="0"/>
+              <w:jc w:val="left"/>
+            </w:pPr>
+            <w:r>
+              <w:rPr>
+                <w:sz w:val="17"/>
+              </w:rPr>
+              <w:t xml:space="preserve">Control de versiones de contratos</w:t>
+            </w:r>
+          </w:p>
+        </w:tc>
+        <w:tc>
+          <w:tcPr/>
+          <w:p>
+            <w:pPr>
+              <w:pStyle w:val="Compact"/>
+              <w:spacing w:line="240" w:lineRule="auto" w:after="20"/>
+              <w:ind w:firstLine="0"/>
+              <w:jc w:val="left"/>
+            </w:pPr>
+            <w:r>
+              <w:rPr>
+                <w:sz w:val="17"/>
+              </w:rPr>
+              <w:t xml:space="preserve">pruebas de compatibilidad</w:t>
+            </w:r>
+          </w:p>
+        </w:tc>
+        <w:tc>
+          <w:tcPr/>
+          <w:p>
+            <w:pPr>
+              <w:pStyle w:val="Compact"/>
+              <w:spacing w:line="240" w:lineRule="auto" w:after="20"/>
+              <w:ind w:firstLine="0"/>
+              <w:jc w:val="left"/>
+            </w:pPr>
+            <w:r>
+              <w:rPr>
+                <w:sz w:val="17"/>
+              </w:rPr>
+              <w:t xml:space="preserve">PENDIENTE</w:t>
+            </w:r>
+          </w:p>
+        </w:tc>
+      </w:tr>
+      <w:tr>
+        <w:tc>
+          <w:tcPr/>
+          <w:p>
+            <w:pPr>
+              <w:pStyle w:val="Compact"/>
+              <w:spacing w:line="240" w:lineRule="auto" w:after="20"/>
+              <w:ind w:firstLine="0"/>
+              <w:jc w:val="left"/>
+            </w:pPr>
+            <w:r>
+              <w:rPr>
+                <w:sz w:val="17"/>
+              </w:rPr>
+              <w:t xml:space="preserve">AC-07</w:t>
+            </w:r>
+          </w:p>
+        </w:tc>
+        <w:tc>
+          <w:tcPr/>
+          <w:p>
+            <w:pPr>
+              <w:pStyle w:val="Compact"/>
+              <w:spacing w:line="240" w:lineRule="auto" w:after="20"/>
+              <w:ind w:firstLine="0"/>
+              <w:jc w:val="left"/>
+            </w:pPr>
+            <w:r>
+              <w:rPr>
+                <w:sz w:val="17"/>
+              </w:rPr>
+              <w:t xml:space="preserve">Datos geográficos y de entrega</w:t>
+            </w:r>
+          </w:p>
+        </w:tc>
+        <w:tc>
+          <w:tcPr/>
+          <w:p>
+            <w:pPr>
+              <w:pStyle w:val="Compact"/>
+              <w:spacing w:line="240" w:lineRule="auto" w:after="20"/>
+              <w:ind w:firstLine="0"/>
+              <w:jc w:val="left"/>
+            </w:pPr>
+            <w:r>
+              <w:rPr>
+                <w:sz w:val="17"/>
+              </w:rPr>
+              <w:t xml:space="preserve">Evaluar privacidad y retención</w:t>
+            </w:r>
+          </w:p>
+        </w:tc>
+        <w:tc>
+          <w:tcPr/>
+          <w:p>
+            <w:pPr>
+              <w:pStyle w:val="Compact"/>
+              <w:spacing w:line="240" w:lineRule="auto" w:after="20"/>
+              <w:ind w:firstLine="0"/>
+              <w:jc w:val="left"/>
+            </w:pPr>
+            <w:r>
+              <w:rPr>
+                <w:sz w:val="17"/>
+              </w:rPr>
+              <w:t xml:space="preserve">política aprobada y prueba acceso</w:t>
+            </w:r>
+          </w:p>
+        </w:tc>
+        <w:tc>
+          <w:tcPr/>
+          <w:p>
+            <w:pPr>
+              <w:pStyle w:val="Compact"/>
+              <w:spacing w:line="240" w:lineRule="auto" w:after="20"/>
+              <w:ind w:firstLine="0"/>
+              <w:jc w:val="left"/>
+            </w:pPr>
+            <w:r>
+              <w:rPr>
+                <w:sz w:val="17"/>
+              </w:rPr>
+              <w:t xml:space="preserve">PENDIENTE</w:t>
+            </w:r>
+          </w:p>
+        </w:tc>
+      </w:tr>
+      <w:tr>
+        <w:tc>
+          <w:tcPr/>
+          <w:p>
+            <w:pPr>
+              <w:pStyle w:val="Compact"/>
+              <w:spacing w:line="240" w:lineRule="auto" w:after="20"/>
+              <w:ind w:firstLine="0"/>
+              <w:jc w:val="left"/>
+            </w:pPr>
+            <w:r>
+              <w:rPr>
+                <w:sz w:val="17"/>
+              </w:rPr>
+              <w:t xml:space="preserve">AC-08</w:t>
+            </w:r>
+          </w:p>
+        </w:tc>
+        <w:tc>
+          <w:tcPr/>
+          <w:p>
+            <w:pPr>
+              <w:pStyle w:val="Compact"/>
+              <w:spacing w:line="240" w:lineRule="auto" w:after="20"/>
+              <w:ind w:firstLine="0"/>
+              <w:jc w:val="left"/>
+            </w:pPr>
+            <w:r>
+              <w:rPr>
+                <w:sz w:val="17"/>
+              </w:rPr>
+              <w:t xml:space="preserve">Documentación anterior contenía archivos vacíos</w:t>
+            </w:r>
+          </w:p>
+        </w:tc>
+        <w:tc>
+          <w:tcPr/>
+          <w:p>
+            <w:pPr>
+              <w:pStyle w:val="Compact"/>
+              <w:spacing w:line="240" w:lineRule="auto" w:after="20"/>
+              <w:ind w:firstLine="0"/>
+              <w:jc w:val="left"/>
+            </w:pPr>
+            <w:r>
+              <w:rPr>
+                <w:sz w:val="17"/>
+              </w:rPr>
+              <w:t xml:space="preserve">Conservar expedientes desarrollados y originales</w:t>
+            </w:r>
+          </w:p>
+        </w:tc>
+        <w:tc>
+          <w:tcPr/>
+          <w:p>
+            <w:pPr>
+              <w:pStyle w:val="Compact"/>
+              <w:spacing w:line="240" w:lineRule="auto" w:after="20"/>
+              <w:ind w:firstLine="0"/>
+              <w:jc w:val="left"/>
+            </w:pPr>
+            <w:r>
+              <w:rPr>
+                <w:sz w:val="17"/>
+              </w:rPr>
+              <w:t xml:space="preserve">inventario sin vacíos ni bajas no revisadas</w:t>
+            </w:r>
+          </w:p>
+        </w:tc>
+        <w:tc>
+          <w:tcPr/>
+          <w:p>
+            <w:pPr>
+              <w:pStyle w:val="Compact"/>
+              <w:spacing w:line="240" w:lineRule="auto" w:after="20"/>
+              <w:ind w:firstLine="0"/>
+              <w:jc w:val="left"/>
+            </w:pPr>
+            <w:r>
+              <w:rPr>
+                <w:sz w:val="17"/>
+              </w:rPr>
+              <w:t xml:space="preserve">DOCUMENTAL</w:t>
+            </w:r>
+          </w:p>
+        </w:tc>
+      </w:tr>
+    </w:tbl>
     <w:bookmarkEnd w:id="37"/>
+    <w:bookmarkStart w:id="41" w:name="Xde49090a11e911413dab516400a947c63e043ac"/>
+    <w:p>
+      <w:pPr>
+        <w:pStyle w:val="Heading2"/>
+        <w:keepNext/>
+        <w:spacing w:line="264" w:lineRule="auto"/>
+      </w:pPr>
+      <w:r>
+        <w:t xml:space="preserve">15. Análisis de causa raíz y verificación de eficacia</w:t>
+      </w:r>
+    </w:p>
+    <w:p>
+      <w:pPr>
+        <w:pStyle w:val="FirstParagraph"/>
+        <w:spacing w:line="396" w:lineRule="auto" w:after="100"/>
+      </w:pPr>
+      <w:r>
+        <w:t xml:space="preserve">Toda no conformidad debe registrar fecha, identificador, evidencia y riesgo de continuidad. Usar los cinco porqués o diagrama causal con participantes reales, documentando hechos y no suposiciones. La acción correctiva debe demostrar que la causa fue tratada (por ejemplo, pruebas idempotentes de doble webhook), mientras una acción preventiva verifica que otras rutas del mismo dominio cumplen la regla. Sin test de regresión y aprobación, el caso sigue abierto.</w:t>
+      </w:r>
+    </w:p>
+    <w:p>
+      <w:pPr>
+        <w:pStyle w:val="CaptionedFigure"/>
+        <w:spacing w:line="396" w:lineRule="auto" w:after="100"/>
+      </w:pPr>
+      <w:r>
+        <w:drawing>
+          <wp:inline>
+            <wp:extent cx="5943600" cy="919333"/>
+            <wp:effectExtent b="0" l="0" r="0" t="0"/>
+            <wp:docPr descr="10_CICLO_QA" title="" id="39" name="Picture"/>
+            <a:graphic>
+              <a:graphicData uri="http://schemas.openxmlformats.org/drawingml/2006/picture">
+                <pic:pic>
+                  <pic:nvPicPr>
+                    <pic:cNvPr descr="recursos/10_CICLO_QA.png" id="40" name="Picture"/>
+                    <pic:cNvPicPr>
+                      <a:picLocks noChangeArrowheads="1" noChangeAspect="1"/>
+                    </pic:cNvPicPr>
+                  </pic:nvPicPr>
+                  <pic:blipFill>
+                    <a:blip r:embed="rId38"/>
+                    <a:stretch>
+                      <a:fillRect/>
+                    </a:stretch>
+                  </pic:blipFill>
+                  <pic:spPr bwMode="auto">
+                    <a:xfrm>
+                      <a:off x="0" y="0"/>
+                      <a:ext cx="5943600" cy="919333"/>
+                    </a:xfrm>
+                    <a:prstGeom prst="rect">
+                      <a:avLst/>
+                    </a:prstGeom>
+                    <a:noFill/>
+                    <a:ln w="9525">
+                      <a:noFill/>
+                      <a:headEnd/>
+                      <a:tailEnd/>
+                    </a:ln>
+                  </pic:spPr>
+                </pic:pic>
+              </a:graphicData>
+            </a:graphic>
+          </wp:inline>
+        </w:drawing>
+      </w:r>
+    </w:p>
+    <w:p>
+      <w:pPr>
+        <w:pStyle w:val="ImageCaption"/>
+        <w:spacing w:line="396" w:lineRule="auto" w:after="100"/>
+      </w:pPr>
+      <w:r>
+        <w:t xml:space="preserve">10_CICLO_QA</w:t>
+      </w:r>
+    </w:p>
+    <w:p>
+      <w:pPr>
+        <w:pStyle w:val="BodyText"/>
+        <w:spacing w:line="396" w:lineRule="auto" w:after="100"/>
+      </w:pPr>
+      <w:r>
+        <w:rPr>
+          <w:i/>
+          <w:iCs/>
+        </w:rPr>
+        <w:t xml:space="preserve">Nota. Elaboración para el estudio de caso SaborExpress; las figuras no certifican operaciones desplegadas.</w:t>
+      </w:r>
+    </w:p>
+    <w:bookmarkEnd w:id="41"/>
+    <w:bookmarkEnd w:id="42"/>
     <w:sectPr>
-      <w:headerReference r:id="rId9" w:type="default"/>
-      <w:pgMar w:bottom="1440" w:left="1440" w:right="1440" w:top="1440"/>
+      <w:footerReference w:type="default" r:id="rId10"/>
+      <w:pgSz w:h="15840" w:w="12240"/>
+      <w:pgMar w:bottom="1440" w:left="1440" w:right="1440" w:top="1440" w:header="691" w:footer="720"/>
     </w:sectPr>
   </w:body>
 </w:document>
@@ -4847,6 +5624,24 @@
 <w:comments xmlns:w="http://schemas.openxmlformats.org/wordprocessingml/2006/main" xmlns:m="http://schemas.openxmlformats.org/officeDocument/2006/math" xmlns:r="http://schemas.openxmlformats.org/officeDocument/2006/relationships" xmlns:o="urn:schemas-microsoft-com:office:office" xmlns:v="urn:schemas-microsoft-com:vml" xmlns:w10="urn:schemas-microsoft-com:office:word" xmlns:a="http://schemas.openxmlformats.org/drawingml/2006/main" xmlns:pic="http://schemas.openxmlformats.org/drawingml/2006/picture" xmlns:wp="http://schemas.openxmlformats.org/drawingml/2006/wordprocessingDrawing"/>
 </file>
 
+<file path=word/footer1.xml><?xml version="1.0" encoding="utf-8"?>
+<w:ftr xmlns:m="http://schemas.openxmlformats.org/officeDocument/2006/math" xmlns:mc="http://schemas.openxmlformats.org/markup-compatibility/2006" xmlns:mo="http://schemas.microsoft.com/office/mac/office/2008/main" xmlns:mv="urn:schemas-microsoft-com:mac:vml" xmlns:o="urn:schemas-microsoft-com:office:office" xmlns:r="http://schemas.openxmlformats.org/officeDocument/2006/relationships" xmlns:v="urn:schemas-microsoft-com:vml" xmlns:w10="urn:schemas-microsoft-com:office:word" xmlns:w14="http://schemas.microsoft.com/office/word/2010/wordml" xmlns:w="http://schemas.openxmlformats.org/wordprocessingml/2006/main" xmlns:wne="http://schemas.microsoft.com/office/word/2006/wordml" xmlns:wp14="http://schemas.microsoft.com/office/word/2010/wordprocessingDrawing" xmlns:wp="http://schemas.openxmlformats.org/drawingml/2006/wordprocessingDrawing" xmlns:wpc="http://schemas.microsoft.com/office/word/2010/wordprocessingCanvas" xmlns:wpg="http://schemas.microsoft.com/office/word/2010/wordprocessingGroup" xmlns:wpi="http://schemas.microsoft.com/office/word/2010/wordprocessingInk" xmlns:wps="http://schemas.microsoft.com/office/word/2010/wordprocessingShape" mc:Ignorable="w14 wp14">
+  <w:p>
+    <w:pPr>
+      <w:pStyle w:val="Footer"/>
+      <w:jc w:val="right"/>
+    </w:pPr>
+    <w:r>
+      <w:rPr>
+        <w:sz w:val="16"/>
+      </w:rPr>
+      <w:t xml:space="preserve">SaborExpress | Yerson Stiven Cuellar Rubiano | Ficha 3145555 | Página </w:t>
+    </w:r>
+    <w:fldSimple w:instr="PAGE"/>
+  </w:p>
+</w:ftr>
+</file>
+
 <file path=word/footnotes.xml><?xml version="1.0" encoding="utf-8"?>
 <w:footnotes xmlns:w="http://schemas.openxmlformats.org/wordprocessingml/2006/main" xmlns:m="http://schemas.openxmlformats.org/officeDocument/2006/math" xmlns:r="http://schemas.openxmlformats.org/officeDocument/2006/relationships" xmlns:o="urn:schemas-microsoft-com:office:office" xmlns:v="urn:schemas-microsoft-com:vml" xmlns:w10="urn:schemas-microsoft-com:office:word" xmlns:a="http://schemas.openxmlformats.org/drawingml/2006/main" xmlns:pic="http://schemas.openxmlformats.org/drawingml/2006/picture" xmlns:wp="http://schemas.openxmlformats.org/drawingml/2006/wordprocessingDrawing">
   <w:footnote w:type="continuationSeparator" w:id="0">
@@ -4864,18 +5659,6 @@
     </w:p>
   </w:footnote>
 </w:footnotes>
-</file>
-
-<file path=word/header1.xml><?xml version="1.0" encoding="utf-8"?>
-<w:hdr xmlns:m="http://schemas.openxmlformats.org/officeDocument/2006/math" xmlns:mc="http://schemas.openxmlformats.org/markup-compatibility/2006" xmlns:mo="http://schemas.microsoft.com/office/mac/office/2008/main" xmlns:mv="urn:schemas-microsoft-com:mac:vml" xmlns:o="urn:schemas-microsoft-com:office:office" xmlns:r="http://schemas.openxmlformats.org/officeDocument/2006/relationships" xmlns:v="urn:schemas-microsoft-com:vml" xmlns:w10="urn:schemas-microsoft-com:office:word" xmlns:w14="http://schemas.microsoft.com/office/word/2010/wordml" xmlns:w="http://schemas.openxmlformats.org/wordprocessingml/2006/main" xmlns:wne="http://schemas.microsoft.com/office/word/2006/wordml" xmlns:wp14="http://schemas.microsoft.com/office/word/2010/wordprocessingDrawing" xmlns:wp="http://schemas.openxmlformats.org/drawingml/2006/wordprocessingDrawing" xmlns:wpc="http://schemas.microsoft.com/office/word/2010/wordprocessingCanvas" xmlns:wpg="http://schemas.microsoft.com/office/word/2010/wordprocessingGroup" xmlns:wpi="http://schemas.microsoft.com/office/word/2010/wordprocessingInk" xmlns:wps="http://schemas.microsoft.com/office/word/2010/wordprocessingShape" mc:Ignorable="w14 wp14">
-  <w:p>
-    <w:pPr>
-      <w:pStyle w:val="Header"/>
-      <w:jc w:val="right"/>
-    </w:pPr>
-    <w:fldSimple w:instr="PAGE"/>
-  </w:p>
-</w:hdr>
 </file>
 
 <file path=word/numbering.xml><?xml version="1.0" encoding="utf-8"?>
@@ -5063,12 +5846,11 @@
     <w:name w:val="Normal"/>
     <w:qFormat/>
     <w:pPr>
-      <w:spacing w:after="0" w:line="480" w:lineRule="auto"/>
-      <w:ind w:firstLine="720"/>
+      <w:spacing w:after="60" w:line="360" w:lineRule="auto"/>
     </w:pPr>
     <w:rPr>
       <w:rFonts w:ascii="Times New Roman" w:hAnsi="Times New Roman"/>
-      <w:color w:val="000000"/>
+      <w:color w:val="191E28"/>
       <w:sz w:val="24"/>
     </w:rPr>
   </w:style>
@@ -5078,27 +5860,35 @@
     <w:link w:val="BodyTextChar"/>
     <w:qFormat/>
     <w:pPr>
-      <w:spacing w:after="180" w:before="180"/>
+      <w:spacing w:after="60" w:before="180" w:line="360" w:lineRule="auto"/>
     </w:pPr>
+    <w:rPr>
+      <w:rFonts w:ascii="Times New Roman" w:hAnsi="Times New Roman"/>
+      <w:color w:val="191E28"/>
+      <w:sz w:val="24"/>
+    </w:rPr>
   </w:style>
   <w:style w:customStyle="1" w:styleId="FirstParagraph" w:type="paragraph">
     <w:name w:val="First Paragraph"/>
     <w:basedOn w:val="BodyText"/>
     <w:next w:val="BodyText"/>
     <w:qFormat/>
+    <w:pPr>
+      <w:spacing w:after="60" w:line="360" w:lineRule="auto"/>
+    </w:pPr>
+    <w:rPr>
+      <w:rFonts w:ascii="Times New Roman" w:hAnsi="Times New Roman"/>
+      <w:color w:val="191E28"/>
+      <w:sz w:val="24"/>
+    </w:rPr>
   </w:style>
   <w:style w:customStyle="1" w:styleId="Compact" w:type="paragraph">
     <w:name w:val="Compact"/>
     <w:basedOn w:val="BodyText"/>
     <w:qFormat/>
     <w:pPr>
-      <w:spacing w:after="0" w:before="36" w:line="240" w:lineRule="auto"/>
-      <w:ind w:firstLine="0"/>
+      <w:spacing w:after="36" w:before="36"/>
     </w:pPr>
-    <w:rPr>
-      <w:rFonts w:ascii="Times New Roman" w:hAnsi="Times New Roman"/>
-      <w:sz w:val="20"/>
-    </w:rPr>
   </w:style>
   <w:style w:styleId="Title" w:type="paragraph">
     <w:name w:val="Title"/>
@@ -5108,16 +5898,15 @@
     <w:pPr>
       <w:keepNext/>
       <w:keepLines/>
-      <w:spacing w:after="40" w:before="120" w:line="480" w:lineRule="auto"/>
-      <w:ind w:firstLine="0"/>
+      <w:spacing w:after="240" w:before="480"/>
       <w:jc w:val="center"/>
     </w:pPr>
     <w:rPr>
-      <w:rFonts w:ascii="Times New Roman" w:asciiTheme="majorHAnsi" w:cstheme="majorBidi" w:eastAsiaTheme="majorEastAsia" w:hAnsi="Times New Roman" w:hAnsiTheme="majorHAnsi"/>
+      <w:rFonts w:asciiTheme="majorHAnsi" w:cstheme="majorBidi" w:eastAsiaTheme="majorEastAsia" w:hAnsiTheme="majorHAnsi"/>
       <w:b/>
       <w:bCs/>
-      <w:color w:val="000000"/>
-      <w:sz w:val="24"/>
+      <w:color w:themeColor="accent1" w:themeShade="B5" w:val="345A8A"/>
+      <w:sz w:val="36"/>
       <w:szCs w:val="36"/>
     </w:rPr>
   </w:style>
@@ -5214,7 +6003,7 @@
       <w:rFonts w:asciiTheme="majorHAnsi" w:cstheme="majorBidi" w:eastAsiaTheme="majorEastAsia" w:hAnsiTheme="majorHAnsi"/>
       <w:b/>
       <w:bCs/>
-      <w:color w:val="000000"/>
+      <w:color w:themeColor="accent1" w:val="4F81BD"/>
       <w:sz w:val="32"/>
       <w:szCs w:val="32"/>
     </w:rPr>
@@ -5236,7 +6025,7 @@
       <w:rFonts w:asciiTheme="majorHAnsi" w:cstheme="majorBidi" w:eastAsiaTheme="majorEastAsia" w:hAnsiTheme="majorHAnsi"/>
       <w:b/>
       <w:bCs/>
-      <w:color w:val="000000"/>
+      <w:color w:themeColor="accent1" w:val="4F81BD"/>
       <w:sz w:val="28"/>
       <w:szCs w:val="28"/>
     </w:rPr>
@@ -5258,7 +6047,7 @@
       <w:rFonts w:asciiTheme="majorHAnsi" w:cstheme="majorBidi" w:eastAsiaTheme="majorEastAsia" w:hAnsiTheme="majorHAnsi"/>
       <w:b/>
       <w:bCs/>
-      <w:color w:val="000000"/>
+      <w:color w:themeColor="accent1" w:val="4F81BD"/>
       <w:sz w:val="24"/>
       <w:szCs w:val="24"/>
     </w:rPr>
@@ -5431,7 +6220,7 @@
     <w:qFormat/>
     <w:rPr>
       <w:rFonts w:ascii="Times New Roman" w:hAnsi="Times New Roman"/>
-      <w:sz w:val="18"/>
+      <w:sz w:val="20"/>
     </w:rPr>
     <w:tblPr>
       <w:tblInd w:type="dxa" w:w="0"/>
